--- a/pledge-cash/参考文献核查清单.docx
+++ b/pledge-cash/参考文献核查清单.docx
@@ -39,7 +39,7 @@
           <w:b w:val="0"/>
           <w:sz w:val="21"/>
         </w:rPr>
-        <w:t xml:space="preserve"> 第六部分「主要参考文献」共 56 条，外加正文中的政策文件与一处已替换的引用。</w:t>
+        <w:t xml:space="preserve"> 第六部分「主要参考文献」共 63 条（原 56 条，本轮新增 7 条近年文献），外加正文中的政策文件与一处已替换的引用。</w:t>
       </w:r>
     </w:p>
     <w:p>
@@ -49,7 +49,30 @@
           <w:b w:val="0"/>
           <w:sz w:val="21"/>
         </w:rPr>
-        <w:t>核查方式：用网络搜索逐条检索题目、作者、期刊、年份、卷期、页码。开题报告正文未做任何改动。</w:t>
+        <w:t>核查方式：用网络搜索逐条检索题目、作者、期刊、年份、卷期、页码。</w:t>
+      </w:r>
+    </w:p>
+    <w:p>
+      <w:pPr>
+        <w:ind w:left="340"/>
+      </w:pPr>
+      <w:r>
+        <w:rPr>
+          <w:rFonts w:ascii="Times New Roman" w:hAnsi="Times New Roman" w:eastAsia="SimSun"/>
+          <w:b/>
+          <w:color w:val="595959"/>
+          <w:sz w:val="21"/>
+        </w:rPr>
+        <w:t>编号已变更</w:t>
+      </w:r>
+      <w:r>
+        <w:rPr>
+          <w:rFonts w:ascii="Times New Roman" w:hAnsi="Times New Roman" w:eastAsia="SimSun"/>
+          <w:b w:val="0"/>
+          <w:color w:val="595959"/>
+          <w:sz w:val="21"/>
+        </w:rPr>
+        <w:t>：新增文献后，参考文献表按「外文在前、中文在后」重新排序编号，本清单中的序号均为新编号。正文采用「作者（年份）」引用，编号变动不影响正文。</w:t>
       </w:r>
     </w:p>
     <w:p>
@@ -263,7 +286,7 @@
                 <w:b w:val="0"/>
                 <w:sz w:val="19"/>
               </w:rPr>
-              <w:t>[44]、[48]、[52]</w:t>
+              <w:t>[52]、[56]、[61]</w:t>
             </w:r>
           </w:p>
         </w:tc>
@@ -303,7 +326,7 @@
                 <w:b w:val="0"/>
                 <w:sz w:val="19"/>
               </w:rPr>
-              <w:t>4</w:t>
+              <w:t>3</w:t>
             </w:r>
           </w:p>
         </w:tc>
@@ -322,7 +345,7 @@
                 <w:b w:val="0"/>
                 <w:sz w:val="19"/>
               </w:rPr>
-              <w:t>[27]、[30]、[41]、[51]</w:t>
+              <w:t>[38]、[49]、[60]</w:t>
             </w:r>
           </w:p>
         </w:tc>
@@ -362,7 +385,7 @@
                 <w:b w:val="0"/>
                 <w:sz w:val="19"/>
               </w:rPr>
-              <w:t>4</w:t>
+              <w:t>5</w:t>
             </w:r>
           </w:p>
         </w:tc>
@@ -381,7 +404,7 @@
                 <w:b w:val="0"/>
                 <w:sz w:val="19"/>
               </w:rPr>
-              <w:t>[36]、[46]、[53]、[54]</w:t>
+              <w:t>[44]、[54]、[57]、[62]、[63]</w:t>
             </w:r>
           </w:p>
         </w:tc>
@@ -421,7 +444,7 @@
                 <w:b w:val="0"/>
                 <w:sz w:val="19"/>
               </w:rPr>
-              <w:t>45</w:t>
+              <w:t>52</w:t>
             </w:r>
           </w:p>
         </w:tc>
@@ -440,7 +463,7 @@
                 <w:b w:val="0"/>
                 <w:sz w:val="19"/>
               </w:rPr>
-              <w:t>其余各条</w:t>
+              <w:t>其余各条（含本轮新增的 6 条，[34] 的正文表述已改正）</w:t>
             </w:r>
           </w:p>
         </w:tc>
@@ -589,7 +612,7 @@
                 <w:b/>
                 <w:sz w:val="19"/>
               </w:rPr>
-              <w:t>[44]</w:t>
+              <w:t>[52]</w:t>
             </w:r>
           </w:p>
         </w:tc>
@@ -683,7 +706,7 @@
                 <w:b/>
                 <w:sz w:val="19"/>
               </w:rPr>
-              <w:t>[48]</w:t>
+              <w:t>[56]</w:t>
             </w:r>
           </w:p>
         </w:tc>
@@ -777,7 +800,7 @@
                 <w:b/>
                 <w:sz w:val="19"/>
               </w:rPr>
-              <w:t>[52]</w:t>
+              <w:t>[61]</w:t>
             </w:r>
           </w:p>
         </w:tc>
@@ -855,7 +878,7 @@
                 <w:b/>
                 <w:sz w:val="19"/>
               </w:rPr>
-              <w:t>[27]</w:t>
+              <w:t>[34]</w:t>
             </w:r>
           </w:p>
         </w:tc>
@@ -893,15 +916,7 @@
                 <w:b w:val="0"/>
                 <w:sz w:val="19"/>
               </w:rPr>
-              <w:t>⚠️ 文献无误，</w:t>
-            </w:r>
-            <w:r>
-              <w:rPr>
-                <w:rFonts w:ascii="Times New Roman" w:hAnsi="Times New Roman" w:eastAsia="SimSun"/>
-                <w:b/>
-                <w:sz w:val="19"/>
-              </w:rPr>
-              <w:t>正文表述有误</w:t>
+              <w:t>✅ 正文表述已改正</w:t>
             </w:r>
           </w:p>
         </w:tc>
@@ -952,7 +967,7 @@
                 <w:b w:val="0"/>
                 <w:sz w:val="19"/>
               </w:rPr>
-              <w:t>经验证据」，应改为「基于中国上市公司交易数据考察了内部人质押资金的去向」</w:t>
+              <w:t>经验证据」，本轮已改为「基于中国上市公司的质押交易数据发现，为上市公司本身融资的质押交易仅占17.4%」，并移至文献综述第 3 小节讨论资金去向的位置</w:t>
             </w:r>
           </w:p>
         </w:tc>
@@ -973,7 +988,7 @@
                 <w:b/>
                 <w:sz w:val="19"/>
               </w:rPr>
-              <w:t>[30]</w:t>
+              <w:t>[38]</w:t>
             </w:r>
           </w:p>
         </w:tc>
@@ -1083,7 +1098,7 @@
                 <w:b/>
                 <w:sz w:val="19"/>
               </w:rPr>
-              <w:t>[41]</w:t>
+              <w:t>[49]</w:t>
             </w:r>
           </w:p>
         </w:tc>
@@ -1193,7 +1208,7 @@
                 <w:b/>
                 <w:sz w:val="19"/>
               </w:rPr>
-              <w:t>[51]</w:t>
+              <w:t>[60]</w:t>
             </w:r>
           </w:p>
         </w:tc>
@@ -1287,7 +1302,7 @@
                 <w:b w:val="0"/>
                 <w:sz w:val="19"/>
               </w:rPr>
-              <w:t>[36]</w:t>
+              <w:t>[44]</w:t>
             </w:r>
           </w:p>
         </w:tc>
@@ -1365,7 +1380,7 @@
                 <w:b w:val="0"/>
                 <w:sz w:val="19"/>
               </w:rPr>
-              <w:t>[46]</w:t>
+              <w:t>[54]</w:t>
             </w:r>
           </w:p>
         </w:tc>
@@ -1443,7 +1458,109 @@
                 <w:b w:val="0"/>
                 <w:sz w:val="19"/>
               </w:rPr>
-              <w:t>[53]</w:t>
+              <w:t>[57]</w:t>
+            </w:r>
+          </w:p>
+        </w:tc>
+        <w:tc>
+          <w:tcPr>
+            <w:tcW w:type="dxa" w:w="2409"/>
+          </w:tcPr>
+          <w:p>
+            <w:pPr>
+              <w:spacing w:after="0"/>
+            </w:pPr>
+            <w:r/>
+            <w:r>
+              <w:rPr>
+                <w:rFonts w:ascii="Times New Roman" w:hAnsi="Times New Roman" w:eastAsia="SimSun"/>
+                <w:b w:val="0"/>
+                <w:sz w:val="19"/>
+              </w:rPr>
+              <w:t>连玉君，刘畅．质押新规、股价崩盘风险与公司价值．中山大学学报（社会科学版），2021，61(5)</w:t>
+            </w:r>
+          </w:p>
+        </w:tc>
+        <w:tc>
+          <w:tcPr>
+            <w:tcW w:type="dxa" w:w="2409"/>
+          </w:tcPr>
+          <w:p>
+            <w:pPr>
+              <w:spacing w:after="0"/>
+            </w:pPr>
+            <w:r/>
+            <w:r>
+              <w:rPr>
+                <w:rFonts w:ascii="Times New Roman" w:hAnsi="Times New Roman" w:eastAsia="SimSun"/>
+                <w:b w:val="0"/>
+                <w:sz w:val="19"/>
+              </w:rPr>
+              <w:t xml:space="preserve">🔹 </w:t>
+            </w:r>
+            <w:r>
+              <w:rPr>
+                <w:rFonts w:ascii="Times New Roman" w:hAnsi="Times New Roman" w:eastAsia="SimSun"/>
+                <w:b/>
+                <w:sz w:val="19"/>
+              </w:rPr>
+              <w:t>缺页码（本轮新增）</w:t>
+            </w:r>
+          </w:p>
+        </w:tc>
+        <w:tc>
+          <w:tcPr>
+            <w:tcW w:type="dxa" w:w="2409"/>
+          </w:tcPr>
+          <w:p>
+            <w:pPr>
+              <w:spacing w:after="0"/>
+            </w:pPr>
+            <w:r/>
+            <w:r>
+              <w:rPr>
+                <w:rFonts w:ascii="Times New Roman" w:hAnsi="Times New Roman" w:eastAsia="SimSun"/>
+                <w:b w:val="0"/>
+                <w:sz w:val="19"/>
+              </w:rPr>
+              <w:t>作者、题目、期刊、卷期、研究内容均已核实；检索到起始页为 182，但止页未能查到（原文 PDF 所在网站在当前环境无法访问）。</w:t>
+            </w:r>
+            <w:r>
+              <w:rPr>
+                <w:rFonts w:ascii="Times New Roman" w:hAnsi="Times New Roman" w:eastAsia="SimSun"/>
+                <w:b/>
+                <w:sz w:val="19"/>
+              </w:rPr>
+              <w:t>请在知网补上页码</w:t>
+            </w:r>
+            <w:r>
+              <w:rPr>
+                <w:rFonts w:ascii="Times New Roman" w:hAnsi="Times New Roman" w:eastAsia="SimSun"/>
+                <w:b w:val="0"/>
+                <w:sz w:val="19"/>
+              </w:rPr>
+              <w:t>，格式为「61(5)：182-××」</w:t>
+            </w:r>
+          </w:p>
+        </w:tc>
+      </w:tr>
+      <w:tr>
+        <w:tc>
+          <w:tcPr>
+            <w:tcW w:type="dxa" w:w="2409"/>
+          </w:tcPr>
+          <w:p>
+            <w:pPr>
+              <w:spacing w:after="0"/>
+            </w:pPr>
+            <w:r/>
+            <w:r>
+              <w:rPr>
+                <w:rFonts w:ascii="Times New Roman" w:hAnsi="Times New Roman" w:eastAsia="SimSun"/>
+                <w:b w:val="0"/>
+                <w:sz w:val="19"/>
+              </w:rPr>
+              <w:t>[62]</w:t>
             </w:r>
           </w:p>
         </w:tc>
@@ -1521,7 +1638,7 @@
                 <w:b w:val="0"/>
                 <w:sz w:val="19"/>
               </w:rPr>
-              <w:t>[54]</w:t>
+              <w:t>[63]</w:t>
             </w:r>
           </w:p>
         </w:tc>
@@ -1595,7 +1712,7 @@
           <w:b/>
           <w:sz w:val="26"/>
         </w:rPr>
-        <w:t>三、核实无误的条目（45 条）</w:t>
+        <w:t>三、核实无误的原有条目（45 条；新增的 6 条见第四部分）</w:t>
       </w:r>
     </w:p>
     <w:tbl>
@@ -1688,7 +1805,7 @@
                 <w:b w:val="0"/>
                 <w:sz w:val="19"/>
               </w:rPr>
-              <w:t>[1]—[8]、[11]—[19]、[23]、[24]、[55]、[56]</w:t>
+              <w:t>[1]—[8]、[12]—[22]、[26]、[27]</w:t>
             </w:r>
           </w:p>
         </w:tc>
@@ -1806,7 +1923,7 @@
                 <w:b w:val="0"/>
                 <w:sz w:val="19"/>
               </w:rPr>
-              <w:t>[10]</w:t>
+              <w:t>[11]</w:t>
             </w:r>
           </w:p>
         </w:tc>
@@ -1865,7 +1982,7 @@
                 <w:b w:val="0"/>
                 <w:sz w:val="19"/>
               </w:rPr>
-              <w:t>[20]</w:t>
+              <w:t>[23]</w:t>
             </w:r>
           </w:p>
         </w:tc>
@@ -1924,7 +2041,7 @@
                 <w:b w:val="0"/>
                 <w:sz w:val="19"/>
               </w:rPr>
-              <w:t>[21]</w:t>
+              <w:t>[24]</w:t>
             </w:r>
           </w:p>
         </w:tc>
@@ -1983,7 +2100,7 @@
                 <w:b w:val="0"/>
                 <w:sz w:val="19"/>
               </w:rPr>
-              <w:t>[22]</w:t>
+              <w:t>[25]</w:t>
             </w:r>
           </w:p>
         </w:tc>
@@ -2042,7 +2159,7 @@
                 <w:b w:val="0"/>
                 <w:sz w:val="19"/>
               </w:rPr>
-              <w:t>[25]</w:t>
+              <w:t>[28]</w:t>
             </w:r>
           </w:p>
         </w:tc>
@@ -2101,7 +2218,7 @@
                 <w:b w:val="0"/>
                 <w:sz w:val="19"/>
               </w:rPr>
-              <w:t>[26]</w:t>
+              <w:t>[30]</w:t>
             </w:r>
           </w:p>
         </w:tc>
@@ -2160,7 +2277,7 @@
                 <w:b w:val="0"/>
                 <w:sz w:val="19"/>
               </w:rPr>
-              <w:t>[28]</w:t>
+              <w:t>[36]</w:t>
             </w:r>
           </w:p>
         </w:tc>
@@ -2219,7 +2336,7 @@
                 <w:b w:val="0"/>
                 <w:sz w:val="19"/>
               </w:rPr>
-              <w:t>[29]</w:t>
+              <w:t>[37]</w:t>
             </w:r>
           </w:p>
         </w:tc>
@@ -2278,7 +2395,7 @@
                 <w:b w:val="0"/>
                 <w:sz w:val="19"/>
               </w:rPr>
-              <w:t>[31]</w:t>
+              <w:t>[39]</w:t>
             </w:r>
           </w:p>
         </w:tc>
@@ -2337,7 +2454,7 @@
                 <w:b w:val="0"/>
                 <w:sz w:val="19"/>
               </w:rPr>
-              <w:t>[32]</w:t>
+              <w:t>[40]</w:t>
             </w:r>
           </w:p>
         </w:tc>
@@ -2396,7 +2513,7 @@
                 <w:b w:val="0"/>
                 <w:sz w:val="19"/>
               </w:rPr>
-              <w:t>[33]</w:t>
+              <w:t>[41]</w:t>
             </w:r>
           </w:p>
         </w:tc>
@@ -2455,7 +2572,7 @@
                 <w:b w:val="0"/>
                 <w:sz w:val="19"/>
               </w:rPr>
-              <w:t>[34]</w:t>
+              <w:t>[42]</w:t>
             </w:r>
           </w:p>
         </w:tc>
@@ -2514,7 +2631,7 @@
                 <w:b w:val="0"/>
                 <w:sz w:val="19"/>
               </w:rPr>
-              <w:t>[35]</w:t>
+              <w:t>[43]</w:t>
             </w:r>
           </w:p>
         </w:tc>
@@ -2573,7 +2690,7 @@
                 <w:b w:val="0"/>
                 <w:sz w:val="19"/>
               </w:rPr>
-              <w:t>[37]</w:t>
+              <w:t>[45]</w:t>
             </w:r>
           </w:p>
         </w:tc>
@@ -2632,7 +2749,7 @@
                 <w:b w:val="0"/>
                 <w:sz w:val="19"/>
               </w:rPr>
-              <w:t>[38]</w:t>
+              <w:t>[46]</w:t>
             </w:r>
           </w:p>
         </w:tc>
@@ -2699,7 +2816,7 @@
                 <w:b w:val="0"/>
                 <w:sz w:val="19"/>
               </w:rPr>
-              <w:t>[39]</w:t>
+              <w:t>[47]</w:t>
             </w:r>
           </w:p>
         </w:tc>
@@ -2758,7 +2875,7 @@
                 <w:b w:val="0"/>
                 <w:sz w:val="19"/>
               </w:rPr>
-              <w:t>[40]</w:t>
+              <w:t>[48]</w:t>
             </w:r>
           </w:p>
         </w:tc>
@@ -2817,7 +2934,7 @@
                 <w:b w:val="0"/>
                 <w:sz w:val="19"/>
               </w:rPr>
-              <w:t>[42]</w:t>
+              <w:t>[50]</w:t>
             </w:r>
           </w:p>
         </w:tc>
@@ -2876,7 +2993,7 @@
                 <w:b w:val="0"/>
                 <w:sz w:val="19"/>
               </w:rPr>
-              <w:t>[43]</w:t>
+              <w:t>[51]</w:t>
             </w:r>
           </w:p>
         </w:tc>
@@ -2935,7 +3052,7 @@
                 <w:b w:val="0"/>
                 <w:sz w:val="19"/>
               </w:rPr>
-              <w:t>[45]</w:t>
+              <w:t>[53]</w:t>
             </w:r>
           </w:p>
         </w:tc>
@@ -2994,7 +3111,7 @@
                 <w:b w:val="0"/>
                 <w:sz w:val="19"/>
               </w:rPr>
-              <w:t>[47]</w:t>
+              <w:t>[55]</w:t>
             </w:r>
           </w:p>
         </w:tc>
@@ -3053,7 +3170,7 @@
                 <w:b w:val="0"/>
                 <w:sz w:val="19"/>
               </w:rPr>
-              <w:t>[49]</w:t>
+              <w:t>[58]</w:t>
             </w:r>
           </w:p>
         </w:tc>
@@ -3112,7 +3229,7 @@
                 <w:b w:val="0"/>
                 <w:sz w:val="19"/>
               </w:rPr>
-              <w:t>[50]</w:t>
+              <w:t>[59]</w:t>
             </w:r>
           </w:p>
         </w:tc>
@@ -3167,7 +3284,741 @@
           <w:b/>
           <w:sz w:val="26"/>
         </w:rPr>
-        <w:t>四、正文中的政策文件与其他引用</w:t>
+        <w:t>四、本轮新增的近年文献（7 条）</w:t>
+      </w:r>
+    </w:p>
+    <w:p>
+      <w:r>
+        <w:rPr>
+          <w:rFonts w:ascii="Times New Roman" w:hAnsi="Times New Roman" w:eastAsia="SimSun"/>
+          <w:b w:val="0"/>
+          <w:sz w:val="21"/>
+        </w:rPr>
+        <w:t>原参考文献表的中位年份为 2018 年，2022 年以后的仅 7 条，且没有一篇研究 2018 年质押新规的效果，而这正是本文 DID 的政策冲击。本轮补充了以下文献，并在正文相应位置补写了综述句子。</w:t>
+      </w:r>
+    </w:p>
+    <w:tbl>
+      <w:tblPr>
+        <w:tblStyle w:val="TableGrid"/>
+        <w:tblW w:type="auto" w:w="0"/>
+        <w:jc w:val="center"/>
+        <w:tblLook w:firstColumn="1" w:firstRow="1" w:lastColumn="0" w:lastRow="0" w:noHBand="0" w:noVBand="1" w:val="04A0"/>
+      </w:tblPr>
+      <w:tblGrid>
+        <w:gridCol w:w="2409"/>
+        <w:gridCol w:w="2409"/>
+        <w:gridCol w:w="2409"/>
+        <w:gridCol w:w="2409"/>
+      </w:tblGrid>
+      <w:tr>
+        <w:tc>
+          <w:tcPr>
+            <w:tcW w:type="dxa" w:w="2409"/>
+            <w:shd w:val="clear" w:color="auto" w:fill="E7E6E6"/>
+          </w:tcPr>
+          <w:p>
+            <w:pPr>
+              <w:spacing w:after="0"/>
+            </w:pPr>
+            <w:r/>
+            <w:r>
+              <w:rPr>
+                <w:rFonts w:ascii="Times New Roman" w:hAnsi="Times New Roman" w:eastAsia="SimSun"/>
+                <w:b/>
+                <w:sz w:val="19"/>
+              </w:rPr>
+              <w:t>序号</w:t>
+            </w:r>
+          </w:p>
+        </w:tc>
+        <w:tc>
+          <w:tcPr>
+            <w:tcW w:type="dxa" w:w="2409"/>
+            <w:shd w:val="clear" w:color="auto" w:fill="E7E6E6"/>
+          </w:tcPr>
+          <w:p>
+            <w:pPr>
+              <w:spacing w:after="0"/>
+            </w:pPr>
+            <w:r/>
+            <w:r>
+              <w:rPr>
+                <w:rFonts w:ascii="Times New Roman" w:hAnsi="Times New Roman" w:eastAsia="SimSun"/>
+                <w:b/>
+                <w:sz w:val="19"/>
+              </w:rPr>
+              <w:t>文献</w:t>
+            </w:r>
+          </w:p>
+        </w:tc>
+        <w:tc>
+          <w:tcPr>
+            <w:tcW w:type="dxa" w:w="2409"/>
+            <w:shd w:val="clear" w:color="auto" w:fill="E7E6E6"/>
+          </w:tcPr>
+          <w:p>
+            <w:pPr>
+              <w:spacing w:after="0"/>
+            </w:pPr>
+            <w:r/>
+            <w:r>
+              <w:rPr>
+                <w:rFonts w:ascii="Times New Roman" w:hAnsi="Times New Roman" w:eastAsia="SimSun"/>
+                <w:b/>
+                <w:sz w:val="19"/>
+              </w:rPr>
+              <w:t>放在正文哪里、说明什么</w:t>
+            </w:r>
+          </w:p>
+        </w:tc>
+        <w:tc>
+          <w:tcPr>
+            <w:tcW w:type="dxa" w:w="2409"/>
+            <w:shd w:val="clear" w:color="auto" w:fill="E7E6E6"/>
+          </w:tcPr>
+          <w:p>
+            <w:pPr>
+              <w:spacing w:after="0"/>
+            </w:pPr>
+            <w:r/>
+            <w:r>
+              <w:rPr>
+                <w:rFonts w:ascii="Times New Roman" w:hAnsi="Times New Roman" w:eastAsia="SimSun"/>
+                <w:b/>
+                <w:sz w:val="19"/>
+              </w:rPr>
+              <w:t>核查依据</w:t>
+            </w:r>
+          </w:p>
+        </w:tc>
+      </w:tr>
+      <w:tr>
+        <w:tc>
+          <w:tcPr>
+            <w:tcW w:type="dxa" w:w="2409"/>
+          </w:tcPr>
+          <w:p>
+            <w:pPr>
+              <w:spacing w:after="0"/>
+            </w:pPr>
+            <w:r/>
+            <w:r>
+              <w:rPr>
+                <w:rFonts w:ascii="Times New Roman" w:hAnsi="Times New Roman" w:eastAsia="SimSun"/>
+                <w:b w:val="0"/>
+                <w:sz w:val="19"/>
+              </w:rPr>
+              <w:t>[10]</w:t>
+            </w:r>
+          </w:p>
+        </w:tc>
+        <w:tc>
+          <w:tcPr>
+            <w:tcW w:type="dxa" w:w="2409"/>
+          </w:tcPr>
+          <w:p>
+            <w:pPr>
+              <w:spacing w:after="0"/>
+            </w:pPr>
+            <w:r/>
+            <w:r>
+              <w:rPr>
+                <w:rFonts w:ascii="Times New Roman" w:hAnsi="Times New Roman" w:eastAsia="SimSun"/>
+                <w:b w:val="0"/>
+                <w:sz w:val="19"/>
+              </w:rPr>
+              <w:t>Graham J R, Leary M T. The evolution of corporate cash. Review of Financial Studies, 2018, 31(11): 4288-4344</w:t>
+            </w:r>
+          </w:p>
+        </w:tc>
+        <w:tc>
+          <w:tcPr>
+            <w:tcW w:type="dxa" w:w="2409"/>
+          </w:tcPr>
+          <w:p>
+            <w:pPr>
+              <w:spacing w:after="0"/>
+            </w:pPr>
+            <w:r/>
+            <w:r>
+              <w:rPr>
+                <w:rFonts w:ascii="Times New Roman" w:hAnsi="Times New Roman" w:eastAsia="SimSun"/>
+                <w:b w:val="0"/>
+                <w:sz w:val="19"/>
+              </w:rPr>
+              <w:t>文献综述第 1 小节：美国平均现金持有的上升几乎完全来自新上市公司，同一公司内部并未上升。</w:t>
+            </w:r>
+            <w:r>
+              <w:rPr>
+                <w:rFonts w:ascii="Times New Roman" w:hAnsi="Times New Roman" w:eastAsia="SimSun"/>
+                <w:b/>
+                <w:sz w:val="19"/>
+              </w:rPr>
+              <w:t>与本文「负效应集中在上市初期公司」「U 型只存在于公司之间」两个发现直接呼应</w:t>
+            </w:r>
+          </w:p>
+        </w:tc>
+        <w:tc>
+          <w:tcPr>
+            <w:tcW w:type="dxa" w:w="2409"/>
+          </w:tcPr>
+          <w:p>
+            <w:pPr>
+              <w:spacing w:after="0"/>
+            </w:pPr>
+            <w:r/>
+            <w:r>
+              <w:rPr>
+                <w:rFonts w:ascii="Times New Roman" w:hAnsi="Times New Roman" w:eastAsia="SimSun"/>
+                <w:b w:val="0"/>
+                <w:sz w:val="19"/>
+              </w:rPr>
+              <w:t>✅ Oxford Academic、NBER</w:t>
+            </w:r>
+          </w:p>
+        </w:tc>
+      </w:tr>
+      <w:tr>
+        <w:tc>
+          <w:tcPr>
+            <w:tcW w:type="dxa" w:w="2409"/>
+          </w:tcPr>
+          <w:p>
+            <w:pPr>
+              <w:spacing w:after="0"/>
+            </w:pPr>
+            <w:r/>
+            <w:r>
+              <w:rPr>
+                <w:rFonts w:ascii="Times New Roman" w:hAnsi="Times New Roman" w:eastAsia="SimSun"/>
+                <w:b w:val="0"/>
+                <w:sz w:val="19"/>
+              </w:rPr>
+              <w:t>[29]</w:t>
+            </w:r>
+          </w:p>
+        </w:tc>
+        <w:tc>
+          <w:tcPr>
+            <w:tcW w:type="dxa" w:w="2409"/>
+          </w:tcPr>
+          <w:p>
+            <w:pPr>
+              <w:spacing w:after="0"/>
+            </w:pPr>
+            <w:r/>
+            <w:r>
+              <w:rPr>
+                <w:rFonts w:ascii="Times New Roman" w:hAnsi="Times New Roman" w:eastAsia="SimSun"/>
+                <w:b w:val="0"/>
+                <w:sz w:val="19"/>
+              </w:rPr>
+              <w:t>Cheng Z, Liu Z, Sun Y. Share pledging and financial constraints in China. Accounting &amp; Finance, 2021, 61(3): 4147-4189</w:t>
+            </w:r>
+          </w:p>
+        </w:tc>
+        <w:tc>
+          <w:tcPr>
+            <w:tcW w:type="dxa" w:w="2409"/>
+          </w:tcPr>
+          <w:p>
+            <w:pPr>
+              <w:spacing w:after="0"/>
+            </w:pPr>
+            <w:r/>
+            <w:r>
+              <w:rPr>
+                <w:rFonts w:ascii="Times New Roman" w:hAnsi="Times New Roman" w:eastAsia="SimSun"/>
+                <w:b w:val="0"/>
+                <w:sz w:val="19"/>
+              </w:rPr>
+              <w:t>第 2 小节：融资约束是质押的动因，控股股东质押次年反而可能缓解融资约束</w:t>
+            </w:r>
+          </w:p>
+        </w:tc>
+        <w:tc>
+          <w:tcPr>
+            <w:tcW w:type="dxa" w:w="2409"/>
+          </w:tcPr>
+          <w:p>
+            <w:pPr>
+              <w:spacing w:after="0"/>
+            </w:pPr>
+            <w:r/>
+            <w:r>
+              <w:rPr>
+                <w:rFonts w:ascii="Times New Roman" w:hAnsi="Times New Roman" w:eastAsia="SimSun"/>
+                <w:b w:val="0"/>
+                <w:sz w:val="19"/>
+              </w:rPr>
+              <w:t>✅ Wiley、RePEc</w:t>
+            </w:r>
+          </w:p>
+        </w:tc>
+      </w:tr>
+      <w:tr>
+        <w:tc>
+          <w:tcPr>
+            <w:tcW w:type="dxa" w:w="2409"/>
+          </w:tcPr>
+          <w:p>
+            <w:pPr>
+              <w:spacing w:after="0"/>
+            </w:pPr>
+            <w:r/>
+            <w:r>
+              <w:rPr>
+                <w:rFonts w:ascii="Times New Roman" w:hAnsi="Times New Roman" w:eastAsia="SimSun"/>
+                <w:b w:val="0"/>
+                <w:sz w:val="19"/>
+              </w:rPr>
+              <w:t>[31]</w:t>
+            </w:r>
+          </w:p>
+        </w:tc>
+        <w:tc>
+          <w:tcPr>
+            <w:tcW w:type="dxa" w:w="2409"/>
+          </w:tcPr>
+          <w:p>
+            <w:pPr>
+              <w:spacing w:after="0"/>
+            </w:pPr>
+            <w:r/>
+            <w:r>
+              <w:rPr>
+                <w:rFonts w:ascii="Times New Roman" w:hAnsi="Times New Roman" w:eastAsia="SimSun"/>
+                <w:b w:val="0"/>
+                <w:sz w:val="19"/>
+              </w:rPr>
+              <w:t>He Z, Liu B, Zhu F. Share pledging in China: Funding listed firms or funding entrepreneurship? NBER Working Paper No. 29731, 2022</w:t>
+            </w:r>
+          </w:p>
+        </w:tc>
+        <w:tc>
+          <w:tcPr>
+            <w:tcW w:type="dxa" w:w="2409"/>
+          </w:tcPr>
+          <w:p>
+            <w:pPr>
+              <w:spacing w:after="0"/>
+            </w:pPr>
+            <w:r/>
+            <w:r>
+              <w:rPr>
+                <w:rFonts w:ascii="Times New Roman" w:hAnsi="Times New Roman" w:eastAsia="SimSun"/>
+                <w:b w:val="0"/>
+                <w:sz w:val="19"/>
+              </w:rPr>
+              <w:t>第 3 小节：67.3% 的第一大股东把质押资金用在上市公司之外，质押与股东在外创业正相关</w:t>
+            </w:r>
+          </w:p>
+        </w:tc>
+        <w:tc>
+          <w:tcPr>
+            <w:tcW w:type="dxa" w:w="2409"/>
+          </w:tcPr>
+          <w:p>
+            <w:pPr>
+              <w:spacing w:after="0"/>
+            </w:pPr>
+            <w:r/>
+            <w:r>
+              <w:rPr>
+                <w:rFonts w:ascii="Times New Roman" w:hAnsi="Times New Roman" w:eastAsia="SimSun"/>
+                <w:b w:val="0"/>
+                <w:sz w:val="19"/>
+              </w:rPr>
+              <w:t>✅ NBER、SSRN（工作论文，按 [R] 著录）</w:t>
+            </w:r>
+          </w:p>
+        </w:tc>
+      </w:tr>
+      <w:tr>
+        <w:tc>
+          <w:tcPr>
+            <w:tcW w:type="dxa" w:w="2409"/>
+          </w:tcPr>
+          <w:p>
+            <w:pPr>
+              <w:spacing w:after="0"/>
+            </w:pPr>
+            <w:r/>
+            <w:r>
+              <w:rPr>
+                <w:rFonts w:ascii="Times New Roman" w:hAnsi="Times New Roman" w:eastAsia="SimSun"/>
+                <w:b w:val="0"/>
+                <w:sz w:val="19"/>
+              </w:rPr>
+              <w:t>[32]</w:t>
+            </w:r>
+          </w:p>
+        </w:tc>
+        <w:tc>
+          <w:tcPr>
+            <w:tcW w:type="dxa" w:w="2409"/>
+          </w:tcPr>
+          <w:p>
+            <w:pPr>
+              <w:spacing w:after="0"/>
+            </w:pPr>
+            <w:r/>
+            <w:r>
+              <w:rPr>
+                <w:rFonts w:ascii="Times New Roman" w:hAnsi="Times New Roman" w:eastAsia="SimSun"/>
+                <w:b w:val="0"/>
+                <w:sz w:val="19"/>
+              </w:rPr>
+              <w:t>Shi Y, Li J, Liu R. Financing constraints and share pledges: Evidence from the share pledge reform in China. Journal of Corporate Finance, 2023, 78: 102337</w:t>
+            </w:r>
+          </w:p>
+        </w:tc>
+        <w:tc>
+          <w:tcPr>
+            <w:tcW w:type="dxa" w:w="2409"/>
+          </w:tcPr>
+          <w:p>
+            <w:pPr>
+              <w:spacing w:after="0"/>
+            </w:pPr>
+            <w:r/>
+            <w:r>
+              <w:rPr>
+                <w:rFonts w:ascii="Times New Roman" w:hAnsi="Times New Roman" w:eastAsia="SimSun"/>
+                <w:b w:val="0"/>
+                <w:sz w:val="19"/>
+              </w:rPr>
+              <w:t>第 2 小节：用股票质押制度改革做 DID，发现融资约束触发控股股东质押。注意：该文的「改革」是 2012 年第四季度的制度改革，</w:t>
+            </w:r>
+            <w:r>
+              <w:rPr>
+                <w:rFonts w:ascii="Times New Roman" w:hAnsi="Times New Roman" w:eastAsia="SimSun"/>
+                <w:b/>
+                <w:sz w:val="19"/>
+              </w:rPr>
+              <w:t>不是 2018 年新规</w:t>
+            </w:r>
+          </w:p>
+        </w:tc>
+        <w:tc>
+          <w:tcPr>
+            <w:tcW w:type="dxa" w:w="2409"/>
+          </w:tcPr>
+          <w:p>
+            <w:pPr>
+              <w:spacing w:after="0"/>
+            </w:pPr>
+            <w:r/>
+            <w:r>
+              <w:rPr>
+                <w:rFonts w:ascii="Times New Roman" w:hAnsi="Times New Roman" w:eastAsia="SimSun"/>
+                <w:b w:val="0"/>
+                <w:sz w:val="19"/>
+              </w:rPr>
+              <w:t>✅ ScienceDirect、RePEc</w:t>
+            </w:r>
+          </w:p>
+        </w:tc>
+      </w:tr>
+      <w:tr>
+        <w:tc>
+          <w:tcPr>
+            <w:tcW w:type="dxa" w:w="2409"/>
+          </w:tcPr>
+          <w:p>
+            <w:pPr>
+              <w:spacing w:after="0"/>
+            </w:pPr>
+            <w:r/>
+            <w:r>
+              <w:rPr>
+                <w:rFonts w:ascii="Times New Roman" w:hAnsi="Times New Roman" w:eastAsia="SimSun"/>
+                <w:b w:val="0"/>
+                <w:sz w:val="19"/>
+              </w:rPr>
+              <w:t>[33]</w:t>
+            </w:r>
+          </w:p>
+        </w:tc>
+        <w:tc>
+          <w:tcPr>
+            <w:tcW w:type="dxa" w:w="2409"/>
+          </w:tcPr>
+          <w:p>
+            <w:pPr>
+              <w:spacing w:after="0"/>
+            </w:pPr>
+            <w:r/>
+            <w:r>
+              <w:rPr>
+                <w:rFonts w:ascii="Times New Roman" w:hAnsi="Times New Roman" w:eastAsia="SimSun"/>
+                <w:b w:val="0"/>
+                <w:sz w:val="19"/>
+              </w:rPr>
+              <w:t>Su Z, Alexiou C. Impact of share pledging by controlling shareholders on firm value in the context of China's tightened regulatory reforms. Accounting &amp; Finance, 2023, 63(S2): 2847-2874</w:t>
+            </w:r>
+          </w:p>
+        </w:tc>
+        <w:tc>
+          <w:tcPr>
+            <w:tcW w:type="dxa" w:w="2409"/>
+          </w:tcPr>
+          <w:p>
+            <w:pPr>
+              <w:spacing w:after="0"/>
+            </w:pPr>
+            <w:r/>
+            <w:r>
+              <w:rPr>
+                <w:rFonts w:ascii="Times New Roman" w:hAnsi="Times New Roman" w:eastAsia="SimSun"/>
+                <w:b w:val="0"/>
+                <w:sz w:val="19"/>
+              </w:rPr>
+              <w:t>第 4 小节：2018 年新规降低了崩盘风险与破产风险、缓解融资约束、抑制掏空，控股股东把更多质押资金投入上市公司</w:t>
+            </w:r>
+          </w:p>
+        </w:tc>
+        <w:tc>
+          <w:tcPr>
+            <w:tcW w:type="dxa" w:w="2409"/>
+          </w:tcPr>
+          <w:p>
+            <w:pPr>
+              <w:spacing w:after="0"/>
+            </w:pPr>
+            <w:r/>
+            <w:r>
+              <w:rPr>
+                <w:rFonts w:ascii="Times New Roman" w:hAnsi="Times New Roman" w:eastAsia="SimSun"/>
+                <w:b w:val="0"/>
+                <w:sz w:val="19"/>
+              </w:rPr>
+              <w:t>✅ Wiley、RePEc、Cranfield 仓储</w:t>
+            </w:r>
+          </w:p>
+        </w:tc>
+      </w:tr>
+      <w:tr>
+        <w:tc>
+          <w:tcPr>
+            <w:tcW w:type="dxa" w:w="2409"/>
+          </w:tcPr>
+          <w:p>
+            <w:pPr>
+              <w:spacing w:after="0"/>
+            </w:pPr>
+            <w:r/>
+            <w:r>
+              <w:rPr>
+                <w:rFonts w:ascii="Times New Roman" w:hAnsi="Times New Roman" w:eastAsia="SimSun"/>
+                <w:b w:val="0"/>
+                <w:sz w:val="19"/>
+              </w:rPr>
+              <w:t>[35]</w:t>
+            </w:r>
+          </w:p>
+        </w:tc>
+        <w:tc>
+          <w:tcPr>
+            <w:tcW w:type="dxa" w:w="2409"/>
+          </w:tcPr>
+          <w:p>
+            <w:pPr>
+              <w:spacing w:after="0"/>
+            </w:pPr>
+            <w:r/>
+            <w:r>
+              <w:rPr>
+                <w:rFonts w:ascii="Times New Roman" w:hAnsi="Times New Roman" w:eastAsia="SimSun"/>
+                <w:b w:val="0"/>
+                <w:sz w:val="19"/>
+              </w:rPr>
+              <w:t>Hou X, Lu X. Debtholder responses to controlling shareholders' share pledging. Quarterly Review of Economics and Finance, 2024, 98: 101928</w:t>
+            </w:r>
+          </w:p>
+        </w:tc>
+        <w:tc>
+          <w:tcPr>
+            <w:tcW w:type="dxa" w:w="2409"/>
+          </w:tcPr>
+          <w:p>
+            <w:pPr>
+              <w:spacing w:after="0"/>
+            </w:pPr>
+            <w:r/>
+            <w:r>
+              <w:rPr>
+                <w:rFonts w:ascii="Times New Roman" w:hAnsi="Times New Roman" w:eastAsia="SimSun"/>
+                <w:b w:val="0"/>
+                <w:sz w:val="19"/>
+              </w:rPr>
+              <w:t>第 2 小节：质押公司的银行贷款利差更低、期限更长，与「质押收紧外部融资」的说法相反</w:t>
+            </w:r>
+          </w:p>
+        </w:tc>
+        <w:tc>
+          <w:tcPr>
+            <w:tcW w:type="dxa" w:w="2409"/>
+          </w:tcPr>
+          <w:p>
+            <w:pPr>
+              <w:spacing w:after="0"/>
+            </w:pPr>
+            <w:r/>
+            <w:r>
+              <w:rPr>
+                <w:rFonts w:ascii="Times New Roman" w:hAnsi="Times New Roman" w:eastAsia="SimSun"/>
+                <w:b w:val="0"/>
+                <w:sz w:val="19"/>
+              </w:rPr>
+              <w:t>✅ ScienceDirect、RePEc（文章号取自 DOI 10.1016/j.qref.2024.101928）</w:t>
+            </w:r>
+          </w:p>
+        </w:tc>
+      </w:tr>
+      <w:tr>
+        <w:tc>
+          <w:tcPr>
+            <w:tcW w:type="dxa" w:w="2409"/>
+          </w:tcPr>
+          <w:p>
+            <w:pPr>
+              <w:spacing w:after="0"/>
+            </w:pPr>
+            <w:r/>
+            <w:r>
+              <w:rPr>
+                <w:rFonts w:ascii="Times New Roman" w:hAnsi="Times New Roman" w:eastAsia="SimSun"/>
+                <w:b w:val="0"/>
+                <w:sz w:val="19"/>
+              </w:rPr>
+              <w:t>[57]</w:t>
+            </w:r>
+          </w:p>
+        </w:tc>
+        <w:tc>
+          <w:tcPr>
+            <w:tcW w:type="dxa" w:w="2409"/>
+          </w:tcPr>
+          <w:p>
+            <w:pPr>
+              <w:spacing w:after="0"/>
+            </w:pPr>
+            <w:r/>
+            <w:r>
+              <w:rPr>
+                <w:rFonts w:ascii="Times New Roman" w:hAnsi="Times New Roman" w:eastAsia="SimSun"/>
+                <w:b w:val="0"/>
+                <w:sz w:val="19"/>
+              </w:rPr>
+              <w:t>连玉君，刘畅．质押新规、股价崩盘风险与公司价值．中山大学学报（社会科学版），2021，61(5)</w:t>
+            </w:r>
+          </w:p>
+        </w:tc>
+        <w:tc>
+          <w:tcPr>
+            <w:tcW w:type="dxa" w:w="2409"/>
+          </w:tcPr>
+          <w:p>
+            <w:pPr>
+              <w:spacing w:after="0"/>
+            </w:pPr>
+            <w:r/>
+            <w:r>
+              <w:rPr>
+                <w:rFonts w:ascii="Times New Roman" w:hAnsi="Times New Roman" w:eastAsia="SimSun"/>
+                <w:b w:val="0"/>
+                <w:sz w:val="19"/>
+              </w:rPr>
+              <w:t>第 4 小节：2018 年新规长期降低了高质押公司的崩盘风险，但「一刀切」监管使其市场价值下降</w:t>
+            </w:r>
+          </w:p>
+        </w:tc>
+        <w:tc>
+          <w:tcPr>
+            <w:tcW w:type="dxa" w:w="2409"/>
+          </w:tcPr>
+          <w:p>
+            <w:pPr>
+              <w:spacing w:after="0"/>
+            </w:pPr>
+            <w:r/>
+            <w:r>
+              <w:rPr>
+                <w:rFonts w:ascii="Times New Roman" w:hAnsi="Times New Roman" w:eastAsia="SimSun"/>
+                <w:b w:val="0"/>
+                <w:sz w:val="19"/>
+              </w:rPr>
+              <w:t>🔹 缺止页，见上文</w:t>
+            </w:r>
+          </w:p>
+        </w:tc>
+      </w:tr>
+    </w:tbl>
+    <w:p/>
+    <w:p>
+      <w:r>
+        <w:rPr>
+          <w:rFonts w:ascii="Times New Roman" w:hAnsi="Times New Roman" w:eastAsia="SimSun"/>
+          <w:b/>
+          <w:sz w:val="21"/>
+        </w:rPr>
+        <w:t>据此改写的判断</w:t>
+      </w:r>
+      <w:r>
+        <w:rPr>
+          <w:rFonts w:ascii="Times New Roman" w:hAnsi="Times New Roman" w:eastAsia="SimSun"/>
+          <w:b w:val="0"/>
+          <w:sz w:val="21"/>
+        </w:rPr>
+        <w:t>：文献综述第 4 小节原来写「尚未见有研究以 2018 年股票质押新规为外生冲击」，这一说法不准确。现已改为：以 2018 年新规为冲击的研究主要关注崩盘风险与公司价值（连玉君和刘畅，2021；Su 和 Alexiou，2023），尚未见有研究考察新规对</w:t>
+      </w:r>
+      <w:r>
+        <w:rPr>
+          <w:rFonts w:ascii="Times New Roman" w:hAnsi="Times New Roman" w:eastAsia="SimSun"/>
+          <w:b/>
+          <w:sz w:val="21"/>
+        </w:rPr>
+        <w:t>现金持有</w:t>
+      </w:r>
+      <w:r>
+        <w:rPr>
+          <w:rFonts w:ascii="Times New Roman" w:hAnsi="Times New Roman" w:eastAsia="SimSun"/>
+          <w:b w:val="0"/>
+          <w:sz w:val="21"/>
+        </w:rPr>
+        <w:t>的影响。本文的边际贡献仍然成立。</w:t>
+      </w:r>
+    </w:p>
+    <w:p>
+      <w:r>
+        <w:rPr>
+          <w:rFonts w:ascii="Times New Roman" w:hAnsi="Times New Roman" w:eastAsia="SimSun"/>
+          <w:b/>
+          <w:sz w:val="21"/>
+        </w:rPr>
+        <w:t>检索到但没有加入的</w:t>
+      </w:r>
+      <w:r>
+        <w:rPr>
+          <w:rFonts w:ascii="Times New Roman" w:hAnsi="Times New Roman" w:eastAsia="SimSun"/>
+          <w:b w:val="0"/>
+          <w:sz w:val="21"/>
+        </w:rPr>
+        <w:t>：李瑞涛、李传宪、郭世俊《消失的就业：控股股东质押股票贷款的劳动力市场后果》（《财经研究》2024 年第 9 期），卷号、页码未能核实，且与本文主题关系不大；谭志东等（2022）《数字化转型的价值：基于企业现金持有的视角》（《财经研究》48(3)：64-78），题录已核实，但未能核实其结论方向，暂不引用。</w:t>
+      </w:r>
+    </w:p>
+    <w:p>
+      <w:pPr>
+        <w:spacing w:before="200" w:after="120"/>
+      </w:pPr>
+      <w:r>
+        <w:rPr>
+          <w:rFonts w:ascii="Times New Roman" w:hAnsi="Times New Roman" w:eastAsia="SimSun"/>
+          <w:b/>
+          <w:sz w:val="26"/>
+        </w:rPr>
+        <w:t>五、正文中的政策文件与其他引用</w:t>
       </w:r>
     </w:p>
     <w:tbl>
@@ -3551,7 +4402,7 @@
           <w:b/>
           <w:sz w:val="26"/>
         </w:rPr>
-        <w:t>五、主要检索来源</w:t>
+        <w:t>六、主要检索来源</w:t>
       </w:r>
     </w:p>
     <w:p>
@@ -3655,7 +4506,7 @@
           <w:b w:val="0"/>
           <w:sz w:val="21"/>
         </w:rPr>
-        <w:t>• [10] Su 等：</w:t>
+        <w:t>• [11] Su 等：</w:t>
       </w:r>
       <w:hyperlink r:id="rId13">
         <w:r>
@@ -3698,7 +4549,7 @@
           <w:b w:val="0"/>
           <w:sz w:val="21"/>
         </w:rPr>
-        <w:t>• [20] Chen 和 Hu：</w:t>
+        <w:t>• [23] Chen 和 Hu：</w:t>
       </w:r>
       <w:hyperlink r:id="rId15">
         <w:r>
@@ -3741,7 +4592,7 @@
           <w:b w:val="0"/>
           <w:sz w:val="21"/>
         </w:rPr>
-        <w:t>• [21] Chan 等：</w:t>
+        <w:t>• [24] Chan 等：</w:t>
       </w:r>
       <w:hyperlink r:id="rId17">
         <w:r>
@@ -3784,7 +4635,7 @@
           <w:b w:val="0"/>
           <w:sz w:val="21"/>
         </w:rPr>
-        <w:t>• [22] Wang 和 Chou：</w:t>
+        <w:t>• [25] Wang 和 Chou：</w:t>
       </w:r>
       <w:hyperlink r:id="rId19">
         <w:r>
@@ -3808,7 +4659,7 @@
           <w:b w:val="0"/>
           <w:sz w:val="21"/>
         </w:rPr>
-        <w:t>• [25] Li 等：</w:t>
+        <w:t>• [28] Li 等：</w:t>
       </w:r>
       <w:hyperlink r:id="rId20">
         <w:r>
@@ -3832,7 +4683,7 @@
           <w:b w:val="0"/>
           <w:sz w:val="21"/>
         </w:rPr>
-        <w:t>• [26] Guo 等：</w:t>
+        <w:t>• [30] Guo 等：</w:t>
       </w:r>
       <w:hyperlink r:id="rId21">
         <w:r>
@@ -3875,7 +4726,7 @@
           <w:b w:val="0"/>
           <w:sz w:val="21"/>
         </w:rPr>
-        <w:t>• [27] Pan 和 Qian：</w:t>
+        <w:t>• [34] Pan 和 Qian：</w:t>
       </w:r>
       <w:hyperlink r:id="rId23">
         <w:r>
@@ -3918,7 +4769,7 @@
           <w:b w:val="0"/>
           <w:sz w:val="21"/>
         </w:rPr>
-        <w:t>• [32] 郑国坚等：</w:t>
+        <w:t>• [40] 郑国坚等：</w:t>
       </w:r>
       <w:hyperlink r:id="rId25">
         <w:r>
@@ -3942,7 +4793,7 @@
           <w:b w:val="0"/>
           <w:sz w:val="21"/>
         </w:rPr>
-        <w:t>• [40] 廖珂等：</w:t>
+        <w:t>• [48] 廖珂等：</w:t>
       </w:r>
       <w:hyperlink r:id="rId26">
         <w:r>
@@ -3966,7 +4817,7 @@
           <w:b w:val="0"/>
           <w:sz w:val="21"/>
         </w:rPr>
-        <w:t>• [45] 胡聪慧等：</w:t>
+        <w:t>• [53] 胡聪慧等：</w:t>
       </w:r>
       <w:hyperlink r:id="rId27">
         <w:r>
@@ -3990,7 +4841,7 @@
           <w:b w:val="0"/>
           <w:sz w:val="21"/>
         </w:rPr>
-        <w:t>• [46] 史永东等：</w:t>
+        <w:t>• [54] 史永东等：</w:t>
       </w:r>
       <w:hyperlink r:id="rId28">
         <w:r>
@@ -4014,7 +4865,7 @@
           <w:b w:val="0"/>
           <w:sz w:val="21"/>
         </w:rPr>
-        <w:t>• [49] 毛捷和管星华：</w:t>
+        <w:t>• [58] 毛捷和管星华：</w:t>
       </w:r>
       <w:hyperlink r:id="rId29">
         <w:r>
@@ -4038,7 +4889,7 @@
           <w:b w:val="0"/>
           <w:sz w:val="21"/>
         </w:rPr>
-        <w:t>• [50] 周孝华和王诗意：</w:t>
+        <w:t>• [59] 周孝华和王诗意：</w:t>
       </w:r>
       <w:hyperlink r:id="rId30">
         <w:r>
@@ -4062,7 +4913,7 @@
           <w:b w:val="0"/>
           <w:sz w:val="21"/>
         </w:rPr>
-        <w:t>• [54] 杨国超等：</w:t>
+        <w:t>• [63] 杨国超等：</w:t>
       </w:r>
       <w:hyperlink r:id="rId31">
         <w:r>
@@ -4086,7 +4937,7 @@
           <w:b w:val="0"/>
           <w:sz w:val="21"/>
         </w:rPr>
-        <w:t>• [52] 的相近替代文献：</w:t>
+        <w:t>• [61] 的相近替代文献：</w:t>
       </w:r>
       <w:hyperlink r:id="rId32">
         <w:r>
@@ -4097,6 +4948,307 @@
             <w:sz w:val="21"/>
           </w:rPr>
           <w:t xml:space="preserve">财经研究</w:t>
+        </w:r>
+      </w:hyperlink>
+    </w:p>
+    <w:p>
+      <w:pPr>
+        <w:ind w:left="340" w:hanging="227"/>
+      </w:pPr>
+      <w:r>
+        <w:rPr>
+          <w:rFonts w:ascii="Times New Roman" w:hAnsi="Times New Roman" w:eastAsia="SimSun"/>
+          <w:b w:val="0"/>
+          <w:sz w:val="21"/>
+        </w:rPr>
+        <w:t>• [10] Graham 和 Leary：</w:t>
+      </w:r>
+      <w:hyperlink r:id="rId33">
+        <w:r>
+          <w:rPr>
+            <w:rFonts w:ascii="Times New Roman" w:hAnsi="Times New Roman" w:eastAsia="SimSun"/>
+            <w:color w:val="1F4E79"/>
+            <w:u w:val="single"/>
+            <w:sz w:val="21"/>
+          </w:rPr>
+          <w:t xml:space="preserve">Oxford Academic</w:t>
+        </w:r>
+      </w:hyperlink>
+      <w:r>
+        <w:rPr>
+          <w:rFonts w:ascii="Times New Roman" w:hAnsi="Times New Roman" w:eastAsia="SimSun"/>
+          <w:b w:val="0"/>
+          <w:sz w:val="21"/>
+        </w:rPr>
+        <w:t>、</w:t>
+      </w:r>
+      <w:hyperlink r:id="rId34">
+        <w:r>
+          <w:rPr>
+            <w:rFonts w:ascii="Times New Roman" w:hAnsi="Times New Roman" w:eastAsia="SimSun"/>
+            <w:color w:val="1F4E79"/>
+            <w:u w:val="single"/>
+            <w:sz w:val="21"/>
+          </w:rPr>
+          <w:t xml:space="preserve">NBER</w:t>
+        </w:r>
+      </w:hyperlink>
+    </w:p>
+    <w:p>
+      <w:pPr>
+        <w:ind w:left="340" w:hanging="227"/>
+      </w:pPr>
+      <w:r>
+        <w:rPr>
+          <w:rFonts w:ascii="Times New Roman" w:hAnsi="Times New Roman" w:eastAsia="SimSun"/>
+          <w:b w:val="0"/>
+          <w:sz w:val="21"/>
+        </w:rPr>
+        <w:t>• [29] Cheng 等：</w:t>
+      </w:r>
+      <w:hyperlink r:id="rId35">
+        <w:r>
+          <w:rPr>
+            <w:rFonts w:ascii="Times New Roman" w:hAnsi="Times New Roman" w:eastAsia="SimSun"/>
+            <w:color w:val="1F4E79"/>
+            <w:u w:val="single"/>
+            <w:sz w:val="21"/>
+          </w:rPr>
+          <w:t xml:space="preserve">Wiley</w:t>
+        </w:r>
+      </w:hyperlink>
+      <w:r>
+        <w:rPr>
+          <w:rFonts w:ascii="Times New Roman" w:hAnsi="Times New Roman" w:eastAsia="SimSun"/>
+          <w:b w:val="0"/>
+          <w:sz w:val="21"/>
+        </w:rPr>
+        <w:t>、</w:t>
+      </w:r>
+      <w:hyperlink r:id="rId36">
+        <w:r>
+          <w:rPr>
+            <w:rFonts w:ascii="Times New Roman" w:hAnsi="Times New Roman" w:eastAsia="SimSun"/>
+            <w:color w:val="1F4E79"/>
+            <w:u w:val="single"/>
+            <w:sz w:val="21"/>
+          </w:rPr>
+          <w:t xml:space="preserve">RePEc</w:t>
+        </w:r>
+      </w:hyperlink>
+    </w:p>
+    <w:p>
+      <w:pPr>
+        <w:ind w:left="340" w:hanging="227"/>
+      </w:pPr>
+      <w:r>
+        <w:rPr>
+          <w:rFonts w:ascii="Times New Roman" w:hAnsi="Times New Roman" w:eastAsia="SimSun"/>
+          <w:b w:val="0"/>
+          <w:sz w:val="21"/>
+        </w:rPr>
+        <w:t>• [31] He 等：</w:t>
+      </w:r>
+      <w:hyperlink r:id="rId37">
+        <w:r>
+          <w:rPr>
+            <w:rFonts w:ascii="Times New Roman" w:hAnsi="Times New Roman" w:eastAsia="SimSun"/>
+            <w:color w:val="1F4E79"/>
+            <w:u w:val="single"/>
+            <w:sz w:val="21"/>
+          </w:rPr>
+          <w:t xml:space="preserve">NBER</w:t>
+        </w:r>
+      </w:hyperlink>
+      <w:r>
+        <w:rPr>
+          <w:rFonts w:ascii="Times New Roman" w:hAnsi="Times New Roman" w:eastAsia="SimSun"/>
+          <w:b w:val="0"/>
+          <w:sz w:val="21"/>
+        </w:rPr>
+        <w:t>、</w:t>
+      </w:r>
+      <w:hyperlink r:id="rId38">
+        <w:r>
+          <w:rPr>
+            <w:rFonts w:ascii="Times New Roman" w:hAnsi="Times New Roman" w:eastAsia="SimSun"/>
+            <w:color w:val="1F4E79"/>
+            <w:u w:val="single"/>
+            <w:sz w:val="21"/>
+          </w:rPr>
+          <w:t xml:space="preserve">SSRN</w:t>
+        </w:r>
+      </w:hyperlink>
+    </w:p>
+    <w:p>
+      <w:pPr>
+        <w:ind w:left="340" w:hanging="227"/>
+      </w:pPr>
+      <w:r>
+        <w:rPr>
+          <w:rFonts w:ascii="Times New Roman" w:hAnsi="Times New Roman" w:eastAsia="SimSun"/>
+          <w:b w:val="0"/>
+          <w:sz w:val="21"/>
+        </w:rPr>
+        <w:t>• [32] Shi 等：</w:t>
+      </w:r>
+      <w:hyperlink r:id="rId39">
+        <w:r>
+          <w:rPr>
+            <w:rFonts w:ascii="Times New Roman" w:hAnsi="Times New Roman" w:eastAsia="SimSun"/>
+            <w:color w:val="1F4E79"/>
+            <w:u w:val="single"/>
+            <w:sz w:val="21"/>
+          </w:rPr>
+          <w:t xml:space="preserve">ScienceDirect</w:t>
+        </w:r>
+      </w:hyperlink>
+      <w:r>
+        <w:rPr>
+          <w:rFonts w:ascii="Times New Roman" w:hAnsi="Times New Roman" w:eastAsia="SimSun"/>
+          <w:b w:val="0"/>
+          <w:sz w:val="21"/>
+        </w:rPr>
+        <w:t>、</w:t>
+      </w:r>
+      <w:hyperlink r:id="rId40">
+        <w:r>
+          <w:rPr>
+            <w:rFonts w:ascii="Times New Roman" w:hAnsi="Times New Roman" w:eastAsia="SimSun"/>
+            <w:color w:val="1F4E79"/>
+            <w:u w:val="single"/>
+            <w:sz w:val="21"/>
+          </w:rPr>
+          <w:t xml:space="preserve">RePEc</w:t>
+        </w:r>
+      </w:hyperlink>
+    </w:p>
+    <w:p>
+      <w:pPr>
+        <w:ind w:left="340" w:hanging="227"/>
+      </w:pPr>
+      <w:r>
+        <w:rPr>
+          <w:rFonts w:ascii="Times New Roman" w:hAnsi="Times New Roman" w:eastAsia="SimSun"/>
+          <w:b w:val="0"/>
+          <w:sz w:val="21"/>
+        </w:rPr>
+        <w:t>• [33] Su 和 Alexiou：</w:t>
+      </w:r>
+      <w:hyperlink r:id="rId41">
+        <w:r>
+          <w:rPr>
+            <w:rFonts w:ascii="Times New Roman" w:hAnsi="Times New Roman" w:eastAsia="SimSun"/>
+            <w:color w:val="1F4E79"/>
+            <w:u w:val="single"/>
+            <w:sz w:val="21"/>
+          </w:rPr>
+          <w:t xml:space="preserve">Wiley</w:t>
+        </w:r>
+      </w:hyperlink>
+      <w:r>
+        <w:rPr>
+          <w:rFonts w:ascii="Times New Roman" w:hAnsi="Times New Roman" w:eastAsia="SimSun"/>
+          <w:b w:val="0"/>
+          <w:sz w:val="21"/>
+        </w:rPr>
+        <w:t>、</w:t>
+      </w:r>
+      <w:hyperlink r:id="rId42">
+        <w:r>
+          <w:rPr>
+            <w:rFonts w:ascii="Times New Roman" w:hAnsi="Times New Roman" w:eastAsia="SimSun"/>
+            <w:color w:val="1F4E79"/>
+            <w:u w:val="single"/>
+            <w:sz w:val="21"/>
+          </w:rPr>
+          <w:t xml:space="preserve">RePEc</w:t>
+        </w:r>
+      </w:hyperlink>
+    </w:p>
+    <w:p>
+      <w:pPr>
+        <w:ind w:left="340" w:hanging="227"/>
+      </w:pPr>
+      <w:r>
+        <w:rPr>
+          <w:rFonts w:ascii="Times New Roman" w:hAnsi="Times New Roman" w:eastAsia="SimSun"/>
+          <w:b w:val="0"/>
+          <w:sz w:val="21"/>
+        </w:rPr>
+        <w:t>• [35] Hou 和 Lu：</w:t>
+      </w:r>
+      <w:hyperlink r:id="rId43">
+        <w:r>
+          <w:rPr>
+            <w:rFonts w:ascii="Times New Roman" w:hAnsi="Times New Roman" w:eastAsia="SimSun"/>
+            <w:color w:val="1F4E79"/>
+            <w:u w:val="single"/>
+            <w:sz w:val="21"/>
+          </w:rPr>
+          <w:t xml:space="preserve">ScienceDirect</w:t>
+        </w:r>
+      </w:hyperlink>
+      <w:r>
+        <w:rPr>
+          <w:rFonts w:ascii="Times New Roman" w:hAnsi="Times New Roman" w:eastAsia="SimSun"/>
+          <w:b w:val="0"/>
+          <w:sz w:val="21"/>
+        </w:rPr>
+        <w:t>、</w:t>
+      </w:r>
+      <w:hyperlink r:id="rId44">
+        <w:r>
+          <w:rPr>
+            <w:rFonts w:ascii="Times New Roman" w:hAnsi="Times New Roman" w:eastAsia="SimSun"/>
+            <w:color w:val="1F4E79"/>
+            <w:u w:val="single"/>
+            <w:sz w:val="21"/>
+          </w:rPr>
+          <w:t xml:space="preserve">RePEc</w:t>
+        </w:r>
+      </w:hyperlink>
+    </w:p>
+    <w:p>
+      <w:pPr>
+        <w:ind w:left="340" w:hanging="227"/>
+      </w:pPr>
+      <w:r>
+        <w:rPr>
+          <w:rFonts w:ascii="Times New Roman" w:hAnsi="Times New Roman" w:eastAsia="SimSun"/>
+          <w:b w:val="0"/>
+          <w:sz w:val="21"/>
+        </w:rPr>
+        <w:t>• [57] 连玉君和刘畅：</w:t>
+      </w:r>
+      <w:hyperlink r:id="rId45">
+        <w:r>
+          <w:rPr>
+            <w:rFonts w:ascii="Times New Roman" w:hAnsi="Times New Roman" w:eastAsia="SimSun"/>
+            <w:color w:val="1F4E79"/>
+            <w:u w:val="single"/>
+            <w:sz w:val="21"/>
+          </w:rPr>
+          <w:t xml:space="preserve">连玉君个人主页（岭南学院）</w:t>
+        </w:r>
+      </w:hyperlink>
+      <w:r>
+        <w:rPr>
+          <w:rFonts w:ascii="Times New Roman" w:hAnsi="Times New Roman" w:eastAsia="SimSun"/>
+          <w:b w:val="0"/>
+          <w:sz w:val="21"/>
+        </w:rPr>
+        <w:t>、</w:t>
+      </w:r>
+      <w:hyperlink r:id="rId46">
+        <w:r>
+          <w:rPr>
+            <w:rFonts w:ascii="Times New Roman" w:hAnsi="Times New Roman" w:eastAsia="SimSun"/>
+            <w:color w:val="1F4E79"/>
+            <w:u w:val="single"/>
+            <w:sz w:val="21"/>
+          </w:rPr>
+          <w:t xml:space="preserve">原文 PDF</w:t>
         </w:r>
       </w:hyperlink>
     </w:p>

--- a/pledge-cash/参考文献核查清单.docx
+++ b/pledge-cash/参考文献核查清单.docx
@@ -39,7 +39,7 @@
           <w:b w:val="0"/>
           <w:sz w:val="21"/>
         </w:rPr>
-        <w:t xml:space="preserve"> 第六部分「主要参考文献」共 63 条（原 56 条，本轮新增 7 条近年文献），外加正文中的政策文件与一处已替换的引用。</w:t>
+        <w:t xml:space="preserve"> 第六部分「主要参考文献」共 67 条（原 56 条；第七轮新增 7 条近年文献，第八轮按你提供的原文新增 4 条质押新规文献），外加正文中的政策文件与一处已替换的引用。</w:t>
       </w:r>
     </w:p>
     <w:p>
@@ -286,7 +286,7 @@
                 <w:b w:val="0"/>
                 <w:sz w:val="19"/>
               </w:rPr>
-              <w:t>[52]、[56]、[61]</w:t>
+              <w:t>[52]、[57]、[64]</w:t>
             </w:r>
           </w:p>
         </w:tc>
@@ -345,7 +345,7 @@
                 <w:b w:val="0"/>
                 <w:sz w:val="19"/>
               </w:rPr>
-              <w:t>[38]、[49]、[60]</w:t>
+              <w:t>[38]、[49]、[61]</w:t>
             </w:r>
           </w:p>
         </w:tc>
@@ -385,7 +385,7 @@
                 <w:b w:val="0"/>
                 <w:sz w:val="19"/>
               </w:rPr>
-              <w:t>5</w:t>
+              <w:t>4</w:t>
             </w:r>
           </w:p>
         </w:tc>
@@ -404,7 +404,7 @@
                 <w:b w:val="0"/>
                 <w:sz w:val="19"/>
               </w:rPr>
-              <w:t>[44]、[54]、[57]、[62]、[63]</w:t>
+              <w:t>[44]、[55]、[65]、[66]</w:t>
             </w:r>
           </w:p>
         </w:tc>
@@ -444,7 +444,7 @@
                 <w:b w:val="0"/>
                 <w:sz w:val="19"/>
               </w:rPr>
-              <w:t>52</w:t>
+              <w:t>57</w:t>
             </w:r>
           </w:p>
         </w:tc>
@@ -463,7 +463,7 @@
                 <w:b w:val="0"/>
                 <w:sz w:val="19"/>
               </w:rPr>
-              <w:t>其余各条（含本轮新增的 6 条，[34] 的正文表述已改正）</w:t>
+              <w:t>其余各条（含新增的 11 条；[34] 的正文表述已改正）</w:t>
             </w:r>
           </w:p>
         </w:tc>
@@ -706,7 +706,7 @@
                 <w:b/>
                 <w:sz w:val="19"/>
               </w:rPr>
-              <w:t>[56]</w:t>
+              <w:t>[57]</w:t>
             </w:r>
           </w:p>
         </w:tc>
@@ -800,7 +800,7 @@
                 <w:b/>
                 <w:sz w:val="19"/>
               </w:rPr>
-              <w:t>[61]</w:t>
+              <w:t>[64]</w:t>
             </w:r>
           </w:p>
         </w:tc>
@@ -1208,7 +1208,7 @@
                 <w:b/>
                 <w:sz w:val="19"/>
               </w:rPr>
-              <w:t>[60]</w:t>
+              <w:t>[61]</w:t>
             </w:r>
           </w:p>
         </w:tc>
@@ -1380,7 +1380,7 @@
                 <w:b w:val="0"/>
                 <w:sz w:val="19"/>
               </w:rPr>
-              <w:t>[54]</w:t>
+              <w:t>[55]</w:t>
             </w:r>
           </w:p>
         </w:tc>
@@ -1458,109 +1458,7 @@
                 <w:b w:val="0"/>
                 <w:sz w:val="19"/>
               </w:rPr>
-              <w:t>[57]</w:t>
-            </w:r>
-          </w:p>
-        </w:tc>
-        <w:tc>
-          <w:tcPr>
-            <w:tcW w:type="dxa" w:w="2409"/>
-          </w:tcPr>
-          <w:p>
-            <w:pPr>
-              <w:spacing w:after="0"/>
-            </w:pPr>
-            <w:r/>
-            <w:r>
-              <w:rPr>
-                <w:rFonts w:ascii="Times New Roman" w:hAnsi="Times New Roman" w:eastAsia="SimSun"/>
-                <w:b w:val="0"/>
-                <w:sz w:val="19"/>
-              </w:rPr>
-              <w:t>连玉君，刘畅．质押新规、股价崩盘风险与公司价值．中山大学学报（社会科学版），2021，61(5)</w:t>
-            </w:r>
-          </w:p>
-        </w:tc>
-        <w:tc>
-          <w:tcPr>
-            <w:tcW w:type="dxa" w:w="2409"/>
-          </w:tcPr>
-          <w:p>
-            <w:pPr>
-              <w:spacing w:after="0"/>
-            </w:pPr>
-            <w:r/>
-            <w:r>
-              <w:rPr>
-                <w:rFonts w:ascii="Times New Roman" w:hAnsi="Times New Roman" w:eastAsia="SimSun"/>
-                <w:b w:val="0"/>
-                <w:sz w:val="19"/>
-              </w:rPr>
-              <w:t xml:space="preserve">🔹 </w:t>
-            </w:r>
-            <w:r>
-              <w:rPr>
-                <w:rFonts w:ascii="Times New Roman" w:hAnsi="Times New Roman" w:eastAsia="SimSun"/>
-                <w:b/>
-                <w:sz w:val="19"/>
-              </w:rPr>
-              <w:t>缺页码（本轮新增）</w:t>
-            </w:r>
-          </w:p>
-        </w:tc>
-        <w:tc>
-          <w:tcPr>
-            <w:tcW w:type="dxa" w:w="2409"/>
-          </w:tcPr>
-          <w:p>
-            <w:pPr>
-              <w:spacing w:after="0"/>
-            </w:pPr>
-            <w:r/>
-            <w:r>
-              <w:rPr>
-                <w:rFonts w:ascii="Times New Roman" w:hAnsi="Times New Roman" w:eastAsia="SimSun"/>
-                <w:b w:val="0"/>
-                <w:sz w:val="19"/>
-              </w:rPr>
-              <w:t>作者、题目、期刊、卷期、研究内容均已核实；检索到起始页为 182，但止页未能查到（原文 PDF 所在网站在当前环境无法访问）。</w:t>
-            </w:r>
-            <w:r>
-              <w:rPr>
-                <w:rFonts w:ascii="Times New Roman" w:hAnsi="Times New Roman" w:eastAsia="SimSun"/>
-                <w:b/>
-                <w:sz w:val="19"/>
-              </w:rPr>
-              <w:t>请在知网补上页码</w:t>
-            </w:r>
-            <w:r>
-              <w:rPr>
-                <w:rFonts w:ascii="Times New Roman" w:hAnsi="Times New Roman" w:eastAsia="SimSun"/>
-                <w:b w:val="0"/>
-                <w:sz w:val="19"/>
-              </w:rPr>
-              <w:t>，格式为「61(5)：182-××」</w:t>
-            </w:r>
-          </w:p>
-        </w:tc>
-      </w:tr>
-      <w:tr>
-        <w:tc>
-          <w:tcPr>
-            <w:tcW w:type="dxa" w:w="2409"/>
-          </w:tcPr>
-          <w:p>
-            <w:pPr>
-              <w:spacing w:after="0"/>
-            </w:pPr>
-            <w:r/>
-            <w:r>
-              <w:rPr>
-                <w:rFonts w:ascii="Times New Roman" w:hAnsi="Times New Roman" w:eastAsia="SimSun"/>
-                <w:b w:val="0"/>
-                <w:sz w:val="19"/>
-              </w:rPr>
-              <w:t>[62]</w:t>
+              <w:t>[66]</w:t>
             </w:r>
           </w:p>
         </w:tc>
@@ -1638,7 +1536,7 @@
                 <w:b w:val="0"/>
                 <w:sz w:val="19"/>
               </w:rPr>
-              <w:t>[63]</w:t>
+              <w:t>[65]</w:t>
             </w:r>
           </w:p>
         </w:tc>
@@ -3111,7 +3009,7 @@
                 <w:b w:val="0"/>
                 <w:sz w:val="19"/>
               </w:rPr>
-              <w:t>[55]</w:t>
+              <w:t>[56]</w:t>
             </w:r>
           </w:p>
         </w:tc>
@@ -3170,7 +3068,7 @@
                 <w:b w:val="0"/>
                 <w:sz w:val="19"/>
               </w:rPr>
-              <w:t>[58]</w:t>
+              <w:t>[59]</w:t>
             </w:r>
           </w:p>
         </w:tc>
@@ -3229,7 +3127,7 @@
                 <w:b w:val="0"/>
                 <w:sz w:val="19"/>
               </w:rPr>
-              <w:t>[59]</w:t>
+              <w:t>[60]</w:t>
             </w:r>
           </w:p>
         </w:tc>
@@ -3284,7 +3182,20 @@
           <w:b/>
           <w:sz w:val="26"/>
         </w:rPr>
-        <w:t>四、本轮新增的近年文献（7 条）</w:t>
+        <w:t>四、新增的近年文献</w:t>
+      </w:r>
+    </w:p>
+    <w:p>
+      <w:pPr>
+        <w:spacing w:before="200" w:after="120"/>
+      </w:pPr>
+      <w:r>
+        <w:rPr>
+          <w:rFonts w:ascii="Times New Roman" w:hAnsi="Times New Roman" w:eastAsia="SimSun"/>
+          <w:b/>
+          <w:sz w:val="23"/>
+        </w:rPr>
+        <w:t>第七轮：联网检索新增（7 条）</w:t>
       </w:r>
     </w:p>
     <w:p>
@@ -3892,7 +3803,7 @@
                 <w:b w:val="0"/>
                 <w:sz w:val="19"/>
               </w:rPr>
-              <w:t>[57]</w:t>
+              <w:t>[58]</w:t>
             </w:r>
           </w:p>
         </w:tc>
@@ -3911,7 +3822,7 @@
                 <w:b w:val="0"/>
                 <w:sz w:val="19"/>
               </w:rPr>
-              <w:t>连玉君，刘畅．质押新规、股价崩盘风险与公司价值．中山大学学报（社会科学版），2021，61(5)</w:t>
+              <w:t>连玉君，刘畅．质押新规、股价崩盘风险与公司价值．中山大学学报（社会科学版），2021，61(5)：182-196</w:t>
             </w:r>
           </w:p>
         </w:tc>
@@ -3949,7 +3860,7 @@
                 <w:b w:val="0"/>
                 <w:sz w:val="19"/>
               </w:rPr>
-              <w:t>🔹 缺止页，见上文</w:t>
+              <w:t>✅ 页码 182-196 取自梁芳凝和庞世明（2024）原文的参考文献表</w:t>
             </w:r>
           </w:p>
         </w:tc>
@@ -4006,6 +3917,579 @@
           <w:sz w:val="21"/>
         </w:rPr>
         <w:t>：李瑞涛、李传宪、郭世俊《消失的就业：控股股东质押股票贷款的劳动力市场后果》（《财经研究》2024 年第 9 期），卷号、页码未能核实，且与本文主题关系不大；谭志东等（2022）《数字化转型的价值：基于企业现金持有的视角》（《财经研究》48(3)：64-78），题录已核实，但未能核实其结论方向，暂不引用。</w:t>
+      </w:r>
+    </w:p>
+    <w:p>
+      <w:pPr>
+        <w:spacing w:before="200" w:after="120"/>
+      </w:pPr>
+      <w:r>
+        <w:rPr>
+          <w:rFonts w:ascii="Times New Roman" w:hAnsi="Times New Roman" w:eastAsia="SimSun"/>
+          <w:b/>
+          <w:sz w:val="23"/>
+        </w:rPr>
+        <w:t>第八轮：按你提供的原文新增的质押新规文献（4 条）</w:t>
+      </w:r>
+    </w:p>
+    <w:p>
+      <w:r>
+        <w:rPr>
+          <w:rFonts w:ascii="Times New Roman" w:hAnsi="Times New Roman" w:eastAsia="SimSun"/>
+          <w:b w:val="0"/>
+          <w:sz w:val="21"/>
+        </w:rPr>
+        <w:t>你发来的 4 篇 PDF 中，3 篇研究 2018 年新规，已加入；另从其参考文献表中找到 1 篇，已联网核实后加入。题录均取自原文版面（页眉、页码、DOI）。</w:t>
+      </w:r>
+    </w:p>
+    <w:tbl>
+      <w:tblPr>
+        <w:tblStyle w:val="TableGrid"/>
+        <w:tblW w:type="auto" w:w="0"/>
+        <w:jc w:val="center"/>
+        <w:tblLook w:firstColumn="1" w:firstRow="1" w:lastColumn="0" w:lastRow="0" w:noHBand="0" w:noVBand="1" w:val="04A0"/>
+      </w:tblPr>
+      <w:tblGrid>
+        <w:gridCol w:w="2409"/>
+        <w:gridCol w:w="2409"/>
+        <w:gridCol w:w="2409"/>
+        <w:gridCol w:w="2409"/>
+      </w:tblGrid>
+      <w:tr>
+        <w:tc>
+          <w:tcPr>
+            <w:tcW w:type="dxa" w:w="2409"/>
+            <w:shd w:val="clear" w:color="auto" w:fill="E7E6E6"/>
+          </w:tcPr>
+          <w:p>
+            <w:pPr>
+              <w:spacing w:after="0"/>
+            </w:pPr>
+            <w:r/>
+            <w:r>
+              <w:rPr>
+                <w:rFonts w:ascii="Times New Roman" w:hAnsi="Times New Roman" w:eastAsia="SimSun"/>
+                <w:b/>
+                <w:sz w:val="19"/>
+              </w:rPr>
+              <w:t>序号</w:t>
+            </w:r>
+          </w:p>
+        </w:tc>
+        <w:tc>
+          <w:tcPr>
+            <w:tcW w:type="dxa" w:w="2409"/>
+            <w:shd w:val="clear" w:color="auto" w:fill="E7E6E6"/>
+          </w:tcPr>
+          <w:p>
+            <w:pPr>
+              <w:spacing w:after="0"/>
+            </w:pPr>
+            <w:r/>
+            <w:r>
+              <w:rPr>
+                <w:rFonts w:ascii="Times New Roman" w:hAnsi="Times New Roman" w:eastAsia="SimSun"/>
+                <w:b/>
+                <w:sz w:val="19"/>
+              </w:rPr>
+              <w:t>文献</w:t>
+            </w:r>
+          </w:p>
+        </w:tc>
+        <w:tc>
+          <w:tcPr>
+            <w:tcW w:type="dxa" w:w="2409"/>
+            <w:shd w:val="clear" w:color="auto" w:fill="E7E6E6"/>
+          </w:tcPr>
+          <w:p>
+            <w:pPr>
+              <w:spacing w:after="0"/>
+            </w:pPr>
+            <w:r/>
+            <w:r>
+              <w:rPr>
+                <w:rFonts w:ascii="Times New Roman" w:hAnsi="Times New Roman" w:eastAsia="SimSun"/>
+                <w:b/>
+                <w:sz w:val="19"/>
+              </w:rPr>
+              <w:t>研究设计与结论</w:t>
+            </w:r>
+          </w:p>
+        </w:tc>
+        <w:tc>
+          <w:tcPr>
+            <w:tcW w:type="dxa" w:w="2409"/>
+            <w:shd w:val="clear" w:color="auto" w:fill="E7E6E6"/>
+          </w:tcPr>
+          <w:p>
+            <w:pPr>
+              <w:spacing w:after="0"/>
+            </w:pPr>
+            <w:r/>
+            <w:r>
+              <w:rPr>
+                <w:rFonts w:ascii="Times New Roman" w:hAnsi="Times New Roman" w:eastAsia="SimSun"/>
+                <w:b/>
+                <w:sz w:val="19"/>
+              </w:rPr>
+              <w:t>核查依据</w:t>
+            </w:r>
+          </w:p>
+        </w:tc>
+      </w:tr>
+      <w:tr>
+        <w:tc>
+          <w:tcPr>
+            <w:tcW w:type="dxa" w:w="2409"/>
+          </w:tcPr>
+          <w:p>
+            <w:pPr>
+              <w:spacing w:after="0"/>
+            </w:pPr>
+            <w:r/>
+            <w:r>
+              <w:rPr>
+                <w:rFonts w:ascii="Times New Roman" w:hAnsi="Times New Roman" w:eastAsia="SimSun"/>
+                <w:b w:val="0"/>
+                <w:sz w:val="19"/>
+              </w:rPr>
+              <w:t>[54]</w:t>
+            </w:r>
+          </w:p>
+        </w:tc>
+        <w:tc>
+          <w:tcPr>
+            <w:tcW w:type="dxa" w:w="2409"/>
+          </w:tcPr>
+          <w:p>
+            <w:pPr>
+              <w:spacing w:after="0"/>
+            </w:pPr>
+            <w:r/>
+            <w:r>
+              <w:rPr>
+                <w:rFonts w:ascii="Times New Roman" w:hAnsi="Times New Roman" w:eastAsia="SimSun"/>
+                <w:b w:val="0"/>
+                <w:sz w:val="19"/>
+              </w:rPr>
+              <w:t>熊海芳，谭袁月，王志强．股权质押比例限制与股票市场稳定：基于「质押新规」的自然实验．财贸经济，2020，41(7)：114-129</w:t>
+            </w:r>
+          </w:p>
+        </w:tc>
+        <w:tc>
+          <w:tcPr>
+            <w:tcW w:type="dxa" w:w="2409"/>
+          </w:tcPr>
+          <w:p>
+            <w:pPr>
+              <w:spacing w:after="0"/>
+            </w:pPr>
+            <w:r/>
+            <w:r>
+              <w:rPr>
+                <w:rFonts w:ascii="Times New Roman" w:hAnsi="Times New Roman" w:eastAsia="SimSun"/>
+                <w:b w:val="0"/>
+                <w:sz w:val="19"/>
+              </w:rPr>
+              <w:t>以新规中「单只股票整体质押比例不超过 50%」的限制为自然实验，考察其对股票市场稳定的影响</w:t>
+            </w:r>
+          </w:p>
+        </w:tc>
+        <w:tc>
+          <w:tcPr>
+            <w:tcW w:type="dxa" w:w="2409"/>
+          </w:tcPr>
+          <w:p>
+            <w:pPr>
+              <w:spacing w:after="0"/>
+            </w:pPr>
+            <w:r/>
+            <w:r>
+              <w:rPr>
+                <w:rFonts w:ascii="Times New Roman" w:hAnsi="Times New Roman" w:eastAsia="SimSun"/>
+                <w:b w:val="0"/>
+                <w:sz w:val="19"/>
+              </w:rPr>
+              <w:t>✅ 见于梁芳凝和庞世明（2024）参考文献表，并经东北财经大学官网核实。正文只按题目概括，</w:t>
+            </w:r>
+            <w:r>
+              <w:rPr>
+                <w:rFonts w:ascii="Times New Roman" w:hAnsi="Times New Roman" w:eastAsia="SimSun"/>
+                <w:b/>
+                <w:sz w:val="19"/>
+              </w:rPr>
+              <w:t>没有读过原文，写正文前建议下载细读</w:t>
+            </w:r>
+          </w:p>
+        </w:tc>
+      </w:tr>
+      <w:tr>
+        <w:tc>
+          <w:tcPr>
+            <w:tcW w:type="dxa" w:w="2409"/>
+          </w:tcPr>
+          <w:p>
+            <w:pPr>
+              <w:spacing w:after="0"/>
+            </w:pPr>
+            <w:r/>
+            <w:r>
+              <w:rPr>
+                <w:rFonts w:ascii="Times New Roman" w:hAnsi="Times New Roman" w:eastAsia="SimSun"/>
+                <w:b w:val="0"/>
+                <w:sz w:val="19"/>
+              </w:rPr>
+              <w:t>[62]</w:t>
+            </w:r>
+          </w:p>
+        </w:tc>
+        <w:tc>
+          <w:tcPr>
+            <w:tcW w:type="dxa" w:w="2409"/>
+          </w:tcPr>
+          <w:p>
+            <w:pPr>
+              <w:spacing w:after="0"/>
+            </w:pPr>
+            <w:r/>
+            <w:r>
+              <w:rPr>
+                <w:rFonts w:ascii="Times New Roman" w:hAnsi="Times New Roman" w:eastAsia="SimSun"/>
+                <w:b w:val="0"/>
+                <w:sz w:val="19"/>
+              </w:rPr>
+              <w:t>何熙琼，刘昊，顾湘．「股权质押新规」能抑制上市公司控股股东的私利侵占行为吗．会计研究，2023(6)：99-117</w:t>
+            </w:r>
+          </w:p>
+        </w:tc>
+        <w:tc>
+          <w:tcPr>
+            <w:tcW w:type="dxa" w:w="2409"/>
+          </w:tcPr>
+          <w:p>
+            <w:pPr>
+              <w:spacing w:after="0"/>
+            </w:pPr>
+            <w:r/>
+            <w:r>
+              <w:rPr>
+                <w:rFonts w:ascii="Times New Roman" w:hAnsi="Times New Roman" w:eastAsia="SimSun"/>
+                <w:b w:val="0"/>
+                <w:sz w:val="19"/>
+              </w:rPr>
+              <w:t>2007—2020 年；处理组为新规前后控股股东均有质押的公司，对照组为从未质押的公司；DID＝当期质押比例 × 新规后；侵占用关联交易／总资产衡量。新规通过降低两权分离度和盈余管理抑制了私利侵占</w:t>
+            </w:r>
+          </w:p>
+        </w:tc>
+        <w:tc>
+          <w:tcPr>
+            <w:tcW w:type="dxa" w:w="2409"/>
+          </w:tcPr>
+          <w:p>
+            <w:pPr>
+              <w:spacing w:after="0"/>
+            </w:pPr>
+            <w:r/>
+            <w:r>
+              <w:rPr>
+                <w:rFonts w:ascii="Times New Roman" w:hAnsi="Times New Roman" w:eastAsia="SimSun"/>
+                <w:b w:val="0"/>
+                <w:sz w:val="19"/>
+              </w:rPr>
+              <w:t>✅ 原文 PDF（19 页，版面页码 99—117），另见孙伟艳和肖琼（2026）、梁芳凝和庞世明（2024）引用</w:t>
+            </w:r>
+          </w:p>
+        </w:tc>
+      </w:tr>
+      <w:tr>
+        <w:tc>
+          <w:tcPr>
+            <w:tcW w:type="dxa" w:w="2409"/>
+          </w:tcPr>
+          <w:p>
+            <w:pPr>
+              <w:spacing w:after="0"/>
+            </w:pPr>
+            <w:r/>
+            <w:r>
+              <w:rPr>
+                <w:rFonts w:ascii="Times New Roman" w:hAnsi="Times New Roman" w:eastAsia="SimSun"/>
+                <w:b w:val="0"/>
+                <w:sz w:val="19"/>
+              </w:rPr>
+              <w:t>[63]</w:t>
+            </w:r>
+          </w:p>
+        </w:tc>
+        <w:tc>
+          <w:tcPr>
+            <w:tcW w:type="dxa" w:w="2409"/>
+          </w:tcPr>
+          <w:p>
+            <w:pPr>
+              <w:spacing w:after="0"/>
+            </w:pPr>
+            <w:r/>
+            <w:r>
+              <w:rPr>
+                <w:rFonts w:ascii="Times New Roman" w:hAnsi="Times New Roman" w:eastAsia="SimSun"/>
+                <w:b w:val="0"/>
+                <w:sz w:val="19"/>
+              </w:rPr>
+              <w:t>梁芳凝，庞世明．「质押新规」能够降低企业的盈余管理吗？中国软科学，2024(S1)：216-224</w:t>
+            </w:r>
+          </w:p>
+        </w:tc>
+        <w:tc>
+          <w:tcPr>
+            <w:tcW w:type="dxa" w:w="2409"/>
+          </w:tcPr>
+          <w:p>
+            <w:pPr>
+              <w:spacing w:after="0"/>
+            </w:pPr>
+            <w:r/>
+            <w:r>
+              <w:rPr>
+                <w:rFonts w:ascii="Times New Roman" w:hAnsi="Times New Roman" w:eastAsia="SimSun"/>
+                <w:b w:val="0"/>
+                <w:sz w:val="19"/>
+              </w:rPr>
+              <w:t>2011—2023 年；与何熙琼等相同的分组与 DID 设定；新规显著降低真实与应计盈余管理，非国企、高质押率公司更显著</w:t>
+            </w:r>
+          </w:p>
+        </w:tc>
+        <w:tc>
+          <w:tcPr>
+            <w:tcW w:type="dxa" w:w="2409"/>
+          </w:tcPr>
+          <w:p>
+            <w:pPr>
+              <w:spacing w:after="0"/>
+            </w:pPr>
+            <w:r/>
+            <w:r>
+              <w:rPr>
+                <w:rFonts w:ascii="Times New Roman" w:hAnsi="Times New Roman" w:eastAsia="SimSun"/>
+                <w:b w:val="0"/>
+                <w:sz w:val="19"/>
+              </w:rPr>
+              <w:t>✅ 原文 PDF（页眉「中国软科学增刊（上）」，页码 216—224）。注意是</w:t>
+            </w:r>
+            <w:r>
+              <w:rPr>
+                <w:rFonts w:ascii="Times New Roman" w:hAnsi="Times New Roman" w:eastAsia="SimSun"/>
+                <w:b/>
+                <w:sz w:val="19"/>
+              </w:rPr>
+              <w:t>增刊</w:t>
+            </w:r>
+            <w:r>
+              <w:rPr>
+                <w:rFonts w:ascii="Times New Roman" w:hAnsi="Times New Roman" w:eastAsia="SimSun"/>
+                <w:b w:val="0"/>
+                <w:sz w:val="19"/>
+              </w:rPr>
+              <w:t>，部分学校不把增刊算作核心期刊论文</w:t>
+            </w:r>
+          </w:p>
+        </w:tc>
+      </w:tr>
+      <w:tr>
+        <w:tc>
+          <w:tcPr>
+            <w:tcW w:type="dxa" w:w="2409"/>
+          </w:tcPr>
+          <w:p>
+            <w:pPr>
+              <w:spacing w:after="0"/>
+            </w:pPr>
+            <w:r/>
+            <w:r>
+              <w:rPr>
+                <w:rFonts w:ascii="Times New Roman" w:hAnsi="Times New Roman" w:eastAsia="SimSun"/>
+                <w:b w:val="0"/>
+                <w:sz w:val="19"/>
+              </w:rPr>
+              <w:t>[67]</w:t>
+            </w:r>
+          </w:p>
+        </w:tc>
+        <w:tc>
+          <w:tcPr>
+            <w:tcW w:type="dxa" w:w="2409"/>
+          </w:tcPr>
+          <w:p>
+            <w:pPr>
+              <w:spacing w:after="0"/>
+            </w:pPr>
+            <w:r/>
+            <w:r>
+              <w:rPr>
+                <w:rFonts w:ascii="Times New Roman" w:hAnsi="Times New Roman" w:eastAsia="SimSun"/>
+                <w:b w:val="0"/>
+                <w:sz w:val="19"/>
+              </w:rPr>
+              <w:t>孙伟艳，肖琼．「股权质押新规」能抑制企业盈余管理行为吗？财会通讯，2026(3)：83-87，92</w:t>
+            </w:r>
+          </w:p>
+        </w:tc>
+        <w:tc>
+          <w:tcPr>
+            <w:tcW w:type="dxa" w:w="2409"/>
+          </w:tcPr>
+          <w:p>
+            <w:pPr>
+              <w:spacing w:after="0"/>
+            </w:pPr>
+            <w:r/>
+            <w:r>
+              <w:rPr>
+                <w:rFonts w:ascii="Times New Roman" w:hAnsi="Times New Roman" w:eastAsia="SimSun"/>
+                <w:b w:val="0"/>
+                <w:sz w:val="19"/>
+              </w:rPr>
+              <w:t>2014—2023 年；新规显著抑制盈余管理，机制为提高信息披露质量、降低两权分离度</w:t>
+            </w:r>
+          </w:p>
+        </w:tc>
+        <w:tc>
+          <w:tcPr>
+            <w:tcW w:type="dxa" w:w="2409"/>
+          </w:tcPr>
+          <w:p>
+            <w:pPr>
+              <w:spacing w:after="0"/>
+            </w:pPr>
+            <w:r/>
+            <w:r>
+              <w:rPr>
+                <w:rFonts w:ascii="Times New Roman" w:hAnsi="Times New Roman" w:eastAsia="SimSun"/>
+                <w:b w:val="0"/>
+                <w:sz w:val="19"/>
+              </w:rPr>
+              <w:t>✅ 原文 PDF（DOI 10.16144/j.cnki.issn1002-8072.2026.03.015，页码 83—87，转 92）</w:t>
+            </w:r>
+          </w:p>
+        </w:tc>
+      </w:tr>
+    </w:tbl>
+    <w:p/>
+    <w:p>
+      <w:r>
+        <w:rPr>
+          <w:rFonts w:ascii="Times New Roman" w:hAnsi="Times New Roman" w:eastAsia="SimSun"/>
+          <w:b/>
+          <w:sz w:val="21"/>
+        </w:rPr>
+        <w:t>没有加入的</w:t>
+      </w:r>
+      <w:r>
+        <w:rPr>
+          <w:rFonts w:ascii="Times New Roman" w:hAnsi="Times New Roman" w:eastAsia="SimSun"/>
+          <w:b w:val="0"/>
+          <w:sz w:val="21"/>
+        </w:rPr>
+        <w:t>：</w:t>
+      </w:r>
+    </w:p>
+    <w:p>
+      <w:pPr>
+        <w:ind w:left="340" w:hanging="227"/>
+      </w:pPr>
+      <w:r>
+        <w:rPr>
+          <w:rFonts w:ascii="Times New Roman" w:hAnsi="Times New Roman" w:eastAsia="SimSun"/>
+          <w:b w:val="0"/>
+          <w:sz w:val="21"/>
+        </w:rPr>
+        <w:t>• 刘卓然和鞠荣华《大股东减持、股权质押对股票收益率的影响研究》（中国证券期货，2024(4)：45-52）。研究的是减持新规和质押率对股票收益率的影响，没有涉及质押新规，与本文关系不大。</w:t>
+      </w:r>
+    </w:p>
+    <w:p>
+      <w:pPr>
+        <w:ind w:left="340" w:hanging="227"/>
+      </w:pPr>
+      <w:r>
+        <w:rPr>
+          <w:rFonts w:ascii="Times New Roman" w:hAnsi="Times New Roman" w:eastAsia="SimSun"/>
+          <w:b w:val="0"/>
+          <w:sz w:val="21"/>
+        </w:rPr>
+        <w:t>• 叶蓓《监管新规与股权质押上市公司投资效率》（企业经济，2024，43(8)：28-39）。见于梁芳凝和庞世明（2024）的参考文献表，未另行核实；如需可以补上。</w:t>
+      </w:r>
+    </w:p>
+    <w:p>
+      <w:r>
+        <w:rPr>
+          <w:rFonts w:ascii="Times New Roman" w:hAnsi="Times New Roman" w:eastAsia="SimSun"/>
+          <w:b/>
+          <w:sz w:val="21"/>
+        </w:rPr>
+        <w:t>对本文 DID 设计的启发</w:t>
+      </w:r>
+      <w:r>
+        <w:rPr>
+          <w:rFonts w:ascii="Times New Roman" w:hAnsi="Times New Roman" w:eastAsia="SimSun"/>
+          <w:b w:val="0"/>
+          <w:sz w:val="21"/>
+        </w:rPr>
+        <w:t>（已写入综述第 4 小节末段）：</w:t>
+      </w:r>
+    </w:p>
+    <w:p>
+      <w:pPr>
+        <w:ind w:left="340" w:hanging="227"/>
+      </w:pPr>
+      <w:r>
+        <w:rPr>
+          <w:rFonts w:ascii="Times New Roman" w:hAnsi="Times New Roman" w:eastAsia="SimSun"/>
+          <w:b w:val="0"/>
+          <w:sz w:val="21"/>
+        </w:rPr>
+        <w:t>• 上述国内研究都以</w:t>
+      </w:r>
+      <w:r>
+        <w:rPr>
+          <w:rFonts w:ascii="Times New Roman" w:hAnsi="Times New Roman" w:eastAsia="SimSun"/>
+          <w:b/>
+          <w:sz w:val="21"/>
+        </w:rPr>
+        <w:t>当期</w:t>
+      </w:r>
+      <w:r>
+        <w:rPr>
+          <w:rFonts w:ascii="Times New Roman" w:hAnsi="Times New Roman" w:eastAsia="SimSun"/>
+          <w:b w:val="0"/>
+          <w:sz w:val="21"/>
+        </w:rPr>
+        <w:t>质押比例 × 新规后度量处理强度，但当期质押比例本身会被新规压低。本文用新规前（2016—2017 年）的平均质押比例，可以避免这个问题，这是本文设计上的改进。</w:t>
+      </w:r>
+    </w:p>
+    <w:p>
+      <w:pPr>
+        <w:ind w:left="340" w:hanging="227"/>
+      </w:pPr>
+      <w:r>
+        <w:rPr>
+          <w:rFonts w:ascii="Times New Roman" w:hAnsi="Times New Roman" w:eastAsia="SimSun"/>
+          <w:b w:val="0"/>
+          <w:sz w:val="21"/>
+        </w:rPr>
+        <w:t>• 这些研究都没有专门处理 2018 年的同期冲击（资管新规、下半年股市大跌）。它们只做了平行趋势、PSM 和时间安慰剂检验，本文可以在这一点上做得更细。</w:t>
+      </w:r>
+    </w:p>
+    <w:p>
+      <w:pPr>
+        <w:ind w:left="340" w:hanging="227"/>
+      </w:pPr>
+      <w:r>
+        <w:rPr>
+          <w:rFonts w:ascii="Times New Roman" w:hAnsi="Times New Roman" w:eastAsia="SimSun"/>
+          <w:b w:val="0"/>
+          <w:sz w:val="21"/>
+        </w:rPr>
+        <w:t>• 何熙琼等（2023）发现新规抑制了掏空。如果掏空渠道成立，新规后高质押公司的现金应当相对上升。本文 DID 的简化式不显著，与「掏空渠道证据较弱」的结论一致。</w:t>
       </w:r>
     </w:p>
     <w:p>
@@ -4841,7 +5325,7 @@
           <w:b w:val="0"/>
           <w:sz w:val="21"/>
         </w:rPr>
-        <w:t>• [54] 史永东等：</w:t>
+        <w:t>• [55] 史永东等：</w:t>
       </w:r>
       <w:hyperlink r:id="rId28">
         <w:r>
@@ -4865,7 +5349,7 @@
           <w:b w:val="0"/>
           <w:sz w:val="21"/>
         </w:rPr>
-        <w:t>• [58] 毛捷和管星华：</w:t>
+        <w:t>• [59] 毛捷和管星华：</w:t>
       </w:r>
       <w:hyperlink r:id="rId29">
         <w:r>
@@ -4889,7 +5373,7 @@
           <w:b w:val="0"/>
           <w:sz w:val="21"/>
         </w:rPr>
-        <w:t>• [59] 周孝华和王诗意：</w:t>
+        <w:t>• [60] 周孝华和王诗意：</w:t>
       </w:r>
       <w:hyperlink r:id="rId30">
         <w:r>
@@ -4913,7 +5397,7 @@
           <w:b w:val="0"/>
           <w:sz w:val="21"/>
         </w:rPr>
-        <w:t>• [63] 杨国超等：</w:t>
+        <w:t>• [65] 杨国超等：</w:t>
       </w:r>
       <w:hyperlink r:id="rId31">
         <w:r>
@@ -4937,7 +5421,7 @@
           <w:b w:val="0"/>
           <w:sz w:val="21"/>
         </w:rPr>
-        <w:t>• [61] 的相近替代文献：</w:t>
+        <w:t>• [64] 的相近替代文献：</w:t>
       </w:r>
       <w:hyperlink r:id="rId32">
         <w:r>
@@ -5219,7 +5703,7 @@
           <w:b w:val="0"/>
           <w:sz w:val="21"/>
         </w:rPr>
-        <w:t>• [57] 连玉君和刘畅：</w:t>
+        <w:t>• [58] 连玉君和刘畅：</w:t>
       </w:r>
       <w:hyperlink r:id="rId45">
         <w:r>

--- a/pledge-cash/参考文献核查清单.docx
+++ b/pledge-cash/参考文献核查清单.docx
@@ -39,7 +39,23 @@
           <w:b w:val="0"/>
           <w:sz w:val="21"/>
         </w:rPr>
-        <w:t xml:space="preserve"> 第六部分「主要参考文献」共 67 条（原 56 条；第七轮新增 7 条近年文献，第八轮按你提供的原文新增 4 条质押新规文献），外加正文中的政策文件与一处已替换的引用。</w:t>
+        <w:t xml:space="preserve"> 第六部分「主要参考文献」，现为 </w:t>
+      </w:r>
+      <w:r>
+        <w:rPr>
+          <w:rFonts w:ascii="Times New Roman" w:hAnsi="Times New Roman" w:eastAsia="SimSun"/>
+          <w:b/>
+          <w:sz w:val="21"/>
+        </w:rPr>
+        <w:t>50 条</w:t>
+      </w:r>
+      <w:r>
+        <w:rPr>
+          <w:rFonts w:ascii="Times New Roman" w:hAnsi="Times New Roman" w:eastAsia="SimSun"/>
+          <w:b w:val="0"/>
+          <w:sz w:val="21"/>
+        </w:rPr>
+        <w:t>，外加正文中的政策文件。</w:t>
       </w:r>
     </w:p>
     <w:p>
@@ -49,30 +65,7 @@
           <w:b w:val="0"/>
           <w:sz w:val="21"/>
         </w:rPr>
-        <w:t>核查方式：用网络搜索逐条检索题目、作者、期刊、年份、卷期、页码。</w:t>
-      </w:r>
-    </w:p>
-    <w:p>
-      <w:pPr>
-        <w:ind w:left="340"/>
-      </w:pPr>
-      <w:r>
-        <w:rPr>
-          <w:rFonts w:ascii="Times New Roman" w:hAnsi="Times New Roman" w:eastAsia="SimSun"/>
-          <w:b/>
-          <w:color w:val="595959"/>
-          <w:sz w:val="21"/>
-        </w:rPr>
-        <w:t>编号已变更</w:t>
-      </w:r>
-      <w:r>
-        <w:rPr>
-          <w:rFonts w:ascii="Times New Roman" w:hAnsi="Times New Roman" w:eastAsia="SimSun"/>
-          <w:b w:val="0"/>
-          <w:color w:val="595959"/>
-          <w:sz w:val="21"/>
-        </w:rPr>
-        <w:t>：新增文献后，参考文献表按「外文在前、中文在后」重新排序编号，本清单中的序号均为新编号。正文采用「作者（年份）」引用，编号变动不影响正文。</w:t>
+        <w:t>核查方式：用网络搜索逐条检索题目、作者、期刊、年份、卷期、页码；你提供原文 PDF 的，以原文版面为准。</w:t>
       </w:r>
     </w:p>
     <w:p>
@@ -90,59 +83,7 @@
           <w:b w:val="0"/>
           <w:sz w:val="21"/>
         </w:rPr>
-        <w:t>：</w:t>
-      </w:r>
-    </w:p>
-    <w:p>
-      <w:pPr>
-        <w:ind w:left="340" w:hanging="227"/>
-      </w:pPr>
-      <w:r>
-        <w:rPr>
-          <w:rFonts w:ascii="Times New Roman" w:hAnsi="Times New Roman" w:eastAsia="SimSun"/>
-          <w:b w:val="0"/>
-          <w:sz w:val="21"/>
-        </w:rPr>
-        <w:t>• ✅ 核实无误</w:t>
-      </w:r>
-    </w:p>
-    <w:p>
-      <w:pPr>
-        <w:ind w:left="340" w:hanging="227"/>
-      </w:pPr>
-      <w:r>
-        <w:rPr>
-          <w:rFonts w:ascii="Times New Roman" w:hAnsi="Times New Roman" w:eastAsia="SimSun"/>
-          <w:b w:val="0"/>
-          <w:sz w:val="21"/>
-        </w:rPr>
-        <w:t>• 🔹 文献存在，但页码等部分信息未能核实</w:t>
-      </w:r>
-    </w:p>
-    <w:p>
-      <w:pPr>
-        <w:ind w:left="340" w:hanging="227"/>
-      </w:pPr>
-      <w:r>
-        <w:rPr>
-          <w:rFonts w:ascii="Times New Roman" w:hAnsi="Times New Roman" w:eastAsia="SimSun"/>
-          <w:b w:val="0"/>
-          <w:sz w:val="21"/>
-        </w:rPr>
-        <w:t>• ⚠️ 有出入，需要修改</w:t>
-      </w:r>
-    </w:p>
-    <w:p>
-      <w:pPr>
-        <w:ind w:left="340" w:hanging="227"/>
-      </w:pPr>
-      <w:r>
-        <w:rPr>
-          <w:rFonts w:ascii="Times New Roman" w:hAnsi="Times New Roman" w:eastAsia="SimSun"/>
-          <w:b w:val="0"/>
-          <w:sz w:val="21"/>
-        </w:rPr>
-        <w:t>• ❓ 两次检索均未找到，可能不存在或信息有误</w:t>
+        <w:t>：✅ 核实无误　🔹 文献存在，但页码未能核实　⚠️ 有出入，需要修改</w:t>
       </w:r>
     </w:p>
     <w:p>
@@ -248,7 +189,7 @@
                 <w:b w:val="0"/>
                 <w:sz w:val="19"/>
               </w:rPr>
-              <w:t>❓ 未检索到</w:t>
+              <w:t>⚠️ 题目用字需核对</w:t>
             </w:r>
           </w:p>
         </w:tc>
@@ -267,7 +208,7 @@
                 <w:b w:val="0"/>
                 <w:sz w:val="19"/>
               </w:rPr>
-              <w:t>3</w:t>
+              <w:t>2</w:t>
             </w:r>
           </w:p>
         </w:tc>
@@ -286,66 +227,7 @@
                 <w:b w:val="0"/>
                 <w:sz w:val="19"/>
               </w:rPr>
-              <w:t>[52]、[57]、[64]</w:t>
-            </w:r>
-          </w:p>
-        </w:tc>
-      </w:tr>
-      <w:tr>
-        <w:tc>
-          <w:tcPr>
-            <w:tcW w:type="dxa" w:w="3213"/>
-          </w:tcPr>
-          <w:p>
-            <w:pPr>
-              <w:spacing w:after="0"/>
-            </w:pPr>
-            <w:r/>
-            <w:r>
-              <w:rPr>
-                <w:rFonts w:ascii="Times New Roman" w:hAnsi="Times New Roman" w:eastAsia="SimSun"/>
-                <w:b w:val="0"/>
-                <w:sz w:val="19"/>
-              </w:rPr>
-              <w:t>⚠️ 有出入</w:t>
-            </w:r>
-          </w:p>
-        </w:tc>
-        <w:tc>
-          <w:tcPr>
-            <w:tcW w:type="dxa" w:w="3213"/>
-          </w:tcPr>
-          <w:p>
-            <w:pPr>
-              <w:spacing w:after="0"/>
-            </w:pPr>
-            <w:r/>
-            <w:r>
-              <w:rPr>
-                <w:rFonts w:ascii="Times New Roman" w:hAnsi="Times New Roman" w:eastAsia="SimSun"/>
-                <w:b w:val="0"/>
-                <w:sz w:val="19"/>
-              </w:rPr>
-              <w:t>3</w:t>
-            </w:r>
-          </w:p>
-        </w:tc>
-        <w:tc>
-          <w:tcPr>
-            <w:tcW w:type="dxa" w:w="3213"/>
-          </w:tcPr>
-          <w:p>
-            <w:pPr>
-              <w:spacing w:after="0"/>
-            </w:pPr>
-            <w:r/>
-            <w:r>
-              <w:rPr>
-                <w:rFonts w:ascii="Times New Roman" w:hAnsi="Times New Roman" w:eastAsia="SimSun"/>
-                <w:b w:val="0"/>
-                <w:sz w:val="19"/>
-              </w:rPr>
-              <w:t>[38]、[49]、[61]</w:t>
+              <w:t>[29]、[40]</w:t>
             </w:r>
           </w:p>
         </w:tc>
@@ -385,7 +267,7 @@
                 <w:b w:val="0"/>
                 <w:sz w:val="19"/>
               </w:rPr>
-              <w:t>4</w:t>
+              <w:t>3</w:t>
             </w:r>
           </w:p>
         </w:tc>
@@ -404,7 +286,7 @@
                 <w:b w:val="0"/>
                 <w:sz w:val="19"/>
               </w:rPr>
-              <w:t>[44]、[55]、[65]、[66]</w:t>
+              <w:t>[35]、[44]、[49]</w:t>
             </w:r>
           </w:p>
         </w:tc>
@@ -444,7 +326,7 @@
                 <w:b w:val="0"/>
                 <w:sz w:val="19"/>
               </w:rPr>
-              <w:t>57</w:t>
+              <w:t>45</w:t>
             </w:r>
           </w:p>
         </w:tc>
@@ -463,7 +345,7 @@
                 <w:b w:val="0"/>
                 <w:sz w:val="19"/>
               </w:rPr>
-              <w:t>其余各条（含新增的 11 条；[34] 的正文表述已改正）</w:t>
+              <w:t>其余各条</w:t>
             </w:r>
           </w:p>
         </w:tc>
@@ -477,7 +359,7 @@
           <w:b/>
           <w:sz w:val="21"/>
         </w:rPr>
-        <w:t>最需要优先处理的是 3 条 ❓</w:t>
+        <w:t>年份分布</w:t>
       </w:r>
       <w:r>
         <w:rPr>
@@ -485,7 +367,17 @@
           <w:b w:val="0"/>
           <w:sz w:val="21"/>
         </w:rPr>
-        <w:t>。这几条可能是写作工具生成的虚构文献，也可能只是题目或期刊记错了。定稿前务必在知网上逐条确认：找不到原文的就删掉，并改写正文中引用它们的句子。</w:t>
+        <w:t>：2018 年及以后 27 条（54%），2020 年及以后 17 条，中位年份 2018 年。2018 年质押新规的专题研究有 5 条：[25]、[43]、[46]、[48]、[50]。</w:t>
+      </w:r>
+    </w:p>
+    <w:p>
+      <w:r>
+        <w:rPr>
+          <w:rFonts w:ascii="Times New Roman" w:hAnsi="Times New Roman" w:eastAsia="SimSun"/>
+          <w:b w:val="0"/>
+          <w:sz w:val="21"/>
+        </w:rPr>
+        <w:t>之前检索不到的 3 条（柯艳蓉等 2020、余明桂等 2021、刘强等 2025）已在精简时删除，原稿中不再有查不到出处的文献。</w:t>
       </w:r>
     </w:p>
     <w:p>
@@ -609,386 +501,10 @@
             <w:r>
               <w:rPr>
                 <w:rFonts w:ascii="Times New Roman" w:hAnsi="Times New Roman" w:eastAsia="SimSun"/>
-                <w:b/>
-                <w:sz w:val="19"/>
-              </w:rPr>
-              <w:t>[52]</w:t>
-            </w:r>
-          </w:p>
-        </w:tc>
-        <w:tc>
-          <w:tcPr>
-            <w:tcW w:type="dxa" w:w="2409"/>
-          </w:tcPr>
-          <w:p>
-            <w:pPr>
-              <w:spacing w:after="0"/>
-            </w:pPr>
-            <w:r/>
-            <w:r>
-              <w:rPr>
-                <w:rFonts w:ascii="Times New Roman" w:hAnsi="Times New Roman" w:eastAsia="SimSun"/>
                 <w:b w:val="0"/>
                 <w:sz w:val="19"/>
               </w:rPr>
-              <w:t>柯艳蓉，吴晓晖，李玉敏．控股股东股权质押、股权结构与股票流动性．国际金融研究，2020(7)</w:t>
-            </w:r>
-          </w:p>
-        </w:tc>
-        <w:tc>
-          <w:tcPr>
-            <w:tcW w:type="dxa" w:w="2409"/>
-          </w:tcPr>
-          <w:p>
-            <w:pPr>
-              <w:spacing w:after="0"/>
-            </w:pPr>
-            <w:r/>
-            <w:r>
-              <w:rPr>
-                <w:rFonts w:ascii="Times New Roman" w:hAnsi="Times New Roman" w:eastAsia="SimSun"/>
-                <w:b w:val="0"/>
-                <w:sz w:val="19"/>
-              </w:rPr>
-              <w:t>❓ 未检索到</w:t>
-            </w:r>
-          </w:p>
-        </w:tc>
-        <w:tc>
-          <w:tcPr>
-            <w:tcW w:type="dxa" w:w="2409"/>
-          </w:tcPr>
-          <w:p>
-            <w:pPr>
-              <w:spacing w:after="0"/>
-            </w:pPr>
-            <w:r/>
-            <w:r>
-              <w:rPr>
-                <w:rFonts w:ascii="Times New Roman" w:hAnsi="Times New Roman" w:eastAsia="SimSun"/>
-                <w:b w:val="0"/>
-                <w:sz w:val="19"/>
-              </w:rPr>
-              <w:t>两次检索均未找到。这组作者 2019 年在《财贸经济》发表过《控股股东股权质押与企业投资行为——基于金融投资和实业投资的视角》，但没有查到这篇。该条本身也</w:t>
-            </w:r>
-            <w:r>
-              <w:rPr>
-                <w:rFonts w:ascii="Times New Roman" w:hAnsi="Times New Roman" w:eastAsia="SimSun"/>
-                <w:b/>
-                <w:sz w:val="19"/>
-              </w:rPr>
-              <w:t>缺页码</w:t>
-            </w:r>
-            <w:r>
-              <w:rPr>
-                <w:rFonts w:ascii="Times New Roman" w:hAnsi="Times New Roman" w:eastAsia="SimSun"/>
-                <w:b w:val="0"/>
-                <w:sz w:val="19"/>
-              </w:rPr>
-              <w:t>。正文引用处：文献综述第 3 小节「以及质押对公司股票流动性的影响（柯艳蓉等，2020）」</w:t>
-            </w:r>
-          </w:p>
-        </w:tc>
-      </w:tr>
-      <w:tr>
-        <w:tc>
-          <w:tcPr>
-            <w:tcW w:type="dxa" w:w="2409"/>
-          </w:tcPr>
-          <w:p>
-            <w:pPr>
-              <w:spacing w:after="0"/>
-            </w:pPr>
-            <w:r/>
-            <w:r>
-              <w:rPr>
-                <w:rFonts w:ascii="Times New Roman" w:hAnsi="Times New Roman" w:eastAsia="SimSun"/>
-                <w:b/>
-                <w:sz w:val="19"/>
-              </w:rPr>
-              <w:t>[57]</w:t>
-            </w:r>
-          </w:p>
-        </w:tc>
-        <w:tc>
-          <w:tcPr>
-            <w:tcW w:type="dxa" w:w="2409"/>
-          </w:tcPr>
-          <w:p>
-            <w:pPr>
-              <w:spacing w:after="0"/>
-            </w:pPr>
-            <w:r/>
-            <w:r>
-              <w:rPr>
-                <w:rFonts w:ascii="Times New Roman" w:hAnsi="Times New Roman" w:eastAsia="SimSun"/>
-                <w:b w:val="0"/>
-                <w:sz w:val="19"/>
-              </w:rPr>
-              <w:t>余明桂，宋慧恬，张庆．支持型股权质押、融资约束与公司投资．财会月刊，2021(12)：23-33</w:t>
-            </w:r>
-          </w:p>
-        </w:tc>
-        <w:tc>
-          <w:tcPr>
-            <w:tcW w:type="dxa" w:w="2409"/>
-          </w:tcPr>
-          <w:p>
-            <w:pPr>
-              <w:spacing w:after="0"/>
-            </w:pPr>
-            <w:r/>
-            <w:r>
-              <w:rPr>
-                <w:rFonts w:ascii="Times New Roman" w:hAnsi="Times New Roman" w:eastAsia="SimSun"/>
-                <w:b w:val="0"/>
-                <w:sz w:val="19"/>
-              </w:rPr>
-              <w:t>❓ 未检索到</w:t>
-            </w:r>
-          </w:p>
-        </w:tc>
-        <w:tc>
-          <w:tcPr>
-            <w:tcW w:type="dxa" w:w="2409"/>
-          </w:tcPr>
-          <w:p>
-            <w:pPr>
-              <w:spacing w:after="0"/>
-            </w:pPr>
-            <w:r/>
-            <w:r>
-              <w:rPr>
-                <w:rFonts w:ascii="Times New Roman" w:hAnsi="Times New Roman" w:eastAsia="SimSun"/>
-                <w:b w:val="0"/>
-                <w:sz w:val="19"/>
-              </w:rPr>
-              <w:t>两次检索均未找到，包括只搜「支持型股权质押 余明桂」。正文把「支持型／非支持型质押」这一划分归于该文，并在三「第四」、表 2 中据此设计了检验，</w:t>
-            </w:r>
-            <w:r>
-              <w:rPr>
-                <w:rFonts w:ascii="Times New Roman" w:hAnsi="Times New Roman" w:eastAsia="SimSun"/>
-                <w:b/>
-                <w:sz w:val="19"/>
-              </w:rPr>
-              <w:t>影响较大</w:t>
-            </w:r>
-            <w:r>
-              <w:rPr>
-                <w:rFonts w:ascii="Times New Roman" w:hAnsi="Times New Roman" w:eastAsia="SimSun"/>
-                <w:b w:val="0"/>
-                <w:sz w:val="19"/>
-              </w:rPr>
-              <w:t>，需重点核实</w:t>
-            </w:r>
-          </w:p>
-        </w:tc>
-      </w:tr>
-      <w:tr>
-        <w:tc>
-          <w:tcPr>
-            <w:tcW w:type="dxa" w:w="2409"/>
-          </w:tcPr>
-          <w:p>
-            <w:pPr>
-              <w:spacing w:after="0"/>
-            </w:pPr>
-            <w:r/>
-            <w:r>
-              <w:rPr>
-                <w:rFonts w:ascii="Times New Roman" w:hAnsi="Times New Roman" w:eastAsia="SimSun"/>
-                <w:b/>
-                <w:sz w:val="19"/>
-              </w:rPr>
-              <w:t>[64]</w:t>
-            </w:r>
-          </w:p>
-        </w:tc>
-        <w:tc>
-          <w:tcPr>
-            <w:tcW w:type="dxa" w:w="2409"/>
-          </w:tcPr>
-          <w:p>
-            <w:pPr>
-              <w:spacing w:after="0"/>
-            </w:pPr>
-            <w:r/>
-            <w:r>
-              <w:rPr>
-                <w:rFonts w:ascii="Times New Roman" w:hAnsi="Times New Roman" w:eastAsia="SimSun"/>
-                <w:b w:val="0"/>
-                <w:sz w:val="19"/>
-              </w:rPr>
-              <w:t>刘强，董恬媛，韩洪灵．控股股东股权质押与企业劳动收入份额．当代经济科学，2025，47(6)：59-72</w:t>
-            </w:r>
-          </w:p>
-        </w:tc>
-        <w:tc>
-          <w:tcPr>
-            <w:tcW w:type="dxa" w:w="2409"/>
-          </w:tcPr>
-          <w:p>
-            <w:pPr>
-              <w:spacing w:after="0"/>
-            </w:pPr>
-            <w:r/>
-            <w:r>
-              <w:rPr>
-                <w:rFonts w:ascii="Times New Roman" w:hAnsi="Times New Roman" w:eastAsia="SimSun"/>
-                <w:b w:val="0"/>
-                <w:sz w:val="19"/>
-              </w:rPr>
-              <w:t>❓ 未检索到</w:t>
-            </w:r>
-          </w:p>
-        </w:tc>
-        <w:tc>
-          <w:tcPr>
-            <w:tcW w:type="dxa" w:w="2409"/>
-          </w:tcPr>
-          <w:p>
-            <w:pPr>
-              <w:spacing w:after="0"/>
-            </w:pPr>
-            <w:r/>
-            <w:r>
-              <w:rPr>
-                <w:rFonts w:ascii="Times New Roman" w:hAnsi="Times New Roman" w:eastAsia="SimSun"/>
-                <w:b w:val="0"/>
-                <w:sz w:val="19"/>
-              </w:rPr>
-              <w:t>两次检索均未找到。检索中出现了一篇主题相近的文章：《消失的就业：控股股东质押股票贷款的劳动力市场后果》（《财经研究》2024 年），可供参考替换。正文引用处：文献综述第 4 小节「纾困基金能够有效缓解股权质押对企业劳动收入份额的抑制作用」</w:t>
-            </w:r>
-          </w:p>
-        </w:tc>
-      </w:tr>
-      <w:tr>
-        <w:tc>
-          <w:tcPr>
-            <w:tcW w:type="dxa" w:w="2409"/>
-          </w:tcPr>
-          <w:p>
-            <w:pPr>
-              <w:spacing w:after="0"/>
-            </w:pPr>
-            <w:r/>
-            <w:r>
-              <w:rPr>
-                <w:rFonts w:ascii="Times New Roman" w:hAnsi="Times New Roman" w:eastAsia="SimSun"/>
-                <w:b/>
-                <w:sz w:val="19"/>
-              </w:rPr>
-              <w:t>[34]</w:t>
-            </w:r>
-          </w:p>
-        </w:tc>
-        <w:tc>
-          <w:tcPr>
-            <w:tcW w:type="dxa" w:w="2409"/>
-          </w:tcPr>
-          <w:p>
-            <w:pPr>
-              <w:spacing w:after="0"/>
-            </w:pPr>
-            <w:r/>
-            <w:r>
-              <w:rPr>
-                <w:rFonts w:ascii="Times New Roman" w:hAnsi="Times New Roman" w:eastAsia="SimSun"/>
-                <w:b w:val="0"/>
-                <w:sz w:val="19"/>
-              </w:rPr>
-              <w:t>Pan X, Qian M. Firm financing through insider stock pledges. Review of Finance, 2024, 28(2): 621-659</w:t>
-            </w:r>
-          </w:p>
-        </w:tc>
-        <w:tc>
-          <w:tcPr>
-            <w:tcW w:type="dxa" w:w="2409"/>
-          </w:tcPr>
-          <w:p>
-            <w:pPr>
-              <w:spacing w:after="0"/>
-            </w:pPr>
-            <w:r/>
-            <w:r>
-              <w:rPr>
-                <w:rFonts w:ascii="Times New Roman" w:hAnsi="Times New Roman" w:eastAsia="SimSun"/>
-                <w:b w:val="0"/>
-                <w:sz w:val="19"/>
-              </w:rPr>
-              <w:t>✅ 正文表述已改正</w:t>
-            </w:r>
-          </w:p>
-        </w:tc>
-        <w:tc>
-          <w:tcPr>
-            <w:tcW w:type="dxa" w:w="2409"/>
-          </w:tcPr>
-          <w:p>
-            <w:pPr>
-              <w:spacing w:after="0"/>
-            </w:pPr>
-            <w:r/>
-            <w:r>
-              <w:rPr>
-                <w:rFonts w:ascii="Times New Roman" w:hAnsi="Times New Roman" w:eastAsia="SimSun"/>
-                <w:b w:val="0"/>
-                <w:sz w:val="19"/>
-              </w:rPr>
-              <w:t>文献信息正确。但该文研究的是</w:t>
-            </w:r>
-            <w:r>
-              <w:rPr>
-                <w:rFonts w:ascii="Times New Roman" w:hAnsi="Times New Roman" w:eastAsia="SimSun"/>
-                <w:b/>
-                <w:sz w:val="19"/>
-              </w:rPr>
-              <w:t>中国</w:t>
-            </w:r>
-            <w:r>
-              <w:rPr>
-                <w:rFonts w:ascii="Times New Roman" w:hAnsi="Times New Roman" w:eastAsia="SimSun"/>
-                <w:b w:val="0"/>
-                <w:sz w:val="19"/>
-              </w:rPr>
-              <w:t>上市公司质押资金的去向，正文写成「Pan和Qian（2024）则从企业融资视角提供了</w:t>
-            </w:r>
-            <w:r>
-              <w:rPr>
-                <w:rFonts w:ascii="Times New Roman" w:hAnsi="Times New Roman" w:eastAsia="SimSun"/>
-                <w:b/>
-                <w:sz w:val="19"/>
-              </w:rPr>
-              <w:t>国际</w:t>
-            </w:r>
-            <w:r>
-              <w:rPr>
-                <w:rFonts w:ascii="Times New Roman" w:hAnsi="Times New Roman" w:eastAsia="SimSun"/>
-                <w:b w:val="0"/>
-                <w:sz w:val="19"/>
-              </w:rPr>
-              <w:t>经验证据」，本轮已改为「基于中国上市公司的质押交易数据发现，为上市公司本身融资的质押交易仅占17.4%」，并移至文献综述第 3 小节讨论资金去向的位置</w:t>
-            </w:r>
-          </w:p>
-        </w:tc>
-      </w:tr>
-      <w:tr>
-        <w:tc>
-          <w:tcPr>
-            <w:tcW w:type="dxa" w:w="2409"/>
-          </w:tcPr>
-          <w:p>
-            <w:pPr>
-              <w:spacing w:after="0"/>
-            </w:pPr>
-            <w:r/>
-            <w:r>
-              <w:rPr>
-                <w:rFonts w:ascii="Times New Roman" w:hAnsi="Times New Roman" w:eastAsia="SimSun"/>
-                <w:b/>
-                <w:sz w:val="19"/>
-              </w:rPr>
-              <w:t>[38]</w:t>
+              <w:t>[29]</w:t>
             </w:r>
           </w:p>
         </w:tc>
@@ -1026,7 +542,7 @@
                 <w:b w:val="0"/>
                 <w:sz w:val="19"/>
               </w:rPr>
-              <w:t>⚠️ 题目用字有误</w:t>
+              <w:t>⚠️ 题目用字</w:t>
             </w:r>
           </w:p>
         </w:tc>
@@ -1061,23 +577,7 @@
                 <w:b w:val="0"/>
                 <w:sz w:val="19"/>
               </w:rPr>
-              <w:t>流动性管理行为」，参考文献表写成了「融资约束</w:t>
-            </w:r>
-            <w:r>
-              <w:rPr>
-                <w:rFonts w:ascii="Times New Roman" w:hAnsi="Times New Roman" w:eastAsia="SimSun"/>
-                <w:b/>
-                <w:sz w:val="19"/>
-              </w:rPr>
-              <w:t>和</w:t>
-            </w:r>
-            <w:r>
-              <w:rPr>
-                <w:rFonts w:ascii="Times New Roman" w:hAnsi="Times New Roman" w:eastAsia="SimSun"/>
-                <w:b w:val="0"/>
-                <w:sz w:val="19"/>
-              </w:rPr>
-              <w:t>流动性管理行为」</w:t>
+              <w:t>流动性管理行为」，以知网为准</w:t>
             </w:r>
           </w:p>
         </w:tc>
@@ -1095,10 +595,10 @@
             <w:r>
               <w:rPr>
                 <w:rFonts w:ascii="Times New Roman" w:hAnsi="Times New Roman" w:eastAsia="SimSun"/>
-                <w:b/>
+                <w:b w:val="0"/>
                 <w:sz w:val="19"/>
               </w:rPr>
-              <w:t>[49]</w:t>
+              <w:t>[40]</w:t>
             </w:r>
           </w:p>
         </w:tc>
@@ -1155,7 +655,7 @@
                 <w:b w:val="0"/>
                 <w:sz w:val="19"/>
               </w:rPr>
-              <w:t>期刊、年份、期号、页码均与检索结果一致。但各处引用中题目有的写「</w:t>
+              <w:t>各处引用中有的写「</w:t>
             </w:r>
             <w:r>
               <w:rPr>
@@ -1187,101 +687,7 @@
                 <w:b w:val="0"/>
                 <w:sz w:val="19"/>
               </w:rPr>
-              <w:t>融资约束」，以知网原文为准</w:t>
-            </w:r>
-          </w:p>
-        </w:tc>
-      </w:tr>
-      <w:tr>
-        <w:tc>
-          <w:tcPr>
-            <w:tcW w:type="dxa" w:w="2409"/>
-          </w:tcPr>
-          <w:p>
-            <w:pPr>
-              <w:spacing w:after="0"/>
-            </w:pPr>
-            <w:r/>
-            <w:r>
-              <w:rPr>
-                <w:rFonts w:ascii="Times New Roman" w:hAnsi="Times New Roman" w:eastAsia="SimSun"/>
-                <w:b/>
-                <w:sz w:val="19"/>
-              </w:rPr>
-              <w:t>[61]</w:t>
-            </w:r>
-          </w:p>
-        </w:tc>
-        <w:tc>
-          <w:tcPr>
-            <w:tcW w:type="dxa" w:w="2409"/>
-          </w:tcPr>
-          <w:p>
-            <w:pPr>
-              <w:spacing w:after="0"/>
-            </w:pPr>
-            <w:r/>
-            <w:r>
-              <w:rPr>
-                <w:rFonts w:ascii="Times New Roman" w:hAnsi="Times New Roman" w:eastAsia="SimSun"/>
-                <w:b w:val="0"/>
-                <w:sz w:val="19"/>
-              </w:rPr>
-              <w:t>苏治，金昕，张永冀．控股股东股权质押风险溢出效应研究——基于私用型和公用型质押的对比分析．会计研究，2023(6)：62-77</w:t>
-            </w:r>
-          </w:p>
-        </w:tc>
-        <w:tc>
-          <w:tcPr>
-            <w:tcW w:type="dxa" w:w="2409"/>
-          </w:tcPr>
-          <w:p>
-            <w:pPr>
-              <w:spacing w:after="0"/>
-            </w:pPr>
-            <w:r/>
-            <w:r>
-              <w:rPr>
-                <w:rFonts w:ascii="Times New Roman" w:hAnsi="Times New Roman" w:eastAsia="SimSun"/>
-                <w:b w:val="0"/>
-                <w:sz w:val="19"/>
-              </w:rPr>
-              <w:t>⚠️ 页码与正文概括</w:t>
-            </w:r>
-          </w:p>
-        </w:tc>
-        <w:tc>
-          <w:tcPr>
-            <w:tcW w:type="dxa" w:w="2409"/>
-          </w:tcPr>
-          <w:p>
-            <w:pPr>
-              <w:spacing w:after="0"/>
-            </w:pPr>
-            <w:r/>
-            <w:r>
-              <w:rPr>
-                <w:rFonts w:ascii="Times New Roman" w:hAnsi="Times New Roman" w:eastAsia="SimSun"/>
-                <w:b w:val="0"/>
-                <w:sz w:val="19"/>
-              </w:rPr>
-              <w:t>① 两个检索来源的页码不一致（62—77 与 61—76），以知网为准。② 检索摘要显示该文研究的是质押风险</w:t>
-            </w:r>
-            <w:r>
-              <w:rPr>
-                <w:rFonts w:ascii="Times New Roman" w:hAnsi="Times New Roman" w:eastAsia="SimSun"/>
-                <w:b/>
-                <w:sz w:val="19"/>
-              </w:rPr>
-              <w:t>向供应商等外部利益相关者溢出</w:t>
-            </w:r>
-            <w:r>
-              <w:rPr>
-                <w:rFonts w:ascii="Times New Roman" w:hAnsi="Times New Roman" w:eastAsia="SimSun"/>
-                <w:b w:val="0"/>
-                <w:sz w:val="19"/>
-              </w:rPr>
-              <w:t>，而正文概括为「私用型质押显著提高股价崩盘风险，而公用型质押则无显著影响」，与该文研究内容可能不符，请对照原文摘要修改</w:t>
+              <w:t>融资约束」，以知网为准</w:t>
             </w:r>
           </w:p>
         </w:tc>
@@ -1302,7 +708,7 @@
                 <w:b w:val="0"/>
                 <w:sz w:val="19"/>
               </w:rPr>
-              <w:t>[44]</w:t>
+              <w:t>[35]</w:t>
             </w:r>
           </w:p>
         </w:tc>
@@ -1359,7 +765,7 @@
                 <w:b w:val="0"/>
                 <w:sz w:val="19"/>
               </w:rPr>
-              <w:t>题目、作者、期刊、期号均核实；页码未检索到</w:t>
+              <w:t>其余信息均核实</w:t>
             </w:r>
           </w:p>
         </w:tc>
@@ -1380,7 +786,7 @@
                 <w:b w:val="0"/>
                 <w:sz w:val="19"/>
               </w:rPr>
-              <w:t>[55]</w:t>
+              <w:t>[44]</w:t>
             </w:r>
           </w:p>
         </w:tc>
@@ -1399,7 +805,7 @@
                 <w:b w:val="0"/>
                 <w:sz w:val="19"/>
               </w:rPr>
-              <w:t>史永东，宋明勇，李凤羽，甄红线．控股股东股权质押与企业债权人利益保护——来自中国债券市场的证据．经济研究，2021，56(8)：109-126</w:t>
+              <w:t>史永东，宋明勇，李凤羽，甄红线．控股股东股权质押与企业债权人利益保护．经济研究，2021，56(8)：109-126</w:t>
             </w:r>
           </w:p>
         </w:tc>
@@ -1437,7 +843,7 @@
                 <w:b w:val="0"/>
                 <w:sz w:val="19"/>
               </w:rPr>
-              <w:t>题目、作者、期刊、期号均核实（东北财经大学官网报道）；页码未检索到</w:t>
+              <w:t>其余信息均核实（东北财经大学官网报道）</w:t>
             </w:r>
           </w:p>
         </w:tc>
@@ -1458,7 +864,7 @@
                 <w:b w:val="0"/>
                 <w:sz w:val="19"/>
               </w:rPr>
-              <w:t>[66]</w:t>
+              <w:t>[49]</w:t>
             </w:r>
           </w:p>
         </w:tc>
@@ -1477,7 +883,7 @@
                 <w:b w:val="0"/>
                 <w:sz w:val="19"/>
               </w:rPr>
-              <w:t>郑登津，闻人泱泱，陈德球．制衡还是合谋：来自股权质押新视角下年报文本特征的证据．会计研究，2026(6)：20-33</w:t>
+              <w:t>杨国超，刘琪，王克敏．「存贷双高」企业的高现金持有之谜．管理世界，2025(12)：163-178</w:t>
             </w:r>
           </w:p>
         </w:tc>
@@ -1515,85 +921,7 @@
                 <w:b w:val="0"/>
                 <w:sz w:val="19"/>
               </w:rPr>
-              <w:t>核实到该文发表于《会计研究》2026 年第 6 期；合作作者与页码未检索到</w:t>
-            </w:r>
-          </w:p>
-        </w:tc>
-      </w:tr>
-      <w:tr>
-        <w:tc>
-          <w:tcPr>
-            <w:tcW w:type="dxa" w:w="2409"/>
-          </w:tcPr>
-          <w:p>
-            <w:pPr>
-              <w:spacing w:after="0"/>
-            </w:pPr>
-            <w:r/>
-            <w:r>
-              <w:rPr>
-                <w:rFonts w:ascii="Times New Roman" w:hAnsi="Times New Roman" w:eastAsia="SimSun"/>
-                <w:b w:val="0"/>
-                <w:sz w:val="19"/>
-              </w:rPr>
-              <w:t>[65]</w:t>
-            </w:r>
-          </w:p>
-        </w:tc>
-        <w:tc>
-          <w:tcPr>
-            <w:tcW w:type="dxa" w:w="2409"/>
-          </w:tcPr>
-          <w:p>
-            <w:pPr>
-              <w:spacing w:after="0"/>
-            </w:pPr>
-            <w:r/>
-            <w:r>
-              <w:rPr>
-                <w:rFonts w:ascii="Times New Roman" w:hAnsi="Times New Roman" w:eastAsia="SimSun"/>
-                <w:b w:val="0"/>
-                <w:sz w:val="19"/>
-              </w:rPr>
-              <w:t>杨国超，刘琪，王克敏．「存贷双高」企业的高现金持有之谜——基于现金操纵视角的分析与证据．管理世界，2025(12)：163-178</w:t>
-            </w:r>
-          </w:p>
-        </w:tc>
-        <w:tc>
-          <w:tcPr>
-            <w:tcW w:type="dxa" w:w="2409"/>
-          </w:tcPr>
-          <w:p>
-            <w:pPr>
-              <w:spacing w:after="0"/>
-            </w:pPr>
-            <w:r/>
-            <w:r>
-              <w:rPr>
-                <w:rFonts w:ascii="Times New Roman" w:hAnsi="Times New Roman" w:eastAsia="SimSun"/>
-                <w:b w:val="0"/>
-                <w:sz w:val="19"/>
-              </w:rPr>
-              <w:t>🔹 页码未核实</w:t>
-            </w:r>
-          </w:p>
-        </w:tc>
-        <w:tc>
-          <w:tcPr>
-            <w:tcW w:type="dxa" w:w="2409"/>
-          </w:tcPr>
-          <w:p>
-            <w:pPr>
-              <w:spacing w:after="0"/>
-            </w:pPr>
-            <w:r/>
-            <w:r>
-              <w:rPr>
-                <w:rFonts w:ascii="Times New Roman" w:hAnsi="Times New Roman" w:eastAsia="SimSun"/>
-                <w:b w:val="0"/>
-                <w:sz w:val="19"/>
-              </w:rPr>
-              <w:t>作者、期刊、期号、研究内容均核实；页码未检索到</w:t>
+              <w:t>其余信息均核实</w:t>
             </w:r>
           </w:p>
         </w:tc>
@@ -1610,7 +938,7 @@
           <w:b/>
           <w:sz w:val="26"/>
         </w:rPr>
-        <w:t>三、核实无误的原有条目（45 条；新增的 6 条见第四部分）</w:t>
+        <w:t>三、核实无误的条目（45 条）</w:t>
       </w:r>
     </w:p>
     <w:tbl>
@@ -1703,7 +1031,7 @@
                 <w:b w:val="0"/>
                 <w:sz w:val="19"/>
               </w:rPr>
-              <w:t>[1]—[8]、[12]—[22]、[26]、[27]</w:t>
+              <w:t>[1]—[8]、[11]—[19]、[22]、[23]</w:t>
             </w:r>
           </w:p>
         </w:tc>
@@ -1722,7 +1050,7 @@
                 <w:b w:val="0"/>
                 <w:sz w:val="19"/>
               </w:rPr>
-              <w:t>Jensen 和 Meckling（1976）、Myers 和 Majluf（1984）、Fazzari 等（1988）、Opler 等（1999）、Almeida 等（2004）、Faulkender 和 Wang（2006）、Dittmar 和 Mahrt-Smith（2007）、Bates 等（2009）、Kaplan 和 Zingales（1997）、Whited 和 Wu（2006）、Hadlock 和 Pierce（2010）、Rosenbaum 和 Rubin（1983）、Richardson（2006）、Jiang 等（2010）、Goodman-Bacon（2021）、Callaway 和 Sant'Anna（2021）、Sun 和 Abraham（2021）、Dou 等（2019）、Pang 和 Wang（2020）、de Chaisemartin 和 D'Haultfœuille（2020）、Lind 和 Mehlum（2010）</w:t>
+              <w:t>Jensen 和 Meckling（1976）、Myers 和 Majluf（1984）、Opler 等（1999）、Almeida 等（2004）、Faulkender 和 Wang（2006）、Dittmar 和 Mahrt-Smith（2007）、Bates 等（2009）、Ghaly 等（2017）、Kaplan 和 Zingales（1997）、Whited 和 Wu（2006）、Hadlock 和 Pierce（2010）、Rosenbaum 和 Rubin（1983）、Richardson（2006）、Jiang 等（2010）、Goodman-Bacon（2021）、Callaway 和 Sant'Anna（2021）、Lind 和 Mehlum（2010）、Dou 等（2019）、Pang 和 Wang（2020）</w:t>
             </w:r>
           </w:p>
         </w:tc>
@@ -1781,7 +1109,7 @@
                 <w:b w:val="0"/>
                 <w:sz w:val="19"/>
               </w:rPr>
-              <w:t>Ghaly 等（2017），Review of Financial Studies 30(10)</w:t>
+              <w:t>Graham 和 Leary（2018），Review of Financial Studies 31(11): 4288-4344</w:t>
             </w:r>
           </w:p>
         </w:tc>
@@ -1800,7 +1128,7 @@
                 <w:b w:val="0"/>
                 <w:sz w:val="19"/>
               </w:rPr>
-              <w:t>经典文献，与通行引用一致</w:t>
+              <w:t>检索核实（Oxford Academic、NBER）</w:t>
             </w:r>
           </w:p>
         </w:tc>
@@ -1821,7 +1149,7 @@
                 <w:b w:val="0"/>
                 <w:sz w:val="19"/>
               </w:rPr>
-              <w:t>[11]</w:t>
+              <w:t>[10]</w:t>
             </w:r>
           </w:p>
         </w:tc>
@@ -1880,66 +1208,7 @@
                 <w:b w:val="0"/>
                 <w:sz w:val="19"/>
               </w:rPr>
-              <w:t>[23]</w:t>
-            </w:r>
-          </w:p>
-        </w:tc>
-        <w:tc>
-          <w:tcPr>
-            <w:tcW w:type="dxa" w:w="3213"/>
-          </w:tcPr>
-          <w:p>
-            <w:pPr>
-              <w:spacing w:after="0"/>
-            </w:pPr>
-            <w:r/>
-            <w:r>
-              <w:rPr>
-                <w:rFonts w:ascii="Times New Roman" w:hAnsi="Times New Roman" w:eastAsia="SimSun"/>
-                <w:b w:val="0"/>
-                <w:sz w:val="19"/>
-              </w:rPr>
-              <w:t>Chen 和 Hu（2007），Applied Economics 39(8): 1059-1075</w:t>
-            </w:r>
-          </w:p>
-        </w:tc>
-        <w:tc>
-          <w:tcPr>
-            <w:tcW w:type="dxa" w:w="3213"/>
-          </w:tcPr>
-          <w:p>
-            <w:pPr>
-              <w:spacing w:after="0"/>
-            </w:pPr>
-            <w:r/>
-            <w:r>
-              <w:rPr>
-                <w:rFonts w:ascii="Times New Roman" w:hAnsi="Times New Roman" w:eastAsia="SimSun"/>
-                <w:b w:val="0"/>
-                <w:sz w:val="19"/>
-              </w:rPr>
-              <w:t>检索核实（Taylor &amp; Francis、RePEc）</w:t>
-            </w:r>
-          </w:p>
-        </w:tc>
-      </w:tr>
-      <w:tr>
-        <w:tc>
-          <w:tcPr>
-            <w:tcW w:type="dxa" w:w="3213"/>
-          </w:tcPr>
-          <w:p>
-            <w:pPr>
-              <w:spacing w:after="0"/>
-            </w:pPr>
-            <w:r/>
-            <w:r>
-              <w:rPr>
-                <w:rFonts w:ascii="Times New Roman" w:hAnsi="Times New Roman" w:eastAsia="SimSun"/>
-                <w:b w:val="0"/>
-                <w:sz w:val="19"/>
-              </w:rPr>
-              <w:t>[24]</w:t>
+              <w:t>[20]</w:t>
             </w:r>
           </w:p>
         </w:tc>
@@ -1977,7 +1246,7 @@
                 <w:b w:val="0"/>
                 <w:sz w:val="19"/>
               </w:rPr>
-              <w:t>检索核实（ScienceDirect、RePEc）</w:t>
+              <w:t>检索核实</w:t>
             </w:r>
           </w:p>
         </w:tc>
@@ -1998,7 +1267,7 @@
                 <w:b w:val="0"/>
                 <w:sz w:val="19"/>
               </w:rPr>
-              <w:t>[25]</w:t>
+              <w:t>[21]</w:t>
             </w:r>
           </w:p>
         </w:tc>
@@ -2057,7 +1326,7 @@
                 <w:b w:val="0"/>
                 <w:sz w:val="19"/>
               </w:rPr>
-              <w:t>[28]</w:t>
+              <w:t>[24]</w:t>
             </w:r>
           </w:p>
         </w:tc>
@@ -2095,7 +1364,7 @@
                 <w:b w:val="0"/>
                 <w:sz w:val="19"/>
               </w:rPr>
-              <w:t>检索核实（ScienceDirect、RePEc）</w:t>
+              <w:t>检索核实</w:t>
             </w:r>
           </w:p>
         </w:tc>
@@ -2116,7 +1385,7 @@
                 <w:b w:val="0"/>
                 <w:sz w:val="19"/>
               </w:rPr>
-              <w:t>[30]</w:t>
+              <w:t>[25]</w:t>
             </w:r>
           </w:p>
         </w:tc>
@@ -2135,7 +1404,7 @@
                 <w:b w:val="0"/>
                 <w:sz w:val="19"/>
               </w:rPr>
-              <w:t>Guo 等（2021），Accounting and Finance 61(5): 5925-5964</w:t>
+              <w:t>Su 和 Alexiou（2023），Accounting &amp; Finance 63(S2): 2847-2874</w:t>
             </w:r>
           </w:p>
         </w:tc>
@@ -2175,7 +1444,66 @@
                 <w:b w:val="0"/>
                 <w:sz w:val="19"/>
               </w:rPr>
-              <w:t>[36]</w:t>
+              <w:t>[26]</w:t>
+            </w:r>
+          </w:p>
+        </w:tc>
+        <w:tc>
+          <w:tcPr>
+            <w:tcW w:type="dxa" w:w="3213"/>
+          </w:tcPr>
+          <w:p>
+            <w:pPr>
+              <w:spacing w:after="0"/>
+            </w:pPr>
+            <w:r/>
+            <w:r>
+              <w:rPr>
+                <w:rFonts w:ascii="Times New Roman" w:hAnsi="Times New Roman" w:eastAsia="SimSun"/>
+                <w:b w:val="0"/>
+                <w:sz w:val="19"/>
+              </w:rPr>
+              <w:t>Pan 和 Qian（2024），Review of Finance 28(2): 621-659</w:t>
+            </w:r>
+          </w:p>
+        </w:tc>
+        <w:tc>
+          <w:tcPr>
+            <w:tcW w:type="dxa" w:w="3213"/>
+          </w:tcPr>
+          <w:p>
+            <w:pPr>
+              <w:spacing w:after="0"/>
+            </w:pPr>
+            <w:r/>
+            <w:r>
+              <w:rPr>
+                <w:rFonts w:ascii="Times New Roman" w:hAnsi="Times New Roman" w:eastAsia="SimSun"/>
+                <w:b w:val="0"/>
+                <w:sz w:val="19"/>
+              </w:rPr>
+              <w:t>检索核实（Oxford Academic、RePEc）；正文引用的「17.4%」「87%」取自该文摘要</w:t>
+            </w:r>
+          </w:p>
+        </w:tc>
+      </w:tr>
+      <w:tr>
+        <w:tc>
+          <w:tcPr>
+            <w:tcW w:type="dxa" w:w="3213"/>
+          </w:tcPr>
+          <w:p>
+            <w:pPr>
+              <w:spacing w:after="0"/>
+            </w:pPr>
+            <w:r/>
+            <w:r>
+              <w:rPr>
+                <w:rFonts w:ascii="Times New Roman" w:hAnsi="Times New Roman" w:eastAsia="SimSun"/>
+                <w:b w:val="0"/>
+                <w:sz w:val="19"/>
+              </w:rPr>
+              <w:t>[27]</w:t>
             </w:r>
           </w:p>
         </w:tc>
@@ -2234,7 +1562,7 @@
                 <w:b w:val="0"/>
                 <w:sz w:val="19"/>
               </w:rPr>
-              <w:t>[37]</w:t>
+              <w:t>[28]</w:t>
             </w:r>
           </w:p>
         </w:tc>
@@ -2293,7 +1621,7 @@
                 <w:b w:val="0"/>
                 <w:sz w:val="19"/>
               </w:rPr>
-              <w:t>[39]</w:t>
+              <w:t>[30]</w:t>
             </w:r>
           </w:p>
         </w:tc>
@@ -2331,7 +1659,7 @@
                 <w:b w:val="0"/>
                 <w:sz w:val="19"/>
               </w:rPr>
-              <w:t>经典文献，与通行引用一致</w:t>
+              <w:t>经典文献</w:t>
             </w:r>
           </w:p>
         </w:tc>
@@ -2352,7 +1680,7 @@
                 <w:b w:val="0"/>
                 <w:sz w:val="19"/>
               </w:rPr>
-              <w:t>[40]</w:t>
+              <w:t>[31]</w:t>
             </w:r>
           </w:p>
         </w:tc>
@@ -2411,7 +1739,7 @@
                 <w:b w:val="0"/>
                 <w:sz w:val="19"/>
               </w:rPr>
-              <w:t>[41]</w:t>
+              <w:t>[32]</w:t>
             </w:r>
           </w:p>
         </w:tc>
@@ -2470,7 +1798,7 @@
                 <w:b w:val="0"/>
                 <w:sz w:val="19"/>
               </w:rPr>
-              <w:t>[42]</w:t>
+              <w:t>[33]</w:t>
             </w:r>
           </w:p>
         </w:tc>
@@ -2508,7 +1836,420 @@
                 <w:b w:val="0"/>
                 <w:sz w:val="19"/>
               </w:rPr>
-              <w:t>经典文献，与通行引用一致</w:t>
+              <w:t>经典文献</w:t>
+            </w:r>
+          </w:p>
+        </w:tc>
+      </w:tr>
+      <w:tr>
+        <w:tc>
+          <w:tcPr>
+            <w:tcW w:type="dxa" w:w="3213"/>
+          </w:tcPr>
+          <w:p>
+            <w:pPr>
+              <w:spacing w:after="0"/>
+            </w:pPr>
+            <w:r/>
+            <w:r>
+              <w:rPr>
+                <w:rFonts w:ascii="Times New Roman" w:hAnsi="Times New Roman" w:eastAsia="SimSun"/>
+                <w:b w:val="0"/>
+                <w:sz w:val="19"/>
+              </w:rPr>
+              <w:t>[34]</w:t>
+            </w:r>
+          </w:p>
+        </w:tc>
+        <w:tc>
+          <w:tcPr>
+            <w:tcW w:type="dxa" w:w="3213"/>
+          </w:tcPr>
+          <w:p>
+            <w:pPr>
+              <w:spacing w:after="0"/>
+            </w:pPr>
+            <w:r/>
+            <w:r>
+              <w:rPr>
+                <w:rFonts w:ascii="Times New Roman" w:hAnsi="Times New Roman" w:eastAsia="SimSun"/>
+                <w:b w:val="0"/>
+                <w:sz w:val="19"/>
+              </w:rPr>
+              <w:t>谢德仁等（2016），管理世界 2016(5): 128-140</w:t>
+            </w:r>
+          </w:p>
+        </w:tc>
+        <w:tc>
+          <w:tcPr>
+            <w:tcW w:type="dxa" w:w="3213"/>
+          </w:tcPr>
+          <w:p>
+            <w:pPr>
+              <w:spacing w:after="0"/>
+            </w:pPr>
+            <w:r/>
+            <w:r>
+              <w:rPr>
+                <w:rFonts w:ascii="Times New Roman" w:hAnsi="Times New Roman" w:eastAsia="SimSun"/>
+                <w:b w:val="0"/>
+                <w:sz w:val="19"/>
+              </w:rPr>
+              <w:t>经典文献</w:t>
+            </w:r>
+          </w:p>
+        </w:tc>
+      </w:tr>
+      <w:tr>
+        <w:tc>
+          <w:tcPr>
+            <w:tcW w:type="dxa" w:w="3213"/>
+          </w:tcPr>
+          <w:p>
+            <w:pPr>
+              <w:spacing w:after="0"/>
+            </w:pPr>
+            <w:r/>
+            <w:r>
+              <w:rPr>
+                <w:rFonts w:ascii="Times New Roman" w:hAnsi="Times New Roman" w:eastAsia="SimSun"/>
+                <w:b w:val="0"/>
+                <w:sz w:val="19"/>
+              </w:rPr>
+              <w:t>[36]</w:t>
+            </w:r>
+          </w:p>
+        </w:tc>
+        <w:tc>
+          <w:tcPr>
+            <w:tcW w:type="dxa" w:w="3213"/>
+          </w:tcPr>
+          <w:p>
+            <w:pPr>
+              <w:spacing w:after="0"/>
+            </w:pPr>
+            <w:r/>
+            <w:r>
+              <w:rPr>
+                <w:rFonts w:ascii="Times New Roman" w:hAnsi="Times New Roman" w:eastAsia="SimSun"/>
+                <w:b w:val="0"/>
+                <w:sz w:val="19"/>
+              </w:rPr>
+              <w:t>李常青、李宇坤和李茂良（2018a），金融研究 2018(7): 143-157</w:t>
+            </w:r>
+          </w:p>
+        </w:tc>
+        <w:tc>
+          <w:tcPr>
+            <w:tcW w:type="dxa" w:w="3213"/>
+          </w:tcPr>
+          <w:p>
+            <w:pPr>
+              <w:spacing w:after="0"/>
+            </w:pPr>
+            <w:r/>
+            <w:r>
+              <w:rPr>
+                <w:rFonts w:ascii="Times New Roman" w:hAnsi="Times New Roman" w:eastAsia="SimSun"/>
+                <w:b w:val="0"/>
+                <w:sz w:val="19"/>
+              </w:rPr>
+              <w:t>检索核实</w:t>
+            </w:r>
+          </w:p>
+        </w:tc>
+      </w:tr>
+      <w:tr>
+        <w:tc>
+          <w:tcPr>
+            <w:tcW w:type="dxa" w:w="3213"/>
+          </w:tcPr>
+          <w:p>
+            <w:pPr>
+              <w:spacing w:after="0"/>
+            </w:pPr>
+            <w:r/>
+            <w:r>
+              <w:rPr>
+                <w:rFonts w:ascii="Times New Roman" w:hAnsi="Times New Roman" w:eastAsia="SimSun"/>
+                <w:b w:val="0"/>
+                <w:sz w:val="19"/>
+              </w:rPr>
+              <w:t>[37]</w:t>
+            </w:r>
+          </w:p>
+        </w:tc>
+        <w:tc>
+          <w:tcPr>
+            <w:tcW w:type="dxa" w:w="3213"/>
+          </w:tcPr>
+          <w:p>
+            <w:pPr>
+              <w:spacing w:after="0"/>
+            </w:pPr>
+            <w:r/>
+            <w:r>
+              <w:rPr>
+                <w:rFonts w:ascii="Times New Roman" w:hAnsi="Times New Roman" w:eastAsia="SimSun"/>
+                <w:b w:val="0"/>
+                <w:sz w:val="19"/>
+              </w:rPr>
+              <w:t>李常青、幸伟和李茂良（2018b），财贸经济 39(4): 82-98</w:t>
+            </w:r>
+          </w:p>
+        </w:tc>
+        <w:tc>
+          <w:tcPr>
+            <w:tcW w:type="dxa" w:w="3213"/>
+          </w:tcPr>
+          <w:p>
+            <w:pPr>
+              <w:spacing w:after="0"/>
+            </w:pPr>
+            <w:r/>
+            <w:r>
+              <w:rPr>
+                <w:rFonts w:ascii="Times New Roman" w:hAnsi="Times New Roman" w:eastAsia="SimSun"/>
+                <w:b/>
+                <w:sz w:val="19"/>
+              </w:rPr>
+              <w:t>已对照原文 PDF 核实</w:t>
+            </w:r>
+          </w:p>
+        </w:tc>
+      </w:tr>
+      <w:tr>
+        <w:tc>
+          <w:tcPr>
+            <w:tcW w:type="dxa" w:w="3213"/>
+          </w:tcPr>
+          <w:p>
+            <w:pPr>
+              <w:spacing w:after="0"/>
+            </w:pPr>
+            <w:r/>
+            <w:r>
+              <w:rPr>
+                <w:rFonts w:ascii="Times New Roman" w:hAnsi="Times New Roman" w:eastAsia="SimSun"/>
+                <w:b w:val="0"/>
+                <w:sz w:val="19"/>
+              </w:rPr>
+              <w:t>[38]</w:t>
+            </w:r>
+          </w:p>
+        </w:tc>
+        <w:tc>
+          <w:tcPr>
+            <w:tcW w:type="dxa" w:w="3213"/>
+          </w:tcPr>
+          <w:p>
+            <w:pPr>
+              <w:spacing w:after="0"/>
+            </w:pPr>
+            <w:r/>
+            <w:r>
+              <w:rPr>
+                <w:rFonts w:ascii="Times New Roman" w:hAnsi="Times New Roman" w:eastAsia="SimSun"/>
+                <w:b w:val="0"/>
+                <w:sz w:val="19"/>
+              </w:rPr>
+              <w:t>王雄元等（2018），经济研究 2018(1): 138-152</w:t>
+            </w:r>
+          </w:p>
+        </w:tc>
+        <w:tc>
+          <w:tcPr>
+            <w:tcW w:type="dxa" w:w="3213"/>
+          </w:tcPr>
+          <w:p>
+            <w:pPr>
+              <w:spacing w:after="0"/>
+            </w:pPr>
+            <w:r/>
+            <w:r>
+              <w:rPr>
+                <w:rFonts w:ascii="Times New Roman" w:hAnsi="Times New Roman" w:eastAsia="SimSun"/>
+                <w:b w:val="0"/>
+                <w:sz w:val="19"/>
+              </w:rPr>
+              <w:t>检索核实</w:t>
+            </w:r>
+          </w:p>
+        </w:tc>
+      </w:tr>
+      <w:tr>
+        <w:tc>
+          <w:tcPr>
+            <w:tcW w:type="dxa" w:w="3213"/>
+          </w:tcPr>
+          <w:p>
+            <w:pPr>
+              <w:spacing w:after="0"/>
+            </w:pPr>
+            <w:r/>
+            <w:r>
+              <w:rPr>
+                <w:rFonts w:ascii="Times New Roman" w:hAnsi="Times New Roman" w:eastAsia="SimSun"/>
+                <w:b w:val="0"/>
+                <w:sz w:val="19"/>
+              </w:rPr>
+              <w:t>[39]</w:t>
+            </w:r>
+          </w:p>
+        </w:tc>
+        <w:tc>
+          <w:tcPr>
+            <w:tcW w:type="dxa" w:w="3213"/>
+          </w:tcPr>
+          <w:p>
+            <w:pPr>
+              <w:spacing w:after="0"/>
+            </w:pPr>
+            <w:r/>
+            <w:r>
+              <w:rPr>
+                <w:rFonts w:ascii="Times New Roman" w:hAnsi="Times New Roman" w:eastAsia="SimSun"/>
+                <w:b w:val="0"/>
+                <w:sz w:val="19"/>
+              </w:rPr>
+              <w:t>廖珂等（2018），金融研究 2018(4): 172-189</w:t>
+            </w:r>
+          </w:p>
+        </w:tc>
+        <w:tc>
+          <w:tcPr>
+            <w:tcW w:type="dxa" w:w="3213"/>
+          </w:tcPr>
+          <w:p>
+            <w:pPr>
+              <w:spacing w:after="0"/>
+            </w:pPr>
+            <w:r/>
+            <w:r>
+              <w:rPr>
+                <w:rFonts w:ascii="Times New Roman" w:hAnsi="Times New Roman" w:eastAsia="SimSun"/>
+                <w:b w:val="0"/>
+                <w:sz w:val="19"/>
+              </w:rPr>
+              <w:t>检索核实（期刊官网）</w:t>
+            </w:r>
+          </w:p>
+        </w:tc>
+      </w:tr>
+      <w:tr>
+        <w:tc>
+          <w:tcPr>
+            <w:tcW w:type="dxa" w:w="3213"/>
+          </w:tcPr>
+          <w:p>
+            <w:pPr>
+              <w:spacing w:after="0"/>
+            </w:pPr>
+            <w:r/>
+            <w:r>
+              <w:rPr>
+                <w:rFonts w:ascii="Times New Roman" w:hAnsi="Times New Roman" w:eastAsia="SimSun"/>
+                <w:b w:val="0"/>
+                <w:sz w:val="19"/>
+              </w:rPr>
+              <w:t>[41]</w:t>
+            </w:r>
+          </w:p>
+        </w:tc>
+        <w:tc>
+          <w:tcPr>
+            <w:tcW w:type="dxa" w:w="3213"/>
+          </w:tcPr>
+          <w:p>
+            <w:pPr>
+              <w:spacing w:after="0"/>
+            </w:pPr>
+            <w:r/>
+            <w:r>
+              <w:rPr>
+                <w:rFonts w:ascii="Times New Roman" w:hAnsi="Times New Roman" w:eastAsia="SimSun"/>
+                <w:b w:val="0"/>
+                <w:sz w:val="19"/>
+              </w:rPr>
+              <w:t>胡珺等（2020），中国工业经济 2020(2): 174-198</w:t>
+            </w:r>
+          </w:p>
+        </w:tc>
+        <w:tc>
+          <w:tcPr>
+            <w:tcW w:type="dxa" w:w="3213"/>
+          </w:tcPr>
+          <w:p>
+            <w:pPr>
+              <w:spacing w:after="0"/>
+            </w:pPr>
+            <w:r/>
+            <w:r>
+              <w:rPr>
+                <w:rFonts w:ascii="Times New Roman" w:hAnsi="Times New Roman" w:eastAsia="SimSun"/>
+                <w:b w:val="0"/>
+                <w:sz w:val="19"/>
+              </w:rPr>
+              <w:t>检索核实</w:t>
+            </w:r>
+          </w:p>
+        </w:tc>
+      </w:tr>
+      <w:tr>
+        <w:tc>
+          <w:tcPr>
+            <w:tcW w:type="dxa" w:w="3213"/>
+          </w:tcPr>
+          <w:p>
+            <w:pPr>
+              <w:spacing w:after="0"/>
+            </w:pPr>
+            <w:r/>
+            <w:r>
+              <w:rPr>
+                <w:rFonts w:ascii="Times New Roman" w:hAnsi="Times New Roman" w:eastAsia="SimSun"/>
+                <w:b w:val="0"/>
+                <w:sz w:val="19"/>
+              </w:rPr>
+              <w:t>[42]</w:t>
+            </w:r>
+          </w:p>
+        </w:tc>
+        <w:tc>
+          <w:tcPr>
+            <w:tcW w:type="dxa" w:w="3213"/>
+          </w:tcPr>
+          <w:p>
+            <w:pPr>
+              <w:spacing w:after="0"/>
+            </w:pPr>
+            <w:r/>
+            <w:r>
+              <w:rPr>
+                <w:rFonts w:ascii="Times New Roman" w:hAnsi="Times New Roman" w:eastAsia="SimSun"/>
+                <w:b w:val="0"/>
+                <w:sz w:val="19"/>
+              </w:rPr>
+              <w:t>胡聪慧等（2020），金融研究 2020(9): 190-206</w:t>
+            </w:r>
+          </w:p>
+        </w:tc>
+        <w:tc>
+          <w:tcPr>
+            <w:tcW w:type="dxa" w:w="3213"/>
+          </w:tcPr>
+          <w:p>
+            <w:pPr>
+              <w:spacing w:after="0"/>
+            </w:pPr>
+            <w:r/>
+            <w:r>
+              <w:rPr>
+                <w:rFonts w:ascii="Times New Roman" w:hAnsi="Times New Roman" w:eastAsia="SimSun"/>
+                <w:b w:val="0"/>
+                <w:sz w:val="19"/>
+              </w:rPr>
+              <w:t>检索核实（期刊官网）</w:t>
             </w:r>
           </w:p>
         </w:tc>
@@ -2548,7 +2289,7 @@
                 <w:b w:val="0"/>
                 <w:sz w:val="19"/>
               </w:rPr>
-              <w:t>谢德仁等（2016），管理世界 2016(5): 128-140</w:t>
+              <w:t>熊海芳等（2020），财贸经济 41(7): 114-129</w:t>
             </w:r>
           </w:p>
         </w:tc>
@@ -2567,7 +2308,15 @@
                 <w:b w:val="0"/>
                 <w:sz w:val="19"/>
               </w:rPr>
-              <w:t>经典文献，与通行引用一致</w:t>
+              <w:t>见于梁芳凝和庞世明（2024）原文参考文献表，并经东北财经大学官网核实。</w:t>
+            </w:r>
+            <w:r>
+              <w:rPr>
+                <w:rFonts w:ascii="Times New Roman" w:hAnsi="Times New Roman" w:eastAsia="SimSun"/>
+                <w:b/>
+                <w:sz w:val="19"/>
+              </w:rPr>
+              <w:t>正文只按题目概括，写正文前建议下载细读</w:t>
             </w:r>
           </w:p>
         </w:tc>
@@ -2607,7 +2356,7 @@
                 <w:b w:val="0"/>
                 <w:sz w:val="19"/>
               </w:rPr>
-              <w:t>李常青、李宇坤和李茂良（2018a），金融研究 2018(7): 143-157</w:t>
+              <w:t>杜勇和眭鑫（2021），会计研究 2021(2): 102-119</w:t>
             </w:r>
           </w:p>
         </w:tc>
@@ -2626,7 +2375,7 @@
                 <w:b w:val="0"/>
                 <w:sz w:val="19"/>
               </w:rPr>
-              <w:t>检索核实（原文 PDF 版面信息）</w:t>
+              <w:t>检索核实</w:t>
             </w:r>
           </w:p>
         </w:tc>
@@ -2666,7 +2415,7 @@
                 <w:b w:val="0"/>
                 <w:sz w:val="19"/>
               </w:rPr>
-              <w:t>李常青、幸伟和李茂良（2018b），财贸经济 39(4): 82-98</w:t>
+              <w:t>连玉君和刘畅（2021），中山大学学报（社会科学版）61(5): 182-196</w:t>
             </w:r>
           </w:p>
         </w:tc>
@@ -2682,18 +2431,10 @@
             <w:r>
               <w:rPr>
                 <w:rFonts w:ascii="Times New Roman" w:hAnsi="Times New Roman" w:eastAsia="SimSun"/>
-                <w:b/>
-                <w:sz w:val="19"/>
-              </w:rPr>
-              <w:t>已对照原文 PDF 核实</w:t>
-            </w:r>
-            <w:r>
-              <w:rPr>
-                <w:rFonts w:ascii="Times New Roman" w:hAnsi="Times New Roman" w:eastAsia="SimSun"/>
                 <w:b w:val="0"/>
                 <w:sz w:val="19"/>
               </w:rPr>
-              <w:t>（文章编号 1002-8102(2018)04-0082-17）</w:t>
+              <w:t>检索核实；页码取自梁芳凝和庞世明（2024）原文参考文献表</w:t>
             </w:r>
           </w:p>
         </w:tc>
@@ -2733,7 +2474,7 @@
                 <w:b w:val="0"/>
                 <w:sz w:val="19"/>
               </w:rPr>
-              <w:t>王雄元等（2018），经济研究 53(1): 138-152</w:t>
+              <w:t>毛捷和管星华（2022），经济研究 57(9): 82-98</w:t>
             </w:r>
           </w:p>
         </w:tc>
@@ -2792,7 +2533,7 @@
                 <w:b w:val="0"/>
                 <w:sz w:val="19"/>
               </w:rPr>
-              <w:t>廖珂等（2018），金融研究 2018(4): 172-189</w:t>
+              <w:t>何熙琼等（2023），会计研究 2023(6): 99-117</w:t>
             </w:r>
           </w:p>
         </w:tc>
@@ -2808,10 +2549,10 @@
             <w:r>
               <w:rPr>
                 <w:rFonts w:ascii="Times New Roman" w:hAnsi="Times New Roman" w:eastAsia="SimSun"/>
-                <w:b w:val="0"/>
+                <w:b/>
                 <w:sz w:val="19"/>
               </w:rPr>
-              <w:t>检索核实（期刊官网）</w:t>
+              <w:t>你提供的原文 PDF</w:t>
             </w:r>
           </w:p>
         </w:tc>
@@ -2851,7 +2592,7 @@
                 <w:b w:val="0"/>
                 <w:sz w:val="19"/>
               </w:rPr>
-              <w:t>柯艳蓉和李玉敏（2019），经济管理 41(12): 123-139</w:t>
+              <w:t>孙伟艳和肖琼（2026），财会通讯 2026(3): 83-87，92</w:t>
             </w:r>
           </w:p>
         </w:tc>
@@ -2867,305 +2608,18 @@
             <w:r>
               <w:rPr>
                 <w:rFonts w:ascii="Times New Roman" w:hAnsi="Times New Roman" w:eastAsia="SimSun"/>
-                <w:b w:val="0"/>
+                <w:b/>
                 <w:sz w:val="19"/>
               </w:rPr>
-              <w:t>检索核实</w:t>
+              <w:t>你提供的原文 PDF</w:t>
             </w:r>
-          </w:p>
-        </w:tc>
-      </w:tr>
-      <w:tr>
-        <w:tc>
-          <w:tcPr>
-            <w:tcW w:type="dxa" w:w="3213"/>
-          </w:tcPr>
-          <w:p>
-            <w:pPr>
-              <w:spacing w:after="0"/>
-            </w:pPr>
-            <w:r/>
             <w:r>
               <w:rPr>
                 <w:rFonts w:ascii="Times New Roman" w:hAnsi="Times New Roman" w:eastAsia="SimSun"/>
                 <w:b w:val="0"/>
                 <w:sz w:val="19"/>
               </w:rPr>
-              <w:t>[51]</w:t>
-            </w:r>
-          </w:p>
-        </w:tc>
-        <w:tc>
-          <w:tcPr>
-            <w:tcW w:type="dxa" w:w="3213"/>
-          </w:tcPr>
-          <w:p>
-            <w:pPr>
-              <w:spacing w:after="0"/>
-            </w:pPr>
-            <w:r/>
-            <w:r>
-              <w:rPr>
-                <w:rFonts w:ascii="Times New Roman" w:hAnsi="Times New Roman" w:eastAsia="SimSun"/>
-                <w:b w:val="0"/>
-                <w:sz w:val="19"/>
-              </w:rPr>
-              <w:t>胡珺等（2020），中国工业经济 2020(2): 174-198</w:t>
-            </w:r>
-          </w:p>
-        </w:tc>
-        <w:tc>
-          <w:tcPr>
-            <w:tcW w:type="dxa" w:w="3213"/>
-          </w:tcPr>
-          <w:p>
-            <w:pPr>
-              <w:spacing w:after="0"/>
-            </w:pPr>
-            <w:r/>
-            <w:r>
-              <w:rPr>
-                <w:rFonts w:ascii="Times New Roman" w:hAnsi="Times New Roman" w:eastAsia="SimSun"/>
-                <w:b w:val="0"/>
-                <w:sz w:val="19"/>
-              </w:rPr>
-              <w:t>检索核实</w:t>
-            </w:r>
-          </w:p>
-        </w:tc>
-      </w:tr>
-      <w:tr>
-        <w:tc>
-          <w:tcPr>
-            <w:tcW w:type="dxa" w:w="3213"/>
-          </w:tcPr>
-          <w:p>
-            <w:pPr>
-              <w:spacing w:after="0"/>
-            </w:pPr>
-            <w:r/>
-            <w:r>
-              <w:rPr>
-                <w:rFonts w:ascii="Times New Roman" w:hAnsi="Times New Roman" w:eastAsia="SimSun"/>
-                <w:b w:val="0"/>
-                <w:sz w:val="19"/>
-              </w:rPr>
-              <w:t>[53]</w:t>
-            </w:r>
-          </w:p>
-        </w:tc>
-        <w:tc>
-          <w:tcPr>
-            <w:tcW w:type="dxa" w:w="3213"/>
-          </w:tcPr>
-          <w:p>
-            <w:pPr>
-              <w:spacing w:after="0"/>
-            </w:pPr>
-            <w:r/>
-            <w:r>
-              <w:rPr>
-                <w:rFonts w:ascii="Times New Roman" w:hAnsi="Times New Roman" w:eastAsia="SimSun"/>
-                <w:b w:val="0"/>
-                <w:sz w:val="19"/>
-              </w:rPr>
-              <w:t>胡聪慧等（2020），金融研究 2020(9): 190-206</w:t>
-            </w:r>
-          </w:p>
-        </w:tc>
-        <w:tc>
-          <w:tcPr>
-            <w:tcW w:type="dxa" w:w="3213"/>
-          </w:tcPr>
-          <w:p>
-            <w:pPr>
-              <w:spacing w:after="0"/>
-            </w:pPr>
-            <w:r/>
-            <w:r>
-              <w:rPr>
-                <w:rFonts w:ascii="Times New Roman" w:hAnsi="Times New Roman" w:eastAsia="SimSun"/>
-                <w:b w:val="0"/>
-                <w:sz w:val="19"/>
-              </w:rPr>
-              <w:t>检索核实（期刊官网）</w:t>
-            </w:r>
-          </w:p>
-        </w:tc>
-      </w:tr>
-      <w:tr>
-        <w:tc>
-          <w:tcPr>
-            <w:tcW w:type="dxa" w:w="3213"/>
-          </w:tcPr>
-          <w:p>
-            <w:pPr>
-              <w:spacing w:after="0"/>
-            </w:pPr>
-            <w:r/>
-            <w:r>
-              <w:rPr>
-                <w:rFonts w:ascii="Times New Roman" w:hAnsi="Times New Roman" w:eastAsia="SimSun"/>
-                <w:b w:val="0"/>
-                <w:sz w:val="19"/>
-              </w:rPr>
-              <w:t>[56]</w:t>
-            </w:r>
-          </w:p>
-        </w:tc>
-        <w:tc>
-          <w:tcPr>
-            <w:tcW w:type="dxa" w:w="3213"/>
-          </w:tcPr>
-          <w:p>
-            <w:pPr>
-              <w:spacing w:after="0"/>
-            </w:pPr>
-            <w:r/>
-            <w:r>
-              <w:rPr>
-                <w:rFonts w:ascii="Times New Roman" w:hAnsi="Times New Roman" w:eastAsia="SimSun"/>
-                <w:b w:val="0"/>
-                <w:sz w:val="19"/>
-              </w:rPr>
-              <w:t>杜勇和眭鑫（2021），会计研究 2021(2): 102-119</w:t>
-            </w:r>
-          </w:p>
-        </w:tc>
-        <w:tc>
-          <w:tcPr>
-            <w:tcW w:type="dxa" w:w="3213"/>
-          </w:tcPr>
-          <w:p>
-            <w:pPr>
-              <w:spacing w:after="0"/>
-            </w:pPr>
-            <w:r/>
-            <w:r>
-              <w:rPr>
-                <w:rFonts w:ascii="Times New Roman" w:hAnsi="Times New Roman" w:eastAsia="SimSun"/>
-                <w:b w:val="0"/>
-                <w:sz w:val="19"/>
-              </w:rPr>
-              <w:t>检索核实</w:t>
-            </w:r>
-          </w:p>
-        </w:tc>
-      </w:tr>
-      <w:tr>
-        <w:tc>
-          <w:tcPr>
-            <w:tcW w:type="dxa" w:w="3213"/>
-          </w:tcPr>
-          <w:p>
-            <w:pPr>
-              <w:spacing w:after="0"/>
-            </w:pPr>
-            <w:r/>
-            <w:r>
-              <w:rPr>
-                <w:rFonts w:ascii="Times New Roman" w:hAnsi="Times New Roman" w:eastAsia="SimSun"/>
-                <w:b w:val="0"/>
-                <w:sz w:val="19"/>
-              </w:rPr>
-              <w:t>[59]</w:t>
-            </w:r>
-          </w:p>
-        </w:tc>
-        <w:tc>
-          <w:tcPr>
-            <w:tcW w:type="dxa" w:w="3213"/>
-          </w:tcPr>
-          <w:p>
-            <w:pPr>
-              <w:spacing w:after="0"/>
-            </w:pPr>
-            <w:r/>
-            <w:r>
-              <w:rPr>
-                <w:rFonts w:ascii="Times New Roman" w:hAnsi="Times New Roman" w:eastAsia="SimSun"/>
-                <w:b w:val="0"/>
-                <w:sz w:val="19"/>
-              </w:rPr>
-              <w:t>毛捷和管星华（2022），经济研究 57(9): 82-98</w:t>
-            </w:r>
-          </w:p>
-        </w:tc>
-        <w:tc>
-          <w:tcPr>
-            <w:tcW w:type="dxa" w:w="3213"/>
-          </w:tcPr>
-          <w:p>
-            <w:pPr>
-              <w:spacing w:after="0"/>
-            </w:pPr>
-            <w:r/>
-            <w:r>
-              <w:rPr>
-                <w:rFonts w:ascii="Times New Roman" w:hAnsi="Times New Roman" w:eastAsia="SimSun"/>
-                <w:b w:val="0"/>
-                <w:sz w:val="19"/>
-              </w:rPr>
-              <w:t>检索核实</w:t>
-            </w:r>
-          </w:p>
-        </w:tc>
-      </w:tr>
-      <w:tr>
-        <w:tc>
-          <w:tcPr>
-            <w:tcW w:type="dxa" w:w="3213"/>
-          </w:tcPr>
-          <w:p>
-            <w:pPr>
-              <w:spacing w:after="0"/>
-            </w:pPr>
-            <w:r/>
-            <w:r>
-              <w:rPr>
-                <w:rFonts w:ascii="Times New Roman" w:hAnsi="Times New Roman" w:eastAsia="SimSun"/>
-                <w:b w:val="0"/>
-                <w:sz w:val="19"/>
-              </w:rPr>
-              <w:t>[60]</w:t>
-            </w:r>
-          </w:p>
-        </w:tc>
-        <w:tc>
-          <w:tcPr>
-            <w:tcW w:type="dxa" w:w="3213"/>
-          </w:tcPr>
-          <w:p>
-            <w:pPr>
-              <w:spacing w:after="0"/>
-            </w:pPr>
-            <w:r/>
-            <w:r>
-              <w:rPr>
-                <w:rFonts w:ascii="Times New Roman" w:hAnsi="Times New Roman" w:eastAsia="SimSun"/>
-                <w:b w:val="0"/>
-                <w:sz w:val="19"/>
-              </w:rPr>
-              <w:t>周孝华和王诗意（2022），财经研究 48(3): 48-63</w:t>
-            </w:r>
-          </w:p>
-        </w:tc>
-        <w:tc>
-          <w:tcPr>
-            <w:tcW w:type="dxa" w:w="3213"/>
-          </w:tcPr>
-          <w:p>
-            <w:pPr>
-              <w:spacing w:after="0"/>
-            </w:pPr>
-            <w:r/>
-            <w:r>
-              <w:rPr>
-                <w:rFonts w:ascii="Times New Roman" w:hAnsi="Times New Roman" w:eastAsia="SimSun"/>
-                <w:b w:val="0"/>
-                <w:sz w:val="19"/>
-              </w:rPr>
-              <w:t>检索核实（期刊官网）</w:t>
+              <w:t>（DOI 10.16144/j.cnki.issn1002-8072.2026.03.015）</w:t>
             </w:r>
           </w:p>
         </w:tc>
@@ -3182,1327 +2636,7 @@
           <w:b/>
           <w:sz w:val="26"/>
         </w:rPr>
-        <w:t>四、新增的近年文献</w:t>
-      </w:r>
-    </w:p>
-    <w:p>
-      <w:pPr>
-        <w:spacing w:before="200" w:after="120"/>
-      </w:pPr>
-      <w:r>
-        <w:rPr>
-          <w:rFonts w:ascii="Times New Roman" w:hAnsi="Times New Roman" w:eastAsia="SimSun"/>
-          <w:b/>
-          <w:sz w:val="23"/>
-        </w:rPr>
-        <w:t>第七轮：联网检索新增（7 条）</w:t>
-      </w:r>
-    </w:p>
-    <w:p>
-      <w:r>
-        <w:rPr>
-          <w:rFonts w:ascii="Times New Roman" w:hAnsi="Times New Roman" w:eastAsia="SimSun"/>
-          <w:b w:val="0"/>
-          <w:sz w:val="21"/>
-        </w:rPr>
-        <w:t>原参考文献表的中位年份为 2018 年，2022 年以后的仅 7 条，且没有一篇研究 2018 年质押新规的效果，而这正是本文 DID 的政策冲击。本轮补充了以下文献，并在正文相应位置补写了综述句子。</w:t>
-      </w:r>
-    </w:p>
-    <w:tbl>
-      <w:tblPr>
-        <w:tblStyle w:val="TableGrid"/>
-        <w:tblW w:type="auto" w:w="0"/>
-        <w:jc w:val="center"/>
-        <w:tblLook w:firstColumn="1" w:firstRow="1" w:lastColumn="0" w:lastRow="0" w:noHBand="0" w:noVBand="1" w:val="04A0"/>
-      </w:tblPr>
-      <w:tblGrid>
-        <w:gridCol w:w="2409"/>
-        <w:gridCol w:w="2409"/>
-        <w:gridCol w:w="2409"/>
-        <w:gridCol w:w="2409"/>
-      </w:tblGrid>
-      <w:tr>
-        <w:tc>
-          <w:tcPr>
-            <w:tcW w:type="dxa" w:w="2409"/>
-            <w:shd w:val="clear" w:color="auto" w:fill="E7E6E6"/>
-          </w:tcPr>
-          <w:p>
-            <w:pPr>
-              <w:spacing w:after="0"/>
-            </w:pPr>
-            <w:r/>
-            <w:r>
-              <w:rPr>
-                <w:rFonts w:ascii="Times New Roman" w:hAnsi="Times New Roman" w:eastAsia="SimSun"/>
-                <w:b/>
-                <w:sz w:val="19"/>
-              </w:rPr>
-              <w:t>序号</w:t>
-            </w:r>
-          </w:p>
-        </w:tc>
-        <w:tc>
-          <w:tcPr>
-            <w:tcW w:type="dxa" w:w="2409"/>
-            <w:shd w:val="clear" w:color="auto" w:fill="E7E6E6"/>
-          </w:tcPr>
-          <w:p>
-            <w:pPr>
-              <w:spacing w:after="0"/>
-            </w:pPr>
-            <w:r/>
-            <w:r>
-              <w:rPr>
-                <w:rFonts w:ascii="Times New Roman" w:hAnsi="Times New Roman" w:eastAsia="SimSun"/>
-                <w:b/>
-                <w:sz w:val="19"/>
-              </w:rPr>
-              <w:t>文献</w:t>
-            </w:r>
-          </w:p>
-        </w:tc>
-        <w:tc>
-          <w:tcPr>
-            <w:tcW w:type="dxa" w:w="2409"/>
-            <w:shd w:val="clear" w:color="auto" w:fill="E7E6E6"/>
-          </w:tcPr>
-          <w:p>
-            <w:pPr>
-              <w:spacing w:after="0"/>
-            </w:pPr>
-            <w:r/>
-            <w:r>
-              <w:rPr>
-                <w:rFonts w:ascii="Times New Roman" w:hAnsi="Times New Roman" w:eastAsia="SimSun"/>
-                <w:b/>
-                <w:sz w:val="19"/>
-              </w:rPr>
-              <w:t>放在正文哪里、说明什么</w:t>
-            </w:r>
-          </w:p>
-        </w:tc>
-        <w:tc>
-          <w:tcPr>
-            <w:tcW w:type="dxa" w:w="2409"/>
-            <w:shd w:val="clear" w:color="auto" w:fill="E7E6E6"/>
-          </w:tcPr>
-          <w:p>
-            <w:pPr>
-              <w:spacing w:after="0"/>
-            </w:pPr>
-            <w:r/>
-            <w:r>
-              <w:rPr>
-                <w:rFonts w:ascii="Times New Roman" w:hAnsi="Times New Roman" w:eastAsia="SimSun"/>
-                <w:b/>
-                <w:sz w:val="19"/>
-              </w:rPr>
-              <w:t>核查依据</w:t>
-            </w:r>
-          </w:p>
-        </w:tc>
-      </w:tr>
-      <w:tr>
-        <w:tc>
-          <w:tcPr>
-            <w:tcW w:type="dxa" w:w="2409"/>
-          </w:tcPr>
-          <w:p>
-            <w:pPr>
-              <w:spacing w:after="0"/>
-            </w:pPr>
-            <w:r/>
-            <w:r>
-              <w:rPr>
-                <w:rFonts w:ascii="Times New Roman" w:hAnsi="Times New Roman" w:eastAsia="SimSun"/>
-                <w:b w:val="0"/>
-                <w:sz w:val="19"/>
-              </w:rPr>
-              <w:t>[10]</w:t>
-            </w:r>
-          </w:p>
-        </w:tc>
-        <w:tc>
-          <w:tcPr>
-            <w:tcW w:type="dxa" w:w="2409"/>
-          </w:tcPr>
-          <w:p>
-            <w:pPr>
-              <w:spacing w:after="0"/>
-            </w:pPr>
-            <w:r/>
-            <w:r>
-              <w:rPr>
-                <w:rFonts w:ascii="Times New Roman" w:hAnsi="Times New Roman" w:eastAsia="SimSun"/>
-                <w:b w:val="0"/>
-                <w:sz w:val="19"/>
-              </w:rPr>
-              <w:t>Graham J R, Leary M T. The evolution of corporate cash. Review of Financial Studies, 2018, 31(11): 4288-4344</w:t>
-            </w:r>
-          </w:p>
-        </w:tc>
-        <w:tc>
-          <w:tcPr>
-            <w:tcW w:type="dxa" w:w="2409"/>
-          </w:tcPr>
-          <w:p>
-            <w:pPr>
-              <w:spacing w:after="0"/>
-            </w:pPr>
-            <w:r/>
-            <w:r>
-              <w:rPr>
-                <w:rFonts w:ascii="Times New Roman" w:hAnsi="Times New Roman" w:eastAsia="SimSun"/>
-                <w:b w:val="0"/>
-                <w:sz w:val="19"/>
-              </w:rPr>
-              <w:t>文献综述第 1 小节：美国平均现金持有的上升几乎完全来自新上市公司，同一公司内部并未上升。</w:t>
-            </w:r>
-            <w:r>
-              <w:rPr>
-                <w:rFonts w:ascii="Times New Roman" w:hAnsi="Times New Roman" w:eastAsia="SimSun"/>
-                <w:b/>
-                <w:sz w:val="19"/>
-              </w:rPr>
-              <w:t>与本文「负效应集中在上市初期公司」「U 型只存在于公司之间」两个发现直接呼应</w:t>
-            </w:r>
-          </w:p>
-        </w:tc>
-        <w:tc>
-          <w:tcPr>
-            <w:tcW w:type="dxa" w:w="2409"/>
-          </w:tcPr>
-          <w:p>
-            <w:pPr>
-              <w:spacing w:after="0"/>
-            </w:pPr>
-            <w:r/>
-            <w:r>
-              <w:rPr>
-                <w:rFonts w:ascii="Times New Roman" w:hAnsi="Times New Roman" w:eastAsia="SimSun"/>
-                <w:b w:val="0"/>
-                <w:sz w:val="19"/>
-              </w:rPr>
-              <w:t>✅ Oxford Academic、NBER</w:t>
-            </w:r>
-          </w:p>
-        </w:tc>
-      </w:tr>
-      <w:tr>
-        <w:tc>
-          <w:tcPr>
-            <w:tcW w:type="dxa" w:w="2409"/>
-          </w:tcPr>
-          <w:p>
-            <w:pPr>
-              <w:spacing w:after="0"/>
-            </w:pPr>
-            <w:r/>
-            <w:r>
-              <w:rPr>
-                <w:rFonts w:ascii="Times New Roman" w:hAnsi="Times New Roman" w:eastAsia="SimSun"/>
-                <w:b w:val="0"/>
-                <w:sz w:val="19"/>
-              </w:rPr>
-              <w:t>[29]</w:t>
-            </w:r>
-          </w:p>
-        </w:tc>
-        <w:tc>
-          <w:tcPr>
-            <w:tcW w:type="dxa" w:w="2409"/>
-          </w:tcPr>
-          <w:p>
-            <w:pPr>
-              <w:spacing w:after="0"/>
-            </w:pPr>
-            <w:r/>
-            <w:r>
-              <w:rPr>
-                <w:rFonts w:ascii="Times New Roman" w:hAnsi="Times New Roman" w:eastAsia="SimSun"/>
-                <w:b w:val="0"/>
-                <w:sz w:val="19"/>
-              </w:rPr>
-              <w:t>Cheng Z, Liu Z, Sun Y. Share pledging and financial constraints in China. Accounting &amp; Finance, 2021, 61(3): 4147-4189</w:t>
-            </w:r>
-          </w:p>
-        </w:tc>
-        <w:tc>
-          <w:tcPr>
-            <w:tcW w:type="dxa" w:w="2409"/>
-          </w:tcPr>
-          <w:p>
-            <w:pPr>
-              <w:spacing w:after="0"/>
-            </w:pPr>
-            <w:r/>
-            <w:r>
-              <w:rPr>
-                <w:rFonts w:ascii="Times New Roman" w:hAnsi="Times New Roman" w:eastAsia="SimSun"/>
-                <w:b w:val="0"/>
-                <w:sz w:val="19"/>
-              </w:rPr>
-              <w:t>第 2 小节：融资约束是质押的动因，控股股东质押次年反而可能缓解融资约束</w:t>
-            </w:r>
-          </w:p>
-        </w:tc>
-        <w:tc>
-          <w:tcPr>
-            <w:tcW w:type="dxa" w:w="2409"/>
-          </w:tcPr>
-          <w:p>
-            <w:pPr>
-              <w:spacing w:after="0"/>
-            </w:pPr>
-            <w:r/>
-            <w:r>
-              <w:rPr>
-                <w:rFonts w:ascii="Times New Roman" w:hAnsi="Times New Roman" w:eastAsia="SimSun"/>
-                <w:b w:val="0"/>
-                <w:sz w:val="19"/>
-              </w:rPr>
-              <w:t>✅ Wiley、RePEc</w:t>
-            </w:r>
-          </w:p>
-        </w:tc>
-      </w:tr>
-      <w:tr>
-        <w:tc>
-          <w:tcPr>
-            <w:tcW w:type="dxa" w:w="2409"/>
-          </w:tcPr>
-          <w:p>
-            <w:pPr>
-              <w:spacing w:after="0"/>
-            </w:pPr>
-            <w:r/>
-            <w:r>
-              <w:rPr>
-                <w:rFonts w:ascii="Times New Roman" w:hAnsi="Times New Roman" w:eastAsia="SimSun"/>
-                <w:b w:val="0"/>
-                <w:sz w:val="19"/>
-              </w:rPr>
-              <w:t>[31]</w:t>
-            </w:r>
-          </w:p>
-        </w:tc>
-        <w:tc>
-          <w:tcPr>
-            <w:tcW w:type="dxa" w:w="2409"/>
-          </w:tcPr>
-          <w:p>
-            <w:pPr>
-              <w:spacing w:after="0"/>
-            </w:pPr>
-            <w:r/>
-            <w:r>
-              <w:rPr>
-                <w:rFonts w:ascii="Times New Roman" w:hAnsi="Times New Roman" w:eastAsia="SimSun"/>
-                <w:b w:val="0"/>
-                <w:sz w:val="19"/>
-              </w:rPr>
-              <w:t>He Z, Liu B, Zhu F. Share pledging in China: Funding listed firms or funding entrepreneurship? NBER Working Paper No. 29731, 2022</w:t>
-            </w:r>
-          </w:p>
-        </w:tc>
-        <w:tc>
-          <w:tcPr>
-            <w:tcW w:type="dxa" w:w="2409"/>
-          </w:tcPr>
-          <w:p>
-            <w:pPr>
-              <w:spacing w:after="0"/>
-            </w:pPr>
-            <w:r/>
-            <w:r>
-              <w:rPr>
-                <w:rFonts w:ascii="Times New Roman" w:hAnsi="Times New Roman" w:eastAsia="SimSun"/>
-                <w:b w:val="0"/>
-                <w:sz w:val="19"/>
-              </w:rPr>
-              <w:t>第 3 小节：67.3% 的第一大股东把质押资金用在上市公司之外，质押与股东在外创业正相关</w:t>
-            </w:r>
-          </w:p>
-        </w:tc>
-        <w:tc>
-          <w:tcPr>
-            <w:tcW w:type="dxa" w:w="2409"/>
-          </w:tcPr>
-          <w:p>
-            <w:pPr>
-              <w:spacing w:after="0"/>
-            </w:pPr>
-            <w:r/>
-            <w:r>
-              <w:rPr>
-                <w:rFonts w:ascii="Times New Roman" w:hAnsi="Times New Roman" w:eastAsia="SimSun"/>
-                <w:b w:val="0"/>
-                <w:sz w:val="19"/>
-              </w:rPr>
-              <w:t>✅ NBER、SSRN（工作论文，按 [R] 著录）</w:t>
-            </w:r>
-          </w:p>
-        </w:tc>
-      </w:tr>
-      <w:tr>
-        <w:tc>
-          <w:tcPr>
-            <w:tcW w:type="dxa" w:w="2409"/>
-          </w:tcPr>
-          <w:p>
-            <w:pPr>
-              <w:spacing w:after="0"/>
-            </w:pPr>
-            <w:r/>
-            <w:r>
-              <w:rPr>
-                <w:rFonts w:ascii="Times New Roman" w:hAnsi="Times New Roman" w:eastAsia="SimSun"/>
-                <w:b w:val="0"/>
-                <w:sz w:val="19"/>
-              </w:rPr>
-              <w:t>[32]</w:t>
-            </w:r>
-          </w:p>
-        </w:tc>
-        <w:tc>
-          <w:tcPr>
-            <w:tcW w:type="dxa" w:w="2409"/>
-          </w:tcPr>
-          <w:p>
-            <w:pPr>
-              <w:spacing w:after="0"/>
-            </w:pPr>
-            <w:r/>
-            <w:r>
-              <w:rPr>
-                <w:rFonts w:ascii="Times New Roman" w:hAnsi="Times New Roman" w:eastAsia="SimSun"/>
-                <w:b w:val="0"/>
-                <w:sz w:val="19"/>
-              </w:rPr>
-              <w:t>Shi Y, Li J, Liu R. Financing constraints and share pledges: Evidence from the share pledge reform in China. Journal of Corporate Finance, 2023, 78: 102337</w:t>
-            </w:r>
-          </w:p>
-        </w:tc>
-        <w:tc>
-          <w:tcPr>
-            <w:tcW w:type="dxa" w:w="2409"/>
-          </w:tcPr>
-          <w:p>
-            <w:pPr>
-              <w:spacing w:after="0"/>
-            </w:pPr>
-            <w:r/>
-            <w:r>
-              <w:rPr>
-                <w:rFonts w:ascii="Times New Roman" w:hAnsi="Times New Roman" w:eastAsia="SimSun"/>
-                <w:b w:val="0"/>
-                <w:sz w:val="19"/>
-              </w:rPr>
-              <w:t>第 2 小节：用股票质押制度改革做 DID，发现融资约束触发控股股东质押。注意：该文的「改革」是 2012 年第四季度的制度改革，</w:t>
-            </w:r>
-            <w:r>
-              <w:rPr>
-                <w:rFonts w:ascii="Times New Roman" w:hAnsi="Times New Roman" w:eastAsia="SimSun"/>
-                <w:b/>
-                <w:sz w:val="19"/>
-              </w:rPr>
-              <w:t>不是 2018 年新规</w:t>
-            </w:r>
-          </w:p>
-        </w:tc>
-        <w:tc>
-          <w:tcPr>
-            <w:tcW w:type="dxa" w:w="2409"/>
-          </w:tcPr>
-          <w:p>
-            <w:pPr>
-              <w:spacing w:after="0"/>
-            </w:pPr>
-            <w:r/>
-            <w:r>
-              <w:rPr>
-                <w:rFonts w:ascii="Times New Roman" w:hAnsi="Times New Roman" w:eastAsia="SimSun"/>
-                <w:b w:val="0"/>
-                <w:sz w:val="19"/>
-              </w:rPr>
-              <w:t>✅ ScienceDirect、RePEc</w:t>
-            </w:r>
-          </w:p>
-        </w:tc>
-      </w:tr>
-      <w:tr>
-        <w:tc>
-          <w:tcPr>
-            <w:tcW w:type="dxa" w:w="2409"/>
-          </w:tcPr>
-          <w:p>
-            <w:pPr>
-              <w:spacing w:after="0"/>
-            </w:pPr>
-            <w:r/>
-            <w:r>
-              <w:rPr>
-                <w:rFonts w:ascii="Times New Roman" w:hAnsi="Times New Roman" w:eastAsia="SimSun"/>
-                <w:b w:val="0"/>
-                <w:sz w:val="19"/>
-              </w:rPr>
-              <w:t>[33]</w:t>
-            </w:r>
-          </w:p>
-        </w:tc>
-        <w:tc>
-          <w:tcPr>
-            <w:tcW w:type="dxa" w:w="2409"/>
-          </w:tcPr>
-          <w:p>
-            <w:pPr>
-              <w:spacing w:after="0"/>
-            </w:pPr>
-            <w:r/>
-            <w:r>
-              <w:rPr>
-                <w:rFonts w:ascii="Times New Roman" w:hAnsi="Times New Roman" w:eastAsia="SimSun"/>
-                <w:b w:val="0"/>
-                <w:sz w:val="19"/>
-              </w:rPr>
-              <w:t>Su Z, Alexiou C. Impact of share pledging by controlling shareholders on firm value in the context of China's tightened regulatory reforms. Accounting &amp; Finance, 2023, 63(S2): 2847-2874</w:t>
-            </w:r>
-          </w:p>
-        </w:tc>
-        <w:tc>
-          <w:tcPr>
-            <w:tcW w:type="dxa" w:w="2409"/>
-          </w:tcPr>
-          <w:p>
-            <w:pPr>
-              <w:spacing w:after="0"/>
-            </w:pPr>
-            <w:r/>
-            <w:r>
-              <w:rPr>
-                <w:rFonts w:ascii="Times New Roman" w:hAnsi="Times New Roman" w:eastAsia="SimSun"/>
-                <w:b w:val="0"/>
-                <w:sz w:val="19"/>
-              </w:rPr>
-              <w:t>第 4 小节：2018 年新规降低了崩盘风险与破产风险、缓解融资约束、抑制掏空，控股股东把更多质押资金投入上市公司</w:t>
-            </w:r>
-          </w:p>
-        </w:tc>
-        <w:tc>
-          <w:tcPr>
-            <w:tcW w:type="dxa" w:w="2409"/>
-          </w:tcPr>
-          <w:p>
-            <w:pPr>
-              <w:spacing w:after="0"/>
-            </w:pPr>
-            <w:r/>
-            <w:r>
-              <w:rPr>
-                <w:rFonts w:ascii="Times New Roman" w:hAnsi="Times New Roman" w:eastAsia="SimSun"/>
-                <w:b w:val="0"/>
-                <w:sz w:val="19"/>
-              </w:rPr>
-              <w:t>✅ Wiley、RePEc、Cranfield 仓储</w:t>
-            </w:r>
-          </w:p>
-        </w:tc>
-      </w:tr>
-      <w:tr>
-        <w:tc>
-          <w:tcPr>
-            <w:tcW w:type="dxa" w:w="2409"/>
-          </w:tcPr>
-          <w:p>
-            <w:pPr>
-              <w:spacing w:after="0"/>
-            </w:pPr>
-            <w:r/>
-            <w:r>
-              <w:rPr>
-                <w:rFonts w:ascii="Times New Roman" w:hAnsi="Times New Roman" w:eastAsia="SimSun"/>
-                <w:b w:val="0"/>
-                <w:sz w:val="19"/>
-              </w:rPr>
-              <w:t>[35]</w:t>
-            </w:r>
-          </w:p>
-        </w:tc>
-        <w:tc>
-          <w:tcPr>
-            <w:tcW w:type="dxa" w:w="2409"/>
-          </w:tcPr>
-          <w:p>
-            <w:pPr>
-              <w:spacing w:after="0"/>
-            </w:pPr>
-            <w:r/>
-            <w:r>
-              <w:rPr>
-                <w:rFonts w:ascii="Times New Roman" w:hAnsi="Times New Roman" w:eastAsia="SimSun"/>
-                <w:b w:val="0"/>
-                <w:sz w:val="19"/>
-              </w:rPr>
-              <w:t>Hou X, Lu X. Debtholder responses to controlling shareholders' share pledging. Quarterly Review of Economics and Finance, 2024, 98: 101928</w:t>
-            </w:r>
-          </w:p>
-        </w:tc>
-        <w:tc>
-          <w:tcPr>
-            <w:tcW w:type="dxa" w:w="2409"/>
-          </w:tcPr>
-          <w:p>
-            <w:pPr>
-              <w:spacing w:after="0"/>
-            </w:pPr>
-            <w:r/>
-            <w:r>
-              <w:rPr>
-                <w:rFonts w:ascii="Times New Roman" w:hAnsi="Times New Roman" w:eastAsia="SimSun"/>
-                <w:b w:val="0"/>
-                <w:sz w:val="19"/>
-              </w:rPr>
-              <w:t>第 2 小节：质押公司的银行贷款利差更低、期限更长，与「质押收紧外部融资」的说法相反</w:t>
-            </w:r>
-          </w:p>
-        </w:tc>
-        <w:tc>
-          <w:tcPr>
-            <w:tcW w:type="dxa" w:w="2409"/>
-          </w:tcPr>
-          <w:p>
-            <w:pPr>
-              <w:spacing w:after="0"/>
-            </w:pPr>
-            <w:r/>
-            <w:r>
-              <w:rPr>
-                <w:rFonts w:ascii="Times New Roman" w:hAnsi="Times New Roman" w:eastAsia="SimSun"/>
-                <w:b w:val="0"/>
-                <w:sz w:val="19"/>
-              </w:rPr>
-              <w:t>✅ ScienceDirect、RePEc（文章号取自 DOI 10.1016/j.qref.2024.101928）</w:t>
-            </w:r>
-          </w:p>
-        </w:tc>
-      </w:tr>
-      <w:tr>
-        <w:tc>
-          <w:tcPr>
-            <w:tcW w:type="dxa" w:w="2409"/>
-          </w:tcPr>
-          <w:p>
-            <w:pPr>
-              <w:spacing w:after="0"/>
-            </w:pPr>
-            <w:r/>
-            <w:r>
-              <w:rPr>
-                <w:rFonts w:ascii="Times New Roman" w:hAnsi="Times New Roman" w:eastAsia="SimSun"/>
-                <w:b w:val="0"/>
-                <w:sz w:val="19"/>
-              </w:rPr>
-              <w:t>[58]</w:t>
-            </w:r>
-          </w:p>
-        </w:tc>
-        <w:tc>
-          <w:tcPr>
-            <w:tcW w:type="dxa" w:w="2409"/>
-          </w:tcPr>
-          <w:p>
-            <w:pPr>
-              <w:spacing w:after="0"/>
-            </w:pPr>
-            <w:r/>
-            <w:r>
-              <w:rPr>
-                <w:rFonts w:ascii="Times New Roman" w:hAnsi="Times New Roman" w:eastAsia="SimSun"/>
-                <w:b w:val="0"/>
-                <w:sz w:val="19"/>
-              </w:rPr>
-              <w:t>连玉君，刘畅．质押新规、股价崩盘风险与公司价值．中山大学学报（社会科学版），2021，61(5)：182-196</w:t>
-            </w:r>
-          </w:p>
-        </w:tc>
-        <w:tc>
-          <w:tcPr>
-            <w:tcW w:type="dxa" w:w="2409"/>
-          </w:tcPr>
-          <w:p>
-            <w:pPr>
-              <w:spacing w:after="0"/>
-            </w:pPr>
-            <w:r/>
-            <w:r>
-              <w:rPr>
-                <w:rFonts w:ascii="Times New Roman" w:hAnsi="Times New Roman" w:eastAsia="SimSun"/>
-                <w:b w:val="0"/>
-                <w:sz w:val="19"/>
-              </w:rPr>
-              <w:t>第 4 小节：2018 年新规长期降低了高质押公司的崩盘风险，但「一刀切」监管使其市场价值下降</w:t>
-            </w:r>
-          </w:p>
-        </w:tc>
-        <w:tc>
-          <w:tcPr>
-            <w:tcW w:type="dxa" w:w="2409"/>
-          </w:tcPr>
-          <w:p>
-            <w:pPr>
-              <w:spacing w:after="0"/>
-            </w:pPr>
-            <w:r/>
-            <w:r>
-              <w:rPr>
-                <w:rFonts w:ascii="Times New Roman" w:hAnsi="Times New Roman" w:eastAsia="SimSun"/>
-                <w:b w:val="0"/>
-                <w:sz w:val="19"/>
-              </w:rPr>
-              <w:t>✅ 页码 182-196 取自梁芳凝和庞世明（2024）原文的参考文献表</w:t>
-            </w:r>
-          </w:p>
-        </w:tc>
-      </w:tr>
-    </w:tbl>
-    <w:p/>
-    <w:p>
-      <w:r>
-        <w:rPr>
-          <w:rFonts w:ascii="Times New Roman" w:hAnsi="Times New Roman" w:eastAsia="SimSun"/>
-          <w:b/>
-          <w:sz w:val="21"/>
-        </w:rPr>
-        <w:t>据此改写的判断</w:t>
-      </w:r>
-      <w:r>
-        <w:rPr>
-          <w:rFonts w:ascii="Times New Roman" w:hAnsi="Times New Roman" w:eastAsia="SimSun"/>
-          <w:b w:val="0"/>
-          <w:sz w:val="21"/>
-        </w:rPr>
-        <w:t>：文献综述第 4 小节原来写「尚未见有研究以 2018 年股票质押新规为外生冲击」，这一说法不准确。现已改为：以 2018 年新规为冲击的研究主要关注崩盘风险与公司价值（连玉君和刘畅，2021；Su 和 Alexiou，2023），尚未见有研究考察新规对</w:t>
-      </w:r>
-      <w:r>
-        <w:rPr>
-          <w:rFonts w:ascii="Times New Roman" w:hAnsi="Times New Roman" w:eastAsia="SimSun"/>
-          <w:b/>
-          <w:sz w:val="21"/>
-        </w:rPr>
-        <w:t>现金持有</w:t>
-      </w:r>
-      <w:r>
-        <w:rPr>
-          <w:rFonts w:ascii="Times New Roman" w:hAnsi="Times New Roman" w:eastAsia="SimSun"/>
-          <w:b w:val="0"/>
-          <w:sz w:val="21"/>
-        </w:rPr>
-        <w:t>的影响。本文的边际贡献仍然成立。</w:t>
-      </w:r>
-    </w:p>
-    <w:p>
-      <w:r>
-        <w:rPr>
-          <w:rFonts w:ascii="Times New Roman" w:hAnsi="Times New Roman" w:eastAsia="SimSun"/>
-          <w:b/>
-          <w:sz w:val="21"/>
-        </w:rPr>
-        <w:t>检索到但没有加入的</w:t>
-      </w:r>
-      <w:r>
-        <w:rPr>
-          <w:rFonts w:ascii="Times New Roman" w:hAnsi="Times New Roman" w:eastAsia="SimSun"/>
-          <w:b w:val="0"/>
-          <w:sz w:val="21"/>
-        </w:rPr>
-        <w:t>：李瑞涛、李传宪、郭世俊《消失的就业：控股股东质押股票贷款的劳动力市场后果》（《财经研究》2024 年第 9 期），卷号、页码未能核实，且与本文主题关系不大；谭志东等（2022）《数字化转型的价值：基于企业现金持有的视角》（《财经研究》48(3)：64-78），题录已核实，但未能核实其结论方向，暂不引用。</w:t>
-      </w:r>
-    </w:p>
-    <w:p>
-      <w:pPr>
-        <w:spacing w:before="200" w:after="120"/>
-      </w:pPr>
-      <w:r>
-        <w:rPr>
-          <w:rFonts w:ascii="Times New Roman" w:hAnsi="Times New Roman" w:eastAsia="SimSun"/>
-          <w:b/>
-          <w:sz w:val="23"/>
-        </w:rPr>
-        <w:t>第八轮：按你提供的原文新增的质押新规文献（4 条）</w:t>
-      </w:r>
-    </w:p>
-    <w:p>
-      <w:r>
-        <w:rPr>
-          <w:rFonts w:ascii="Times New Roman" w:hAnsi="Times New Roman" w:eastAsia="SimSun"/>
-          <w:b w:val="0"/>
-          <w:sz w:val="21"/>
-        </w:rPr>
-        <w:t>你发来的 4 篇 PDF 中，3 篇研究 2018 年新规，已加入；另从其参考文献表中找到 1 篇，已联网核实后加入。题录均取自原文版面（页眉、页码、DOI）。</w:t>
-      </w:r>
-    </w:p>
-    <w:tbl>
-      <w:tblPr>
-        <w:tblStyle w:val="TableGrid"/>
-        <w:tblW w:type="auto" w:w="0"/>
-        <w:jc w:val="center"/>
-        <w:tblLook w:firstColumn="1" w:firstRow="1" w:lastColumn="0" w:lastRow="0" w:noHBand="0" w:noVBand="1" w:val="04A0"/>
-      </w:tblPr>
-      <w:tblGrid>
-        <w:gridCol w:w="2409"/>
-        <w:gridCol w:w="2409"/>
-        <w:gridCol w:w="2409"/>
-        <w:gridCol w:w="2409"/>
-      </w:tblGrid>
-      <w:tr>
-        <w:tc>
-          <w:tcPr>
-            <w:tcW w:type="dxa" w:w="2409"/>
-            <w:shd w:val="clear" w:color="auto" w:fill="E7E6E6"/>
-          </w:tcPr>
-          <w:p>
-            <w:pPr>
-              <w:spacing w:after="0"/>
-            </w:pPr>
-            <w:r/>
-            <w:r>
-              <w:rPr>
-                <w:rFonts w:ascii="Times New Roman" w:hAnsi="Times New Roman" w:eastAsia="SimSun"/>
-                <w:b/>
-                <w:sz w:val="19"/>
-              </w:rPr>
-              <w:t>序号</w:t>
-            </w:r>
-          </w:p>
-        </w:tc>
-        <w:tc>
-          <w:tcPr>
-            <w:tcW w:type="dxa" w:w="2409"/>
-            <w:shd w:val="clear" w:color="auto" w:fill="E7E6E6"/>
-          </w:tcPr>
-          <w:p>
-            <w:pPr>
-              <w:spacing w:after="0"/>
-            </w:pPr>
-            <w:r/>
-            <w:r>
-              <w:rPr>
-                <w:rFonts w:ascii="Times New Roman" w:hAnsi="Times New Roman" w:eastAsia="SimSun"/>
-                <w:b/>
-                <w:sz w:val="19"/>
-              </w:rPr>
-              <w:t>文献</w:t>
-            </w:r>
-          </w:p>
-        </w:tc>
-        <w:tc>
-          <w:tcPr>
-            <w:tcW w:type="dxa" w:w="2409"/>
-            <w:shd w:val="clear" w:color="auto" w:fill="E7E6E6"/>
-          </w:tcPr>
-          <w:p>
-            <w:pPr>
-              <w:spacing w:after="0"/>
-            </w:pPr>
-            <w:r/>
-            <w:r>
-              <w:rPr>
-                <w:rFonts w:ascii="Times New Roman" w:hAnsi="Times New Roman" w:eastAsia="SimSun"/>
-                <w:b/>
-                <w:sz w:val="19"/>
-              </w:rPr>
-              <w:t>研究设计与结论</w:t>
-            </w:r>
-          </w:p>
-        </w:tc>
-        <w:tc>
-          <w:tcPr>
-            <w:tcW w:type="dxa" w:w="2409"/>
-            <w:shd w:val="clear" w:color="auto" w:fill="E7E6E6"/>
-          </w:tcPr>
-          <w:p>
-            <w:pPr>
-              <w:spacing w:after="0"/>
-            </w:pPr>
-            <w:r/>
-            <w:r>
-              <w:rPr>
-                <w:rFonts w:ascii="Times New Roman" w:hAnsi="Times New Roman" w:eastAsia="SimSun"/>
-                <w:b/>
-                <w:sz w:val="19"/>
-              </w:rPr>
-              <w:t>核查依据</w:t>
-            </w:r>
-          </w:p>
-        </w:tc>
-      </w:tr>
-      <w:tr>
-        <w:tc>
-          <w:tcPr>
-            <w:tcW w:type="dxa" w:w="2409"/>
-          </w:tcPr>
-          <w:p>
-            <w:pPr>
-              <w:spacing w:after="0"/>
-            </w:pPr>
-            <w:r/>
-            <w:r>
-              <w:rPr>
-                <w:rFonts w:ascii="Times New Roman" w:hAnsi="Times New Roman" w:eastAsia="SimSun"/>
-                <w:b w:val="0"/>
-                <w:sz w:val="19"/>
-              </w:rPr>
-              <w:t>[54]</w:t>
-            </w:r>
-          </w:p>
-        </w:tc>
-        <w:tc>
-          <w:tcPr>
-            <w:tcW w:type="dxa" w:w="2409"/>
-          </w:tcPr>
-          <w:p>
-            <w:pPr>
-              <w:spacing w:after="0"/>
-            </w:pPr>
-            <w:r/>
-            <w:r>
-              <w:rPr>
-                <w:rFonts w:ascii="Times New Roman" w:hAnsi="Times New Roman" w:eastAsia="SimSun"/>
-                <w:b w:val="0"/>
-                <w:sz w:val="19"/>
-              </w:rPr>
-              <w:t>熊海芳，谭袁月，王志强．股权质押比例限制与股票市场稳定：基于「质押新规」的自然实验．财贸经济，2020，41(7)：114-129</w:t>
-            </w:r>
-          </w:p>
-        </w:tc>
-        <w:tc>
-          <w:tcPr>
-            <w:tcW w:type="dxa" w:w="2409"/>
-          </w:tcPr>
-          <w:p>
-            <w:pPr>
-              <w:spacing w:after="0"/>
-            </w:pPr>
-            <w:r/>
-            <w:r>
-              <w:rPr>
-                <w:rFonts w:ascii="Times New Roman" w:hAnsi="Times New Roman" w:eastAsia="SimSun"/>
-                <w:b w:val="0"/>
-                <w:sz w:val="19"/>
-              </w:rPr>
-              <w:t>以新规中「单只股票整体质押比例不超过 50%」的限制为自然实验，考察其对股票市场稳定的影响</w:t>
-            </w:r>
-          </w:p>
-        </w:tc>
-        <w:tc>
-          <w:tcPr>
-            <w:tcW w:type="dxa" w:w="2409"/>
-          </w:tcPr>
-          <w:p>
-            <w:pPr>
-              <w:spacing w:after="0"/>
-            </w:pPr>
-            <w:r/>
-            <w:r>
-              <w:rPr>
-                <w:rFonts w:ascii="Times New Roman" w:hAnsi="Times New Roman" w:eastAsia="SimSun"/>
-                <w:b w:val="0"/>
-                <w:sz w:val="19"/>
-              </w:rPr>
-              <w:t>✅ 见于梁芳凝和庞世明（2024）参考文献表，并经东北财经大学官网核实。正文只按题目概括，</w:t>
-            </w:r>
-            <w:r>
-              <w:rPr>
-                <w:rFonts w:ascii="Times New Roman" w:hAnsi="Times New Roman" w:eastAsia="SimSun"/>
-                <w:b/>
-                <w:sz w:val="19"/>
-              </w:rPr>
-              <w:t>没有读过原文，写正文前建议下载细读</w:t>
-            </w:r>
-          </w:p>
-        </w:tc>
-      </w:tr>
-      <w:tr>
-        <w:tc>
-          <w:tcPr>
-            <w:tcW w:type="dxa" w:w="2409"/>
-          </w:tcPr>
-          <w:p>
-            <w:pPr>
-              <w:spacing w:after="0"/>
-            </w:pPr>
-            <w:r/>
-            <w:r>
-              <w:rPr>
-                <w:rFonts w:ascii="Times New Roman" w:hAnsi="Times New Roman" w:eastAsia="SimSun"/>
-                <w:b w:val="0"/>
-                <w:sz w:val="19"/>
-              </w:rPr>
-              <w:t>[62]</w:t>
-            </w:r>
-          </w:p>
-        </w:tc>
-        <w:tc>
-          <w:tcPr>
-            <w:tcW w:type="dxa" w:w="2409"/>
-          </w:tcPr>
-          <w:p>
-            <w:pPr>
-              <w:spacing w:after="0"/>
-            </w:pPr>
-            <w:r/>
-            <w:r>
-              <w:rPr>
-                <w:rFonts w:ascii="Times New Roman" w:hAnsi="Times New Roman" w:eastAsia="SimSun"/>
-                <w:b w:val="0"/>
-                <w:sz w:val="19"/>
-              </w:rPr>
-              <w:t>何熙琼，刘昊，顾湘．「股权质押新规」能抑制上市公司控股股东的私利侵占行为吗．会计研究，2023(6)：99-117</w:t>
-            </w:r>
-          </w:p>
-        </w:tc>
-        <w:tc>
-          <w:tcPr>
-            <w:tcW w:type="dxa" w:w="2409"/>
-          </w:tcPr>
-          <w:p>
-            <w:pPr>
-              <w:spacing w:after="0"/>
-            </w:pPr>
-            <w:r/>
-            <w:r>
-              <w:rPr>
-                <w:rFonts w:ascii="Times New Roman" w:hAnsi="Times New Roman" w:eastAsia="SimSun"/>
-                <w:b w:val="0"/>
-                <w:sz w:val="19"/>
-              </w:rPr>
-              <w:t>2007—2020 年；处理组为新规前后控股股东均有质押的公司，对照组为从未质押的公司；DID＝当期质押比例 × 新规后；侵占用关联交易／总资产衡量。新规通过降低两权分离度和盈余管理抑制了私利侵占</w:t>
-            </w:r>
-          </w:p>
-        </w:tc>
-        <w:tc>
-          <w:tcPr>
-            <w:tcW w:type="dxa" w:w="2409"/>
-          </w:tcPr>
-          <w:p>
-            <w:pPr>
-              <w:spacing w:after="0"/>
-            </w:pPr>
-            <w:r/>
-            <w:r>
-              <w:rPr>
-                <w:rFonts w:ascii="Times New Roman" w:hAnsi="Times New Roman" w:eastAsia="SimSun"/>
-                <w:b w:val="0"/>
-                <w:sz w:val="19"/>
-              </w:rPr>
-              <w:t>✅ 原文 PDF（19 页，版面页码 99—117），另见孙伟艳和肖琼（2026）、梁芳凝和庞世明（2024）引用</w:t>
-            </w:r>
-          </w:p>
-        </w:tc>
-      </w:tr>
-      <w:tr>
-        <w:tc>
-          <w:tcPr>
-            <w:tcW w:type="dxa" w:w="2409"/>
-          </w:tcPr>
-          <w:p>
-            <w:pPr>
-              <w:spacing w:after="0"/>
-            </w:pPr>
-            <w:r/>
-            <w:r>
-              <w:rPr>
-                <w:rFonts w:ascii="Times New Roman" w:hAnsi="Times New Roman" w:eastAsia="SimSun"/>
-                <w:b w:val="0"/>
-                <w:sz w:val="19"/>
-              </w:rPr>
-              <w:t>[63]</w:t>
-            </w:r>
-          </w:p>
-        </w:tc>
-        <w:tc>
-          <w:tcPr>
-            <w:tcW w:type="dxa" w:w="2409"/>
-          </w:tcPr>
-          <w:p>
-            <w:pPr>
-              <w:spacing w:after="0"/>
-            </w:pPr>
-            <w:r/>
-            <w:r>
-              <w:rPr>
-                <w:rFonts w:ascii="Times New Roman" w:hAnsi="Times New Roman" w:eastAsia="SimSun"/>
-                <w:b w:val="0"/>
-                <w:sz w:val="19"/>
-              </w:rPr>
-              <w:t>梁芳凝，庞世明．「质押新规」能够降低企业的盈余管理吗？中国软科学，2024(S1)：216-224</w:t>
-            </w:r>
-          </w:p>
-        </w:tc>
-        <w:tc>
-          <w:tcPr>
-            <w:tcW w:type="dxa" w:w="2409"/>
-          </w:tcPr>
-          <w:p>
-            <w:pPr>
-              <w:spacing w:after="0"/>
-            </w:pPr>
-            <w:r/>
-            <w:r>
-              <w:rPr>
-                <w:rFonts w:ascii="Times New Roman" w:hAnsi="Times New Roman" w:eastAsia="SimSun"/>
-                <w:b w:val="0"/>
-                <w:sz w:val="19"/>
-              </w:rPr>
-              <w:t>2011—2023 年；与何熙琼等相同的分组与 DID 设定；新规显著降低真实与应计盈余管理，非国企、高质押率公司更显著</w:t>
-            </w:r>
-          </w:p>
-        </w:tc>
-        <w:tc>
-          <w:tcPr>
-            <w:tcW w:type="dxa" w:w="2409"/>
-          </w:tcPr>
-          <w:p>
-            <w:pPr>
-              <w:spacing w:after="0"/>
-            </w:pPr>
-            <w:r/>
-            <w:r>
-              <w:rPr>
-                <w:rFonts w:ascii="Times New Roman" w:hAnsi="Times New Roman" w:eastAsia="SimSun"/>
-                <w:b w:val="0"/>
-                <w:sz w:val="19"/>
-              </w:rPr>
-              <w:t>✅ 原文 PDF（页眉「中国软科学增刊（上）」，页码 216—224）。注意是</w:t>
-            </w:r>
-            <w:r>
-              <w:rPr>
-                <w:rFonts w:ascii="Times New Roman" w:hAnsi="Times New Roman" w:eastAsia="SimSun"/>
-                <w:b/>
-                <w:sz w:val="19"/>
-              </w:rPr>
-              <w:t>增刊</w:t>
-            </w:r>
-            <w:r>
-              <w:rPr>
-                <w:rFonts w:ascii="Times New Roman" w:hAnsi="Times New Roman" w:eastAsia="SimSun"/>
-                <w:b w:val="0"/>
-                <w:sz w:val="19"/>
-              </w:rPr>
-              <w:t>，部分学校不把增刊算作核心期刊论文</w:t>
-            </w:r>
-          </w:p>
-        </w:tc>
-      </w:tr>
-      <w:tr>
-        <w:tc>
-          <w:tcPr>
-            <w:tcW w:type="dxa" w:w="2409"/>
-          </w:tcPr>
-          <w:p>
-            <w:pPr>
-              <w:spacing w:after="0"/>
-            </w:pPr>
-            <w:r/>
-            <w:r>
-              <w:rPr>
-                <w:rFonts w:ascii="Times New Roman" w:hAnsi="Times New Roman" w:eastAsia="SimSun"/>
-                <w:b w:val="0"/>
-                <w:sz w:val="19"/>
-              </w:rPr>
-              <w:t>[67]</w:t>
-            </w:r>
-          </w:p>
-        </w:tc>
-        <w:tc>
-          <w:tcPr>
-            <w:tcW w:type="dxa" w:w="2409"/>
-          </w:tcPr>
-          <w:p>
-            <w:pPr>
-              <w:spacing w:after="0"/>
-            </w:pPr>
-            <w:r/>
-            <w:r>
-              <w:rPr>
-                <w:rFonts w:ascii="Times New Roman" w:hAnsi="Times New Roman" w:eastAsia="SimSun"/>
-                <w:b w:val="0"/>
-                <w:sz w:val="19"/>
-              </w:rPr>
-              <w:t>孙伟艳，肖琼．「股权质押新规」能抑制企业盈余管理行为吗？财会通讯，2026(3)：83-87，92</w:t>
-            </w:r>
-          </w:p>
-        </w:tc>
-        <w:tc>
-          <w:tcPr>
-            <w:tcW w:type="dxa" w:w="2409"/>
-          </w:tcPr>
-          <w:p>
-            <w:pPr>
-              <w:spacing w:after="0"/>
-            </w:pPr>
-            <w:r/>
-            <w:r>
-              <w:rPr>
-                <w:rFonts w:ascii="Times New Roman" w:hAnsi="Times New Roman" w:eastAsia="SimSun"/>
-                <w:b w:val="0"/>
-                <w:sz w:val="19"/>
-              </w:rPr>
-              <w:t>2014—2023 年；新规显著抑制盈余管理，机制为提高信息披露质量、降低两权分离度</w:t>
-            </w:r>
-          </w:p>
-        </w:tc>
-        <w:tc>
-          <w:tcPr>
-            <w:tcW w:type="dxa" w:w="2409"/>
-          </w:tcPr>
-          <w:p>
-            <w:pPr>
-              <w:spacing w:after="0"/>
-            </w:pPr>
-            <w:r/>
-            <w:r>
-              <w:rPr>
-                <w:rFonts w:ascii="Times New Roman" w:hAnsi="Times New Roman" w:eastAsia="SimSun"/>
-                <w:b w:val="0"/>
-                <w:sz w:val="19"/>
-              </w:rPr>
-              <w:t>✅ 原文 PDF（DOI 10.16144/j.cnki.issn1002-8072.2026.03.015，页码 83—87，转 92）</w:t>
-            </w:r>
-          </w:p>
-        </w:tc>
-      </w:tr>
-    </w:tbl>
-    <w:p/>
-    <w:p>
-      <w:r>
-        <w:rPr>
-          <w:rFonts w:ascii="Times New Roman" w:hAnsi="Times New Roman" w:eastAsia="SimSun"/>
-          <w:b/>
-          <w:sz w:val="21"/>
-        </w:rPr>
-        <w:t>没有加入的</w:t>
-      </w:r>
-      <w:r>
-        <w:rPr>
-          <w:rFonts w:ascii="Times New Roman" w:hAnsi="Times New Roman" w:eastAsia="SimSun"/>
-          <w:b w:val="0"/>
-          <w:sz w:val="21"/>
-        </w:rPr>
-        <w:t>：</w:t>
-      </w:r>
-    </w:p>
-    <w:p>
-      <w:pPr>
-        <w:ind w:left="340" w:hanging="227"/>
-      </w:pPr>
-      <w:r>
-        <w:rPr>
-          <w:rFonts w:ascii="Times New Roman" w:hAnsi="Times New Roman" w:eastAsia="SimSun"/>
-          <w:b w:val="0"/>
-          <w:sz w:val="21"/>
-        </w:rPr>
-        <w:t>• 刘卓然和鞠荣华《大股东减持、股权质押对股票收益率的影响研究》（中国证券期货，2024(4)：45-52）。研究的是减持新规和质押率对股票收益率的影响，没有涉及质押新规，与本文关系不大。</w:t>
-      </w:r>
-    </w:p>
-    <w:p>
-      <w:pPr>
-        <w:ind w:left="340" w:hanging="227"/>
-      </w:pPr>
-      <w:r>
-        <w:rPr>
-          <w:rFonts w:ascii="Times New Roman" w:hAnsi="Times New Roman" w:eastAsia="SimSun"/>
-          <w:b w:val="0"/>
-          <w:sz w:val="21"/>
-        </w:rPr>
-        <w:t>• 叶蓓《监管新规与股权质押上市公司投资效率》（企业经济，2024，43(8)：28-39）。见于梁芳凝和庞世明（2024）的参考文献表，未另行核实；如需可以补上。</w:t>
-      </w:r>
-    </w:p>
-    <w:p>
-      <w:r>
-        <w:rPr>
-          <w:rFonts w:ascii="Times New Roman" w:hAnsi="Times New Roman" w:eastAsia="SimSun"/>
-          <w:b/>
-          <w:sz w:val="21"/>
-        </w:rPr>
-        <w:t>对本文 DID 设计的启发</w:t>
-      </w:r>
-      <w:r>
-        <w:rPr>
-          <w:rFonts w:ascii="Times New Roman" w:hAnsi="Times New Roman" w:eastAsia="SimSun"/>
-          <w:b w:val="0"/>
-          <w:sz w:val="21"/>
-        </w:rPr>
-        <w:t>（已写入综述第 4 小节末段）：</w:t>
-      </w:r>
-    </w:p>
-    <w:p>
-      <w:pPr>
-        <w:ind w:left="340" w:hanging="227"/>
-      </w:pPr>
-      <w:r>
-        <w:rPr>
-          <w:rFonts w:ascii="Times New Roman" w:hAnsi="Times New Roman" w:eastAsia="SimSun"/>
-          <w:b w:val="0"/>
-          <w:sz w:val="21"/>
-        </w:rPr>
-        <w:t>• 上述国内研究都以</w:t>
-      </w:r>
-      <w:r>
-        <w:rPr>
-          <w:rFonts w:ascii="Times New Roman" w:hAnsi="Times New Roman" w:eastAsia="SimSun"/>
-          <w:b/>
-          <w:sz w:val="21"/>
-        </w:rPr>
-        <w:t>当期</w:t>
-      </w:r>
-      <w:r>
-        <w:rPr>
-          <w:rFonts w:ascii="Times New Roman" w:hAnsi="Times New Roman" w:eastAsia="SimSun"/>
-          <w:b w:val="0"/>
-          <w:sz w:val="21"/>
-        </w:rPr>
-        <w:t>质押比例 × 新规后度量处理强度，但当期质押比例本身会被新规压低。本文用新规前（2016—2017 年）的平均质押比例，可以避免这个问题，这是本文设计上的改进。</w:t>
-      </w:r>
-    </w:p>
-    <w:p>
-      <w:pPr>
-        <w:ind w:left="340" w:hanging="227"/>
-      </w:pPr>
-      <w:r>
-        <w:rPr>
-          <w:rFonts w:ascii="Times New Roman" w:hAnsi="Times New Roman" w:eastAsia="SimSun"/>
-          <w:b w:val="0"/>
-          <w:sz w:val="21"/>
-        </w:rPr>
-        <w:t>• 这些研究都没有专门处理 2018 年的同期冲击（资管新规、下半年股市大跌）。它们只做了平行趋势、PSM 和时间安慰剂检验，本文可以在这一点上做得更细。</w:t>
-      </w:r>
-    </w:p>
-    <w:p>
-      <w:pPr>
-        <w:ind w:left="340" w:hanging="227"/>
-      </w:pPr>
-      <w:r>
-        <w:rPr>
-          <w:rFonts w:ascii="Times New Roman" w:hAnsi="Times New Roman" w:eastAsia="SimSun"/>
-          <w:b w:val="0"/>
-          <w:sz w:val="21"/>
-        </w:rPr>
-        <w:t>• 何熙琼等（2023）发现新规抑制了掏空。如果掏空渠道成立，新规后高质押公司的现金应当相对上升。本文 DID 的简化式不显著，与「掏空渠道证据较弱」的结论一致。</w:t>
-      </w:r>
-    </w:p>
-    <w:p>
-      <w:pPr>
-        <w:spacing w:before="200" w:after="120"/>
-      </w:pPr>
-      <w:r>
-        <w:rPr>
-          <w:rFonts w:ascii="Times New Roman" w:hAnsi="Times New Roman" w:eastAsia="SimSun"/>
-          <w:b/>
-          <w:sz w:val="26"/>
-        </w:rPr>
-        <w:t>五、正文中的政策文件与其他引用</w:t>
+        <w:t>四、正文中的政策文件与其他引用</w:t>
       </w:r>
     </w:p>
     <w:tbl>
@@ -4886,6 +3020,518 @@
           <w:b/>
           <w:sz w:val="26"/>
         </w:rPr>
+        <w:t>五、精简时删除的 17 条</w:t>
+      </w:r>
+    </w:p>
+    <w:p>
+      <w:r>
+        <w:rPr>
+          <w:rFonts w:ascii="Times New Roman" w:hAnsi="Times New Roman" w:eastAsia="SimSun"/>
+          <w:b w:val="0"/>
+          <w:sz w:val="21"/>
+        </w:rPr>
+        <w:t>为把参考文献控制在 50 条左右，按以下顺序删除，正文中对应的句子已一并删改：</w:t>
+      </w:r>
+    </w:p>
+    <w:tbl>
+      <w:tblPr>
+        <w:tblStyle w:val="TableGrid"/>
+        <w:tblW w:type="auto" w:w="0"/>
+        <w:jc w:val="center"/>
+        <w:tblLook w:firstColumn="1" w:firstRow="1" w:lastColumn="0" w:lastRow="0" w:noHBand="0" w:noVBand="1" w:val="04A0"/>
+      </w:tblPr>
+      <w:tblGrid>
+        <w:gridCol w:w="3213"/>
+        <w:gridCol w:w="3213"/>
+        <w:gridCol w:w="3213"/>
+      </w:tblGrid>
+      <w:tr>
+        <w:tc>
+          <w:tcPr>
+            <w:tcW w:type="dxa" w:w="3213"/>
+            <w:shd w:val="clear" w:color="auto" w:fill="E7E6E6"/>
+          </w:tcPr>
+          <w:p>
+            <w:pPr>
+              <w:spacing w:after="0"/>
+            </w:pPr>
+            <w:r/>
+            <w:r>
+              <w:rPr>
+                <w:rFonts w:ascii="Times New Roman" w:hAnsi="Times New Roman" w:eastAsia="SimSun"/>
+                <w:b/>
+                <w:sz w:val="19"/>
+              </w:rPr>
+              <w:t>删除原因</w:t>
+            </w:r>
+          </w:p>
+        </w:tc>
+        <w:tc>
+          <w:tcPr>
+            <w:tcW w:type="dxa" w:w="3213"/>
+            <w:shd w:val="clear" w:color="auto" w:fill="E7E6E6"/>
+          </w:tcPr>
+          <w:p>
+            <w:pPr>
+              <w:spacing w:after="0"/>
+            </w:pPr>
+            <w:r/>
+            <w:r>
+              <w:rPr>
+                <w:rFonts w:ascii="Times New Roman" w:hAnsi="Times New Roman" w:eastAsia="SimSun"/>
+                <w:b/>
+                <w:sz w:val="19"/>
+              </w:rPr>
+              <w:t>文献</w:t>
+            </w:r>
+          </w:p>
+        </w:tc>
+        <w:tc>
+          <w:tcPr>
+            <w:tcW w:type="dxa" w:w="3213"/>
+            <w:shd w:val="clear" w:color="auto" w:fill="E7E6E6"/>
+          </w:tcPr>
+          <w:p>
+            <w:pPr>
+              <w:spacing w:after="0"/>
+            </w:pPr>
+            <w:r/>
+            <w:r>
+              <w:rPr>
+                <w:rFonts w:ascii="Times New Roman" w:hAnsi="Times New Roman" w:eastAsia="SimSun"/>
+                <w:b/>
+                <w:sz w:val="19"/>
+              </w:rPr>
+              <w:t>正文处理</w:t>
+            </w:r>
+          </w:p>
+        </w:tc>
+      </w:tr>
+      <w:tr>
+        <w:tc>
+          <w:tcPr>
+            <w:tcW w:type="dxa" w:w="3213"/>
+          </w:tcPr>
+          <w:p>
+            <w:pPr>
+              <w:spacing w:after="0"/>
+            </w:pPr>
+            <w:r/>
+            <w:r>
+              <w:rPr>
+                <w:rFonts w:ascii="Times New Roman" w:hAnsi="Times New Roman" w:eastAsia="SimSun"/>
+                <w:b w:val="0"/>
+                <w:sz w:val="19"/>
+              </w:rPr>
+              <w:t>检索不到，可能不存在</w:t>
+            </w:r>
+          </w:p>
+        </w:tc>
+        <w:tc>
+          <w:tcPr>
+            <w:tcW w:type="dxa" w:w="3213"/>
+          </w:tcPr>
+          <w:p>
+            <w:pPr>
+              <w:spacing w:after="0"/>
+            </w:pPr>
+            <w:r/>
+            <w:r>
+              <w:rPr>
+                <w:rFonts w:ascii="Times New Roman" w:hAnsi="Times New Roman" w:eastAsia="SimSun"/>
+                <w:b w:val="0"/>
+                <w:sz w:val="19"/>
+              </w:rPr>
+              <w:t>柯艳蓉等（2020）国际金融研究；余明桂等（2021）财会月刊；刘强等（2025）当代经济科学</w:t>
+            </w:r>
+          </w:p>
+        </w:tc>
+        <w:tc>
+          <w:tcPr>
+            <w:tcW w:type="dxa" w:w="3213"/>
+          </w:tcPr>
+          <w:p>
+            <w:pPr>
+              <w:spacing w:after="0"/>
+            </w:pPr>
+            <w:r/>
+            <w:r>
+              <w:rPr>
+                <w:rFonts w:ascii="Times New Roman" w:hAnsi="Times New Roman" w:eastAsia="SimSun"/>
+                <w:b w:val="0"/>
+                <w:sz w:val="19"/>
+              </w:rPr>
+              <w:t>删去相应句子；「按质押资金投向划分」的检验改为参照 Pan 和 Qian（2024）</w:t>
+            </w:r>
+          </w:p>
+        </w:tc>
+      </w:tr>
+      <w:tr>
+        <w:tc>
+          <w:tcPr>
+            <w:tcW w:type="dxa" w:w="3213"/>
+          </w:tcPr>
+          <w:p>
+            <w:pPr>
+              <w:spacing w:after="0"/>
+            </w:pPr>
+            <w:r/>
+            <w:r>
+              <w:rPr>
+                <w:rFonts w:ascii="Times New Roman" w:hAnsi="Times New Roman" w:eastAsia="SimSun"/>
+                <w:b w:val="0"/>
+                <w:sz w:val="19"/>
+              </w:rPr>
+              <w:t>正文概括可能与原文不符</w:t>
+            </w:r>
+          </w:p>
+        </w:tc>
+        <w:tc>
+          <w:tcPr>
+            <w:tcW w:type="dxa" w:w="3213"/>
+          </w:tcPr>
+          <w:p>
+            <w:pPr>
+              <w:spacing w:after="0"/>
+            </w:pPr>
+            <w:r/>
+            <w:r>
+              <w:rPr>
+                <w:rFonts w:ascii="Times New Roman" w:hAnsi="Times New Roman" w:eastAsia="SimSun"/>
+                <w:b w:val="0"/>
+                <w:sz w:val="19"/>
+              </w:rPr>
+              <w:t>苏治等（2023）会计研究</w:t>
+            </w:r>
+          </w:p>
+        </w:tc>
+        <w:tc>
+          <w:tcPr>
+            <w:tcW w:type="dxa" w:w="3213"/>
+          </w:tcPr>
+          <w:p>
+            <w:pPr>
+              <w:spacing w:after="0"/>
+            </w:pPr>
+            <w:r/>
+            <w:r>
+              <w:rPr>
+                <w:rFonts w:ascii="Times New Roman" w:hAnsi="Times New Roman" w:eastAsia="SimSun"/>
+                <w:b w:val="0"/>
+                <w:sz w:val="19"/>
+              </w:rPr>
+              <w:t>同上</w:t>
+            </w:r>
+          </w:p>
+        </w:tc>
+      </w:tr>
+      <w:tr>
+        <w:tc>
+          <w:tcPr>
+            <w:tcW w:type="dxa" w:w="3213"/>
+          </w:tcPr>
+          <w:p>
+            <w:pPr>
+              <w:spacing w:after="0"/>
+            </w:pPr>
+            <w:r/>
+            <w:r>
+              <w:rPr>
+                <w:rFonts w:ascii="Times New Roman" w:hAnsi="Times New Roman" w:eastAsia="SimSun"/>
+                <w:b w:val="0"/>
+                <w:sz w:val="19"/>
+              </w:rPr>
+              <w:t>上一轮新增、可有可无</w:t>
+            </w:r>
+          </w:p>
+        </w:tc>
+        <w:tc>
+          <w:tcPr>
+            <w:tcW w:type="dxa" w:w="3213"/>
+          </w:tcPr>
+          <w:p>
+            <w:pPr>
+              <w:spacing w:after="0"/>
+            </w:pPr>
+            <w:r/>
+            <w:r>
+              <w:rPr>
+                <w:rFonts w:ascii="Times New Roman" w:hAnsi="Times New Roman" w:eastAsia="SimSun"/>
+                <w:b w:val="0"/>
+                <w:sz w:val="19"/>
+              </w:rPr>
+              <w:t>Cheng 等（2021）、Shi 等（2023）、Hou 和 Lu（2024）、He 等（2022）</w:t>
+            </w:r>
+          </w:p>
+        </w:tc>
+        <w:tc>
+          <w:tcPr>
+            <w:tcW w:type="dxa" w:w="3213"/>
+          </w:tcPr>
+          <w:p>
+            <w:pPr>
+              <w:spacing w:after="0"/>
+            </w:pPr>
+            <w:r/>
+            <w:r>
+              <w:rPr>
+                <w:rFonts w:ascii="Times New Roman" w:hAnsi="Times New Roman" w:eastAsia="SimSun"/>
+                <w:b w:val="0"/>
+                <w:sz w:val="19"/>
+              </w:rPr>
+              <w:t>删去综述第 2、3 小节相应句子</w:t>
+            </w:r>
+          </w:p>
+        </w:tc>
+      </w:tr>
+      <w:tr>
+        <w:tc>
+          <w:tcPr>
+            <w:tcW w:type="dxa" w:w="3213"/>
+          </w:tcPr>
+          <w:p>
+            <w:pPr>
+              <w:spacing w:after="0"/>
+            </w:pPr>
+            <w:r/>
+            <w:r>
+              <w:rPr>
+                <w:rFonts w:ascii="Times New Roman" w:hAnsi="Times New Roman" w:eastAsia="SimSun"/>
+                <w:b w:val="0"/>
+                <w:sz w:val="19"/>
+              </w:rPr>
+              <w:t>增刊，与孙伟艳和肖琼（2026）内容重复</w:t>
+            </w:r>
+          </w:p>
+        </w:tc>
+        <w:tc>
+          <w:tcPr>
+            <w:tcW w:type="dxa" w:w="3213"/>
+          </w:tcPr>
+          <w:p>
+            <w:pPr>
+              <w:spacing w:after="0"/>
+            </w:pPr>
+            <w:r/>
+            <w:r>
+              <w:rPr>
+                <w:rFonts w:ascii="Times New Roman" w:hAnsi="Times New Roman" w:eastAsia="SimSun"/>
+                <w:b w:val="0"/>
+                <w:sz w:val="19"/>
+              </w:rPr>
+              <w:t>梁芳凝和庞世明（2024）中国软科学增刊</w:t>
+            </w:r>
+          </w:p>
+        </w:tc>
+        <w:tc>
+          <w:tcPr>
+            <w:tcW w:type="dxa" w:w="3213"/>
+          </w:tcPr>
+          <w:p>
+            <w:pPr>
+              <w:spacing w:after="0"/>
+            </w:pPr>
+            <w:r/>
+            <w:r>
+              <w:rPr>
+                <w:rFonts w:ascii="Times New Roman" w:hAnsi="Times New Roman" w:eastAsia="SimSun"/>
+                <w:b w:val="0"/>
+                <w:sz w:val="19"/>
+              </w:rPr>
+              <w:t>删去</w:t>
+            </w:r>
+          </w:p>
+        </w:tc>
+      </w:tr>
+      <w:tr>
+        <w:tc>
+          <w:tcPr>
+            <w:tcW w:type="dxa" w:w="3213"/>
+          </w:tcPr>
+          <w:p>
+            <w:pPr>
+              <w:spacing w:after="0"/>
+            </w:pPr>
+            <w:r/>
+            <w:r>
+              <w:rPr>
+                <w:rFonts w:ascii="Times New Roman" w:hAnsi="Times New Roman" w:eastAsia="SimSun"/>
+                <w:b w:val="0"/>
+                <w:sz w:val="19"/>
+              </w:rPr>
+              <w:t>正文只提一句、与主线关系弱</w:t>
+            </w:r>
+          </w:p>
+        </w:tc>
+        <w:tc>
+          <w:tcPr>
+            <w:tcW w:type="dxa" w:w="3213"/>
+          </w:tcPr>
+          <w:p>
+            <w:pPr>
+              <w:spacing w:after="0"/>
+            </w:pPr>
+            <w:r/>
+            <w:r>
+              <w:rPr>
+                <w:rFonts w:ascii="Times New Roman" w:hAnsi="Times New Roman" w:eastAsia="SimSun"/>
+                <w:b w:val="0"/>
+                <w:sz w:val="19"/>
+              </w:rPr>
+              <w:t>Fazzari 等（1988）、Chen 和 Hu（2007）、Guo 等（2021）、柯艳蓉和李玉敏（2019）、周孝华和王诗意（2022）</w:t>
+            </w:r>
+          </w:p>
+        </w:tc>
+        <w:tc>
+          <w:tcPr>
+            <w:tcW w:type="dxa" w:w="3213"/>
+          </w:tcPr>
+          <w:p>
+            <w:pPr>
+              <w:spacing w:after="0"/>
+            </w:pPr>
+            <w:r/>
+            <w:r>
+              <w:rPr>
+                <w:rFonts w:ascii="Times New Roman" w:hAnsi="Times New Roman" w:eastAsia="SimSun"/>
+                <w:b w:val="0"/>
+                <w:sz w:val="19"/>
+              </w:rPr>
+              <w:t>删去相应短语或句子</w:t>
+            </w:r>
+          </w:p>
+        </w:tc>
+      </w:tr>
+      <w:tr>
+        <w:tc>
+          <w:tcPr>
+            <w:tcW w:type="dxa" w:w="3213"/>
+          </w:tcPr>
+          <w:p>
+            <w:pPr>
+              <w:spacing w:after="0"/>
+            </w:pPr>
+            <w:r/>
+            <w:r>
+              <w:rPr>
+                <w:rFonts w:ascii="Times New Roman" w:hAnsi="Times New Roman" w:eastAsia="SimSun"/>
+                <w:b w:val="0"/>
+                <w:sz w:val="19"/>
+              </w:rPr>
+              <w:t>页码与合作作者未能核实</w:t>
+            </w:r>
+          </w:p>
+        </w:tc>
+        <w:tc>
+          <w:tcPr>
+            <w:tcW w:type="dxa" w:w="3213"/>
+          </w:tcPr>
+          <w:p>
+            <w:pPr>
+              <w:spacing w:after="0"/>
+            </w:pPr>
+            <w:r/>
+            <w:r>
+              <w:rPr>
+                <w:rFonts w:ascii="Times New Roman" w:hAnsi="Times New Roman" w:eastAsia="SimSun"/>
+                <w:b w:val="0"/>
+                <w:sz w:val="19"/>
+              </w:rPr>
+              <w:t>郑登津等（2026）会计研究</w:t>
+            </w:r>
+          </w:p>
+        </w:tc>
+        <w:tc>
+          <w:tcPr>
+            <w:tcW w:type="dxa" w:w="3213"/>
+          </w:tcPr>
+          <w:p>
+            <w:pPr>
+              <w:spacing w:after="0"/>
+            </w:pPr>
+            <w:r/>
+            <w:r>
+              <w:rPr>
+                <w:rFonts w:ascii="Times New Roman" w:hAnsi="Times New Roman" w:eastAsia="SimSun"/>
+                <w:b w:val="0"/>
+                <w:sz w:val="19"/>
+              </w:rPr>
+              <w:t>删去</w:t>
+            </w:r>
+          </w:p>
+        </w:tc>
+      </w:tr>
+      <w:tr>
+        <w:tc>
+          <w:tcPr>
+            <w:tcW w:type="dxa" w:w="3213"/>
+          </w:tcPr>
+          <w:p>
+            <w:pPr>
+              <w:spacing w:after="0"/>
+            </w:pPr>
+            <w:r/>
+            <w:r>
+              <w:rPr>
+                <w:rFonts w:ascii="Times New Roman" w:hAnsi="Times New Roman" w:eastAsia="SimSun"/>
+                <w:b w:val="0"/>
+                <w:sz w:val="19"/>
+              </w:rPr>
+              <w:t>计量方法文献重复</w:t>
+            </w:r>
+          </w:p>
+        </w:tc>
+        <w:tc>
+          <w:tcPr>
+            <w:tcW w:type="dxa" w:w="3213"/>
+          </w:tcPr>
+          <w:p>
+            <w:pPr>
+              <w:spacing w:after="0"/>
+            </w:pPr>
+            <w:r/>
+            <w:r>
+              <w:rPr>
+                <w:rFonts w:ascii="Times New Roman" w:hAnsi="Times New Roman" w:eastAsia="SimSun"/>
+                <w:b w:val="0"/>
+                <w:sz w:val="19"/>
+              </w:rPr>
+              <w:t>Sun 和 Abraham（2021）、de Chaisemartin 和 D'Haultfœuille（2020）</w:t>
+            </w:r>
+          </w:p>
+        </w:tc>
+        <w:tc>
+          <w:tcPr>
+            <w:tcW w:type="dxa" w:w="3213"/>
+          </w:tcPr>
+          <w:p>
+            <w:pPr>
+              <w:spacing w:after="0"/>
+            </w:pPr>
+            <w:r/>
+            <w:r>
+              <w:rPr>
+                <w:rFonts w:ascii="Times New Roman" w:hAnsi="Times New Roman" w:eastAsia="SimSun"/>
+                <w:b w:val="0"/>
+                <w:sz w:val="19"/>
+              </w:rPr>
+              <w:t>交错 DID 只保留 Goodman-Bacon（2021）与 Callaway 和 Sant'Anna（2021）</w:t>
+            </w:r>
+          </w:p>
+        </w:tc>
+      </w:tr>
+    </w:tbl>
+    <w:p/>
+    <w:p>
+      <w:pPr>
+        <w:spacing w:before="200" w:after="120"/>
+      </w:pPr>
+      <w:r>
+        <w:rPr>
+          <w:rFonts w:ascii="Times New Roman" w:hAnsi="Times New Roman" w:eastAsia="SimSun"/>
+          <w:b/>
+          <w:sz w:val="26"/>
+        </w:rPr>
         <w:t>六、主要检索来源</w:t>
       </w:r>
     </w:p>
@@ -4990,7 +3636,7 @@
           <w:b w:val="0"/>
           <w:sz w:val="21"/>
         </w:rPr>
-        <w:t>• [11] Su 等：</w:t>
+        <w:t>• [9] Graham 和 Leary：</w:t>
       </w:r>
       <w:hyperlink r:id="rId13">
         <w:r>
@@ -5000,26 +3646,7 @@
             <w:u w:val="single"/>
             <w:sz w:val="21"/>
           </w:rPr>
-          <w:t xml:space="preserve">Wiley</w:t>
-        </w:r>
-      </w:hyperlink>
-      <w:r>
-        <w:rPr>
-          <w:rFonts w:ascii="Times New Roman" w:hAnsi="Times New Roman" w:eastAsia="SimSun"/>
-          <w:b w:val="0"/>
-          <w:sz w:val="21"/>
-        </w:rPr>
-        <w:t>、</w:t>
-      </w:r>
-      <w:hyperlink r:id="rId14">
-        <w:r>
-          <w:rPr>
-            <w:rFonts w:ascii="Times New Roman" w:hAnsi="Times New Roman" w:eastAsia="SimSun"/>
-            <w:color w:val="1F4E79"/>
-            <w:u w:val="single"/>
-            <w:sz w:val="21"/>
-          </w:rPr>
-          <w:t xml:space="preserve">RePEc</w:t>
+          <w:t xml:space="preserve">Oxford Academic</w:t>
         </w:r>
       </w:hyperlink>
     </w:p>
@@ -5033,9 +3660,9 @@
           <w:b w:val="0"/>
           <w:sz w:val="21"/>
         </w:rPr>
-        <w:t>• [23] Chen 和 Hu：</w:t>
+        <w:t>• [10] Su 等：</w:t>
       </w:r>
-      <w:hyperlink r:id="rId15">
+      <w:hyperlink r:id="rId14">
         <w:r>
           <w:rPr>
             <w:rFonts w:ascii="Times New Roman" w:hAnsi="Times New Roman" w:eastAsia="SimSun"/>
@@ -5043,26 +3670,7 @@
             <w:u w:val="single"/>
             <w:sz w:val="21"/>
           </w:rPr>
-          <w:t xml:space="preserve">Taylor &amp; Francis</w:t>
-        </w:r>
-      </w:hyperlink>
-      <w:r>
-        <w:rPr>
-          <w:rFonts w:ascii="Times New Roman" w:hAnsi="Times New Roman" w:eastAsia="SimSun"/>
-          <w:b w:val="0"/>
-          <w:sz w:val="21"/>
-        </w:rPr>
-        <w:t>、</w:t>
-      </w:r>
-      <w:hyperlink r:id="rId16">
-        <w:r>
-          <w:rPr>
-            <w:rFonts w:ascii="Times New Roman" w:hAnsi="Times New Roman" w:eastAsia="SimSun"/>
-            <w:color w:val="1F4E79"/>
-            <w:u w:val="single"/>
-            <w:sz w:val="21"/>
-          </w:rPr>
-          <w:t xml:space="preserve">RePEc</w:t>
+          <w:t xml:space="preserve">Wiley</w:t>
         </w:r>
       </w:hyperlink>
     </w:p>
@@ -5076,52 +3684,9 @@
           <w:b w:val="0"/>
           <w:sz w:val="21"/>
         </w:rPr>
-        <w:t>• [24] Chan 等：</w:t>
+        <w:t>• [20] Chan 等：</w:t>
       </w:r>
-      <w:hyperlink r:id="rId17">
-        <w:r>
-          <w:rPr>
-            <w:rFonts w:ascii="Times New Roman" w:hAnsi="Times New Roman" w:eastAsia="SimSun"/>
-            <w:color w:val="1F4E79"/>
-            <w:u w:val="single"/>
-            <w:sz w:val="21"/>
-          </w:rPr>
-          <w:t xml:space="preserve">ScienceDirect</w:t>
-        </w:r>
-      </w:hyperlink>
-      <w:r>
-        <w:rPr>
-          <w:rFonts w:ascii="Times New Roman" w:hAnsi="Times New Roman" w:eastAsia="SimSun"/>
-          <w:b w:val="0"/>
-          <w:sz w:val="21"/>
-        </w:rPr>
-        <w:t>、</w:t>
-      </w:r>
-      <w:hyperlink r:id="rId18">
-        <w:r>
-          <w:rPr>
-            <w:rFonts w:ascii="Times New Roman" w:hAnsi="Times New Roman" w:eastAsia="SimSun"/>
-            <w:color w:val="1F4E79"/>
-            <w:u w:val="single"/>
-            <w:sz w:val="21"/>
-          </w:rPr>
-          <w:t xml:space="preserve">EconPapers</w:t>
-        </w:r>
-      </w:hyperlink>
-    </w:p>
-    <w:p>
-      <w:pPr>
-        <w:ind w:left="340" w:hanging="227"/>
-      </w:pPr>
-      <w:r>
-        <w:rPr>
-          <w:rFonts w:ascii="Times New Roman" w:hAnsi="Times New Roman" w:eastAsia="SimSun"/>
-          <w:b w:val="0"/>
-          <w:sz w:val="21"/>
-        </w:rPr>
-        <w:t>• [25] Wang 和 Chou：</w:t>
-      </w:r>
-      <w:hyperlink r:id="rId19">
+      <w:hyperlink r:id="rId15">
         <w:r>
           <w:rPr>
             <w:rFonts w:ascii="Times New Roman" w:hAnsi="Times New Roman" w:eastAsia="SimSun"/>
@@ -5143,9 +3708,9 @@
           <w:b w:val="0"/>
           <w:sz w:val="21"/>
         </w:rPr>
-        <w:t>• [28] Li 等：</w:t>
+        <w:t>• [21] Wang 和 Chou：</w:t>
       </w:r>
-      <w:hyperlink r:id="rId20">
+      <w:hyperlink r:id="rId16">
         <w:r>
           <w:rPr>
             <w:rFonts w:ascii="Times New Roman" w:hAnsi="Times New Roman" w:eastAsia="SimSun"/>
@@ -5167,9 +3732,9 @@
           <w:b w:val="0"/>
           <w:sz w:val="21"/>
         </w:rPr>
-        <w:t>• [30] Guo 等：</w:t>
+        <w:t>• [24] Li 等：</w:t>
       </w:r>
-      <w:hyperlink r:id="rId21">
+      <w:hyperlink r:id="rId17">
         <w:r>
           <w:rPr>
             <w:rFonts w:ascii="Times New Roman" w:hAnsi="Times New Roman" w:eastAsia="SimSun"/>
@@ -5177,26 +3742,7 @@
             <w:u w:val="single"/>
             <w:sz w:val="21"/>
           </w:rPr>
-          <w:t xml:space="preserve">Wiley</w:t>
-        </w:r>
-      </w:hyperlink>
-      <w:r>
-        <w:rPr>
-          <w:rFonts w:ascii="Times New Roman" w:hAnsi="Times New Roman" w:eastAsia="SimSun"/>
-          <w:b w:val="0"/>
-          <w:sz w:val="21"/>
-        </w:rPr>
-        <w:t>、</w:t>
-      </w:r>
-      <w:hyperlink r:id="rId22">
-        <w:r>
-          <w:rPr>
-            <w:rFonts w:ascii="Times New Roman" w:hAnsi="Times New Roman" w:eastAsia="SimSun"/>
-            <w:color w:val="1F4E79"/>
-            <w:u w:val="single"/>
-            <w:sz w:val="21"/>
-          </w:rPr>
-          <w:t xml:space="preserve">RePEc</w:t>
+          <w:t xml:space="preserve">ScienceDirect</w:t>
         </w:r>
       </w:hyperlink>
     </w:p>
@@ -5210,9 +3756,9 @@
           <w:b w:val="0"/>
           <w:sz w:val="21"/>
         </w:rPr>
-        <w:t>• [34] Pan 和 Qian：</w:t>
+        <w:t>• [25] Su 和 Alexiou：</w:t>
       </w:r>
-      <w:hyperlink r:id="rId23">
+      <w:hyperlink r:id="rId18">
         <w:r>
           <w:rPr>
             <w:rFonts w:ascii="Times New Roman" w:hAnsi="Times New Roman" w:eastAsia="SimSun"/>
@@ -5220,26 +3766,7 @@
             <w:u w:val="single"/>
             <w:sz w:val="21"/>
           </w:rPr>
-          <w:t xml:space="preserve">Oxford Academic</w:t>
-        </w:r>
-      </w:hyperlink>
-      <w:r>
-        <w:rPr>
-          <w:rFonts w:ascii="Times New Roman" w:hAnsi="Times New Roman" w:eastAsia="SimSun"/>
-          <w:b w:val="0"/>
-          <w:sz w:val="21"/>
-        </w:rPr>
-        <w:t>、</w:t>
-      </w:r>
-      <w:hyperlink r:id="rId24">
-        <w:r>
-          <w:rPr>
-            <w:rFonts w:ascii="Times New Roman" w:hAnsi="Times New Roman" w:eastAsia="SimSun"/>
-            <w:color w:val="1F4E79"/>
-            <w:u w:val="single"/>
-            <w:sz w:val="21"/>
-          </w:rPr>
-          <w:t xml:space="preserve">RePEc</w:t>
+          <w:t xml:space="preserve">Wiley</w:t>
         </w:r>
       </w:hyperlink>
     </w:p>
@@ -5253,9 +3780,33 @@
           <w:b w:val="0"/>
           <w:sz w:val="21"/>
         </w:rPr>
-        <w:t>• [40] 郑国坚等：</w:t>
+        <w:t>• [26] Pan 和 Qian：</w:t>
       </w:r>
-      <w:hyperlink r:id="rId25">
+      <w:hyperlink r:id="rId19">
+        <w:r>
+          <w:rPr>
+            <w:rFonts w:ascii="Times New Roman" w:hAnsi="Times New Roman" w:eastAsia="SimSun"/>
+            <w:color w:val="1F4E79"/>
+            <w:u w:val="single"/>
+            <w:sz w:val="21"/>
+          </w:rPr>
+          <w:t xml:space="preserve">Oxford Academic</w:t>
+        </w:r>
+      </w:hyperlink>
+    </w:p>
+    <w:p>
+      <w:pPr>
+        <w:ind w:left="340" w:hanging="227"/>
+      </w:pPr>
+      <w:r>
+        <w:rPr>
+          <w:rFonts w:ascii="Times New Roman" w:hAnsi="Times New Roman" w:eastAsia="SimSun"/>
+          <w:b w:val="0"/>
+          <w:sz w:val="21"/>
+        </w:rPr>
+        <w:t>• [31] 郑国坚等：</w:t>
+      </w:r>
+      <w:hyperlink r:id="rId20">
         <w:r>
           <w:rPr>
             <w:rFonts w:ascii="Times New Roman" w:hAnsi="Times New Roman" w:eastAsia="SimSun"/>
@@ -5277,9 +3828,9 @@
           <w:b w:val="0"/>
           <w:sz w:val="21"/>
         </w:rPr>
-        <w:t>• [48] 廖珂等：</w:t>
+        <w:t>• [39] 廖珂等：</w:t>
       </w:r>
-      <w:hyperlink r:id="rId26">
+      <w:hyperlink r:id="rId21">
         <w:r>
           <w:rPr>
             <w:rFonts w:ascii="Times New Roman" w:hAnsi="Times New Roman" w:eastAsia="SimSun"/>
@@ -5301,9 +3852,9 @@
           <w:b w:val="0"/>
           <w:sz w:val="21"/>
         </w:rPr>
-        <w:t>• [53] 胡聪慧等：</w:t>
+        <w:t>• [42] 胡聪慧等：</w:t>
       </w:r>
-      <w:hyperlink r:id="rId27">
+      <w:hyperlink r:id="rId22">
         <w:r>
           <w:rPr>
             <w:rFonts w:ascii="Times New Roman" w:hAnsi="Times New Roman" w:eastAsia="SimSun"/>
@@ -5325,9 +3876,9 @@
           <w:b w:val="0"/>
           <w:sz w:val="21"/>
         </w:rPr>
-        <w:t>• [55] 史永东等：</w:t>
+        <w:t>• [43] 熊海芳等：</w:t>
       </w:r>
-      <w:hyperlink r:id="rId28">
+      <w:hyperlink r:id="rId23">
         <w:r>
           <w:rPr>
             <w:rFonts w:ascii="Times New Roman" w:hAnsi="Times New Roman" w:eastAsia="SimSun"/>
@@ -5349,9 +3900,57 @@
           <w:b w:val="0"/>
           <w:sz w:val="21"/>
         </w:rPr>
-        <w:t>• [59] 毛捷和管星华：</w:t>
+        <w:t>• [44] 史永东等：</w:t>
       </w:r>
-      <w:hyperlink r:id="rId29">
+      <w:hyperlink r:id="rId24">
+        <w:r>
+          <w:rPr>
+            <w:rFonts w:ascii="Times New Roman" w:hAnsi="Times New Roman" w:eastAsia="SimSun"/>
+            <w:color w:val="1F4E79"/>
+            <w:u w:val="single"/>
+            <w:sz w:val="21"/>
+          </w:rPr>
+          <w:t xml:space="preserve">东北财经大学</w:t>
+        </w:r>
+      </w:hyperlink>
+    </w:p>
+    <w:p>
+      <w:pPr>
+        <w:ind w:left="340" w:hanging="227"/>
+      </w:pPr>
+      <w:r>
+        <w:rPr>
+          <w:rFonts w:ascii="Times New Roman" w:hAnsi="Times New Roman" w:eastAsia="SimSun"/>
+          <w:b w:val="0"/>
+          <w:sz w:val="21"/>
+        </w:rPr>
+        <w:t>• [46] 连玉君和刘畅：</w:t>
+      </w:r>
+      <w:hyperlink r:id="rId25">
+        <w:r>
+          <w:rPr>
+            <w:rFonts w:ascii="Times New Roman" w:hAnsi="Times New Roman" w:eastAsia="SimSun"/>
+            <w:color w:val="1F4E79"/>
+            <w:u w:val="single"/>
+            <w:sz w:val="21"/>
+          </w:rPr>
+          <w:t xml:space="preserve">连玉君个人主页</w:t>
+        </w:r>
+      </w:hyperlink>
+    </w:p>
+    <w:p>
+      <w:pPr>
+        <w:ind w:left="340" w:hanging="227"/>
+      </w:pPr>
+      <w:r>
+        <w:rPr>
+          <w:rFonts w:ascii="Times New Roman" w:hAnsi="Times New Roman" w:eastAsia="SimSun"/>
+          <w:b w:val="0"/>
+          <w:sz w:val="21"/>
+        </w:rPr>
+        <w:t>• [47] 毛捷和管星华：</w:t>
+      </w:r>
+      <w:hyperlink r:id="rId26">
         <w:r>
           <w:rPr>
             <w:rFonts w:ascii="Times New Roman" w:hAnsi="Times New Roman" w:eastAsia="SimSun"/>
@@ -5373,33 +3972,9 @@
           <w:b w:val="0"/>
           <w:sz w:val="21"/>
         </w:rPr>
-        <w:t>• [60] 周孝华和王诗意：</w:t>
+        <w:t>• [49] 杨国超等：</w:t>
       </w:r>
-      <w:hyperlink r:id="rId30">
-        <w:r>
-          <w:rPr>
-            <w:rFonts w:ascii="Times New Roman" w:hAnsi="Times New Roman" w:eastAsia="SimSun"/>
-            <w:color w:val="1F4E79"/>
-            <w:u w:val="single"/>
-            <w:sz w:val="21"/>
-          </w:rPr>
-          <w:t xml:space="preserve">财经研究</w:t>
-        </w:r>
-      </w:hyperlink>
-    </w:p>
-    <w:p>
-      <w:pPr>
-        <w:ind w:left="340" w:hanging="227"/>
-      </w:pPr>
-      <w:r>
-        <w:rPr>
-          <w:rFonts w:ascii="Times New Roman" w:hAnsi="Times New Roman" w:eastAsia="SimSun"/>
-          <w:b w:val="0"/>
-          <w:sz w:val="21"/>
-        </w:rPr>
-        <w:t>• [65] 杨国超等：</w:t>
-      </w:r>
-      <w:hyperlink r:id="rId31">
+      <w:hyperlink r:id="rId27">
         <w:r>
           <w:rPr>
             <w:rFonts w:ascii="Times New Roman" w:hAnsi="Times New Roman" w:eastAsia="SimSun"/>
@@ -5408,331 +3983,6 @@
             <w:sz w:val="21"/>
           </w:rPr>
           <w:t xml:space="preserve">马克数据网《管理世界》2025 年第 12 期目录</w:t>
-        </w:r>
-      </w:hyperlink>
-    </w:p>
-    <w:p>
-      <w:pPr>
-        <w:ind w:left="340" w:hanging="227"/>
-      </w:pPr>
-      <w:r>
-        <w:rPr>
-          <w:rFonts w:ascii="Times New Roman" w:hAnsi="Times New Roman" w:eastAsia="SimSun"/>
-          <w:b w:val="0"/>
-          <w:sz w:val="21"/>
-        </w:rPr>
-        <w:t>• [64] 的相近替代文献：</w:t>
-      </w:r>
-      <w:hyperlink r:id="rId32">
-        <w:r>
-          <w:rPr>
-            <w:rFonts w:ascii="Times New Roman" w:hAnsi="Times New Roman" w:eastAsia="SimSun"/>
-            <w:color w:val="1F4E79"/>
-            <w:u w:val="single"/>
-            <w:sz w:val="21"/>
-          </w:rPr>
-          <w:t xml:space="preserve">财经研究</w:t>
-        </w:r>
-      </w:hyperlink>
-    </w:p>
-    <w:p>
-      <w:pPr>
-        <w:ind w:left="340" w:hanging="227"/>
-      </w:pPr>
-      <w:r>
-        <w:rPr>
-          <w:rFonts w:ascii="Times New Roman" w:hAnsi="Times New Roman" w:eastAsia="SimSun"/>
-          <w:b w:val="0"/>
-          <w:sz w:val="21"/>
-        </w:rPr>
-        <w:t>• [10] Graham 和 Leary：</w:t>
-      </w:r>
-      <w:hyperlink r:id="rId33">
-        <w:r>
-          <w:rPr>
-            <w:rFonts w:ascii="Times New Roman" w:hAnsi="Times New Roman" w:eastAsia="SimSun"/>
-            <w:color w:val="1F4E79"/>
-            <w:u w:val="single"/>
-            <w:sz w:val="21"/>
-          </w:rPr>
-          <w:t xml:space="preserve">Oxford Academic</w:t>
-        </w:r>
-      </w:hyperlink>
-      <w:r>
-        <w:rPr>
-          <w:rFonts w:ascii="Times New Roman" w:hAnsi="Times New Roman" w:eastAsia="SimSun"/>
-          <w:b w:val="0"/>
-          <w:sz w:val="21"/>
-        </w:rPr>
-        <w:t>、</w:t>
-      </w:r>
-      <w:hyperlink r:id="rId34">
-        <w:r>
-          <w:rPr>
-            <w:rFonts w:ascii="Times New Roman" w:hAnsi="Times New Roman" w:eastAsia="SimSun"/>
-            <w:color w:val="1F4E79"/>
-            <w:u w:val="single"/>
-            <w:sz w:val="21"/>
-          </w:rPr>
-          <w:t xml:space="preserve">NBER</w:t>
-        </w:r>
-      </w:hyperlink>
-    </w:p>
-    <w:p>
-      <w:pPr>
-        <w:ind w:left="340" w:hanging="227"/>
-      </w:pPr>
-      <w:r>
-        <w:rPr>
-          <w:rFonts w:ascii="Times New Roman" w:hAnsi="Times New Roman" w:eastAsia="SimSun"/>
-          <w:b w:val="0"/>
-          <w:sz w:val="21"/>
-        </w:rPr>
-        <w:t>• [29] Cheng 等：</w:t>
-      </w:r>
-      <w:hyperlink r:id="rId35">
-        <w:r>
-          <w:rPr>
-            <w:rFonts w:ascii="Times New Roman" w:hAnsi="Times New Roman" w:eastAsia="SimSun"/>
-            <w:color w:val="1F4E79"/>
-            <w:u w:val="single"/>
-            <w:sz w:val="21"/>
-          </w:rPr>
-          <w:t xml:space="preserve">Wiley</w:t>
-        </w:r>
-      </w:hyperlink>
-      <w:r>
-        <w:rPr>
-          <w:rFonts w:ascii="Times New Roman" w:hAnsi="Times New Roman" w:eastAsia="SimSun"/>
-          <w:b w:val="0"/>
-          <w:sz w:val="21"/>
-        </w:rPr>
-        <w:t>、</w:t>
-      </w:r>
-      <w:hyperlink r:id="rId36">
-        <w:r>
-          <w:rPr>
-            <w:rFonts w:ascii="Times New Roman" w:hAnsi="Times New Roman" w:eastAsia="SimSun"/>
-            <w:color w:val="1F4E79"/>
-            <w:u w:val="single"/>
-            <w:sz w:val="21"/>
-          </w:rPr>
-          <w:t xml:space="preserve">RePEc</w:t>
-        </w:r>
-      </w:hyperlink>
-    </w:p>
-    <w:p>
-      <w:pPr>
-        <w:ind w:left="340" w:hanging="227"/>
-      </w:pPr>
-      <w:r>
-        <w:rPr>
-          <w:rFonts w:ascii="Times New Roman" w:hAnsi="Times New Roman" w:eastAsia="SimSun"/>
-          <w:b w:val="0"/>
-          <w:sz w:val="21"/>
-        </w:rPr>
-        <w:t>• [31] He 等：</w:t>
-      </w:r>
-      <w:hyperlink r:id="rId37">
-        <w:r>
-          <w:rPr>
-            <w:rFonts w:ascii="Times New Roman" w:hAnsi="Times New Roman" w:eastAsia="SimSun"/>
-            <w:color w:val="1F4E79"/>
-            <w:u w:val="single"/>
-            <w:sz w:val="21"/>
-          </w:rPr>
-          <w:t xml:space="preserve">NBER</w:t>
-        </w:r>
-      </w:hyperlink>
-      <w:r>
-        <w:rPr>
-          <w:rFonts w:ascii="Times New Roman" w:hAnsi="Times New Roman" w:eastAsia="SimSun"/>
-          <w:b w:val="0"/>
-          <w:sz w:val="21"/>
-        </w:rPr>
-        <w:t>、</w:t>
-      </w:r>
-      <w:hyperlink r:id="rId38">
-        <w:r>
-          <w:rPr>
-            <w:rFonts w:ascii="Times New Roman" w:hAnsi="Times New Roman" w:eastAsia="SimSun"/>
-            <w:color w:val="1F4E79"/>
-            <w:u w:val="single"/>
-            <w:sz w:val="21"/>
-          </w:rPr>
-          <w:t xml:space="preserve">SSRN</w:t>
-        </w:r>
-      </w:hyperlink>
-    </w:p>
-    <w:p>
-      <w:pPr>
-        <w:ind w:left="340" w:hanging="227"/>
-      </w:pPr>
-      <w:r>
-        <w:rPr>
-          <w:rFonts w:ascii="Times New Roman" w:hAnsi="Times New Roman" w:eastAsia="SimSun"/>
-          <w:b w:val="0"/>
-          <w:sz w:val="21"/>
-        </w:rPr>
-        <w:t>• [32] Shi 等：</w:t>
-      </w:r>
-      <w:hyperlink r:id="rId39">
-        <w:r>
-          <w:rPr>
-            <w:rFonts w:ascii="Times New Roman" w:hAnsi="Times New Roman" w:eastAsia="SimSun"/>
-            <w:color w:val="1F4E79"/>
-            <w:u w:val="single"/>
-            <w:sz w:val="21"/>
-          </w:rPr>
-          <w:t xml:space="preserve">ScienceDirect</w:t>
-        </w:r>
-      </w:hyperlink>
-      <w:r>
-        <w:rPr>
-          <w:rFonts w:ascii="Times New Roman" w:hAnsi="Times New Roman" w:eastAsia="SimSun"/>
-          <w:b w:val="0"/>
-          <w:sz w:val="21"/>
-        </w:rPr>
-        <w:t>、</w:t>
-      </w:r>
-      <w:hyperlink r:id="rId40">
-        <w:r>
-          <w:rPr>
-            <w:rFonts w:ascii="Times New Roman" w:hAnsi="Times New Roman" w:eastAsia="SimSun"/>
-            <w:color w:val="1F4E79"/>
-            <w:u w:val="single"/>
-            <w:sz w:val="21"/>
-          </w:rPr>
-          <w:t xml:space="preserve">RePEc</w:t>
-        </w:r>
-      </w:hyperlink>
-    </w:p>
-    <w:p>
-      <w:pPr>
-        <w:ind w:left="340" w:hanging="227"/>
-      </w:pPr>
-      <w:r>
-        <w:rPr>
-          <w:rFonts w:ascii="Times New Roman" w:hAnsi="Times New Roman" w:eastAsia="SimSun"/>
-          <w:b w:val="0"/>
-          <w:sz w:val="21"/>
-        </w:rPr>
-        <w:t>• [33] Su 和 Alexiou：</w:t>
-      </w:r>
-      <w:hyperlink r:id="rId41">
-        <w:r>
-          <w:rPr>
-            <w:rFonts w:ascii="Times New Roman" w:hAnsi="Times New Roman" w:eastAsia="SimSun"/>
-            <w:color w:val="1F4E79"/>
-            <w:u w:val="single"/>
-            <w:sz w:val="21"/>
-          </w:rPr>
-          <w:t xml:space="preserve">Wiley</w:t>
-        </w:r>
-      </w:hyperlink>
-      <w:r>
-        <w:rPr>
-          <w:rFonts w:ascii="Times New Roman" w:hAnsi="Times New Roman" w:eastAsia="SimSun"/>
-          <w:b w:val="0"/>
-          <w:sz w:val="21"/>
-        </w:rPr>
-        <w:t>、</w:t>
-      </w:r>
-      <w:hyperlink r:id="rId42">
-        <w:r>
-          <w:rPr>
-            <w:rFonts w:ascii="Times New Roman" w:hAnsi="Times New Roman" w:eastAsia="SimSun"/>
-            <w:color w:val="1F4E79"/>
-            <w:u w:val="single"/>
-            <w:sz w:val="21"/>
-          </w:rPr>
-          <w:t xml:space="preserve">RePEc</w:t>
-        </w:r>
-      </w:hyperlink>
-    </w:p>
-    <w:p>
-      <w:pPr>
-        <w:ind w:left="340" w:hanging="227"/>
-      </w:pPr>
-      <w:r>
-        <w:rPr>
-          <w:rFonts w:ascii="Times New Roman" w:hAnsi="Times New Roman" w:eastAsia="SimSun"/>
-          <w:b w:val="0"/>
-          <w:sz w:val="21"/>
-        </w:rPr>
-        <w:t>• [35] Hou 和 Lu：</w:t>
-      </w:r>
-      <w:hyperlink r:id="rId43">
-        <w:r>
-          <w:rPr>
-            <w:rFonts w:ascii="Times New Roman" w:hAnsi="Times New Roman" w:eastAsia="SimSun"/>
-            <w:color w:val="1F4E79"/>
-            <w:u w:val="single"/>
-            <w:sz w:val="21"/>
-          </w:rPr>
-          <w:t xml:space="preserve">ScienceDirect</w:t>
-        </w:r>
-      </w:hyperlink>
-      <w:r>
-        <w:rPr>
-          <w:rFonts w:ascii="Times New Roman" w:hAnsi="Times New Roman" w:eastAsia="SimSun"/>
-          <w:b w:val="0"/>
-          <w:sz w:val="21"/>
-        </w:rPr>
-        <w:t>、</w:t>
-      </w:r>
-      <w:hyperlink r:id="rId44">
-        <w:r>
-          <w:rPr>
-            <w:rFonts w:ascii="Times New Roman" w:hAnsi="Times New Roman" w:eastAsia="SimSun"/>
-            <w:color w:val="1F4E79"/>
-            <w:u w:val="single"/>
-            <w:sz w:val="21"/>
-          </w:rPr>
-          <w:t xml:space="preserve">RePEc</w:t>
-        </w:r>
-      </w:hyperlink>
-    </w:p>
-    <w:p>
-      <w:pPr>
-        <w:ind w:left="340" w:hanging="227"/>
-      </w:pPr>
-      <w:r>
-        <w:rPr>
-          <w:rFonts w:ascii="Times New Roman" w:hAnsi="Times New Roman" w:eastAsia="SimSun"/>
-          <w:b w:val="0"/>
-          <w:sz w:val="21"/>
-        </w:rPr>
-        <w:t>• [58] 连玉君和刘畅：</w:t>
-      </w:r>
-      <w:hyperlink r:id="rId45">
-        <w:r>
-          <w:rPr>
-            <w:rFonts w:ascii="Times New Roman" w:hAnsi="Times New Roman" w:eastAsia="SimSun"/>
-            <w:color w:val="1F4E79"/>
-            <w:u w:val="single"/>
-            <w:sz w:val="21"/>
-          </w:rPr>
-          <w:t xml:space="preserve">连玉君个人主页（岭南学院）</w:t>
-        </w:r>
-      </w:hyperlink>
-      <w:r>
-        <w:rPr>
-          <w:rFonts w:ascii="Times New Roman" w:hAnsi="Times New Roman" w:eastAsia="SimSun"/>
-          <w:b w:val="0"/>
-          <w:sz w:val="21"/>
-        </w:rPr>
-        <w:t>、</w:t>
-      </w:r>
-      <w:hyperlink r:id="rId46">
-        <w:r>
-          <w:rPr>
-            <w:rFonts w:ascii="Times New Roman" w:hAnsi="Times New Roman" w:eastAsia="SimSun"/>
-            <w:color w:val="1F4E79"/>
-            <w:u w:val="single"/>
-            <w:sz w:val="21"/>
-          </w:rPr>
-          <w:t xml:space="preserve">原文 PDF</w:t>
         </w:r>
       </w:hyperlink>
     </w:p>
